--- a/Lab4/PTAPZlab4.docx
+++ b/Lab4/PTAPZlab4.docx
@@ -2873,56 +2873,6 @@
     </w:p>
     <w:p>
       <w:pPr>
-        <w:spacing w:after="0"/>
-        <w:ind w:firstLine="709"/>
-        <w:jc w:val="both"/>
-        <w:rPr>
-          <w:rFonts w:ascii="Times New Roman" w:hAnsi="Times New Roman" w:cs="Times New Roman"/>
-          <w:sz w:val="28"/>
-          <w:szCs w:val="28"/>
-        </w:rPr>
-      </w:pPr>
-      <w:proofErr w:type="spellStart"/>
-      <w:r>
-        <w:rPr>
-          <w:rFonts w:ascii="Times New Roman" w:hAnsi="Times New Roman" w:cs="Times New Roman"/>
-          <w:sz w:val="28"/>
-          <w:szCs w:val="28"/>
-        </w:rPr>
-        <w:t>Атрибути</w:t>
-      </w:r>
-      <w:proofErr w:type="spellEnd"/>
-      <w:r>
-        <w:rPr>
-          <w:rFonts w:ascii="Times New Roman" w:hAnsi="Times New Roman" w:cs="Times New Roman"/>
-          <w:sz w:val="28"/>
-          <w:szCs w:val="28"/>
-        </w:rPr>
-        <w:t xml:space="preserve"> </w:t>
-      </w:r>
-      <w:proofErr w:type="spellStart"/>
-      <w:r>
-        <w:rPr>
-          <w:rFonts w:ascii="Times New Roman" w:hAnsi="Times New Roman" w:cs="Times New Roman"/>
-          <w:sz w:val="28"/>
-          <w:szCs w:val="28"/>
-        </w:rPr>
-        <w:t>якості</w:t>
-      </w:r>
-      <w:proofErr w:type="spellEnd"/>
-      <w:r>
-        <w:rPr>
-          <w:rFonts w:ascii="Times New Roman" w:hAnsi="Times New Roman" w:cs="Times New Roman"/>
-          <w:sz w:val="28"/>
-          <w:szCs w:val="28"/>
-        </w:rPr>
-        <w:t xml:space="preserve"> для </w:t>
-      </w:r>
-      <w:bookmarkStart w:id="0" w:name="_GoBack"/>
-      <w:bookmarkEnd w:id="0"/>
-    </w:p>
-    <w:p>
-      <w:pPr>
         <w:tabs>
           <w:tab w:val="left" w:pos="1134"/>
         </w:tabs>
@@ -2935,22 +2885,7340 @@
           <w:szCs w:val="28"/>
         </w:rPr>
       </w:pPr>
-      <w:r>
-        <w:rPr>
-          <w:rFonts w:ascii="Times New Roman" w:hAnsi="Times New Roman" w:cs="Times New Roman"/>
-          <w:sz w:val="28"/>
-          <w:szCs w:val="28"/>
-        </w:rPr>
-        <w:br w:type="page"/>
+      <w:proofErr w:type="spellStart"/>
+      <w:r>
+        <w:rPr>
+          <w:rFonts w:ascii="Times New Roman" w:hAnsi="Times New Roman" w:cs="Times New Roman"/>
+          <w:sz w:val="28"/>
+          <w:szCs w:val="28"/>
+        </w:rPr>
+        <w:t>Застосунок</w:t>
+      </w:r>
+      <w:proofErr w:type="spellEnd"/>
+      <w:r>
+        <w:rPr>
+          <w:rFonts w:ascii="Times New Roman" w:hAnsi="Times New Roman" w:cs="Times New Roman"/>
+          <w:sz w:val="28"/>
+          <w:szCs w:val="28"/>
+        </w:rPr>
+        <w:t xml:space="preserve"> </w:t>
+      </w:r>
+      <w:proofErr w:type="spellStart"/>
+      <w:r>
+        <w:rPr>
+          <w:rFonts w:ascii="Times New Roman" w:hAnsi="Times New Roman" w:cs="Times New Roman"/>
+          <w:sz w:val="28"/>
+          <w:szCs w:val="28"/>
+        </w:rPr>
+        <w:t>реалізовано</w:t>
+      </w:r>
+      <w:proofErr w:type="spellEnd"/>
+      <w:r>
+        <w:rPr>
+          <w:rFonts w:ascii="Times New Roman" w:hAnsi="Times New Roman" w:cs="Times New Roman"/>
+          <w:sz w:val="28"/>
+          <w:szCs w:val="28"/>
+        </w:rPr>
+        <w:t xml:space="preserve"> за </w:t>
+      </w:r>
+      <w:proofErr w:type="spellStart"/>
+      <w:r>
+        <w:rPr>
+          <w:rFonts w:ascii="Times New Roman" w:hAnsi="Times New Roman" w:cs="Times New Roman"/>
+          <w:sz w:val="28"/>
+          <w:szCs w:val="28"/>
+        </w:rPr>
+        <w:t>допомогою</w:t>
+      </w:r>
+      <w:proofErr w:type="spellEnd"/>
+      <w:r>
+        <w:rPr>
+          <w:rFonts w:ascii="Times New Roman" w:hAnsi="Times New Roman" w:cs="Times New Roman"/>
+          <w:sz w:val="28"/>
+          <w:szCs w:val="28"/>
+        </w:rPr>
+        <w:t xml:space="preserve"> </w:t>
+      </w:r>
+      <w:proofErr w:type="spellStart"/>
+      <w:r>
+        <w:rPr>
+          <w:rFonts w:ascii="Times New Roman" w:hAnsi="Times New Roman" w:cs="Times New Roman"/>
+          <w:sz w:val="28"/>
+          <w:szCs w:val="28"/>
+        </w:rPr>
+        <w:t>багаторівневої</w:t>
+      </w:r>
+      <w:proofErr w:type="spellEnd"/>
+      <w:r>
+        <w:rPr>
+          <w:rFonts w:ascii="Times New Roman" w:hAnsi="Times New Roman" w:cs="Times New Roman"/>
+          <w:sz w:val="28"/>
+          <w:szCs w:val="28"/>
+        </w:rPr>
+        <w:t xml:space="preserve"> </w:t>
+      </w:r>
+      <w:proofErr w:type="spellStart"/>
+      <w:r>
+        <w:rPr>
+          <w:rFonts w:ascii="Times New Roman" w:hAnsi="Times New Roman" w:cs="Times New Roman"/>
+          <w:sz w:val="28"/>
+          <w:szCs w:val="28"/>
+        </w:rPr>
+        <w:t>архітектури</w:t>
+      </w:r>
+      <w:proofErr w:type="spellEnd"/>
+      <w:r>
+        <w:rPr>
+          <w:rFonts w:ascii="Times New Roman" w:hAnsi="Times New Roman" w:cs="Times New Roman"/>
+          <w:sz w:val="28"/>
+          <w:szCs w:val="28"/>
+        </w:rPr>
+        <w:t xml:space="preserve"> (</w:t>
+      </w:r>
+      <w:proofErr w:type="spellStart"/>
+      <w:r>
+        <w:rPr>
+          <w:rFonts w:ascii="Times New Roman" w:hAnsi="Times New Roman" w:cs="Times New Roman"/>
+          <w:sz w:val="28"/>
+          <w:szCs w:val="28"/>
+        </w:rPr>
+        <w:t>Layered</w:t>
+      </w:r>
+      <w:proofErr w:type="spellEnd"/>
+      <w:r>
+        <w:rPr>
+          <w:rFonts w:ascii="Times New Roman" w:hAnsi="Times New Roman" w:cs="Times New Roman"/>
+          <w:sz w:val="28"/>
+          <w:szCs w:val="28"/>
+        </w:rPr>
+        <w:t xml:space="preserve"> </w:t>
+      </w:r>
+      <w:proofErr w:type="spellStart"/>
+      <w:r>
+        <w:rPr>
+          <w:rFonts w:ascii="Times New Roman" w:hAnsi="Times New Roman" w:cs="Times New Roman"/>
+          <w:sz w:val="28"/>
+          <w:szCs w:val="28"/>
+        </w:rPr>
+        <w:t>Architecture</w:t>
+      </w:r>
+      <w:proofErr w:type="spellEnd"/>
+      <w:r>
+        <w:rPr>
+          <w:rFonts w:ascii="Times New Roman" w:hAnsi="Times New Roman" w:cs="Times New Roman"/>
+          <w:sz w:val="28"/>
+          <w:szCs w:val="28"/>
+        </w:rPr>
+        <w:t xml:space="preserve">) на </w:t>
+      </w:r>
+      <w:proofErr w:type="spellStart"/>
+      <w:r>
+        <w:rPr>
+          <w:rFonts w:ascii="Times New Roman" w:hAnsi="Times New Roman" w:cs="Times New Roman"/>
+          <w:sz w:val="28"/>
+          <w:szCs w:val="28"/>
+        </w:rPr>
+        <w:t>базі</w:t>
+      </w:r>
+      <w:proofErr w:type="spellEnd"/>
+      <w:r>
+        <w:rPr>
+          <w:rFonts w:ascii="Times New Roman" w:hAnsi="Times New Roman" w:cs="Times New Roman"/>
+          <w:sz w:val="28"/>
+          <w:szCs w:val="28"/>
+        </w:rPr>
+        <w:t xml:space="preserve"> </w:t>
+      </w:r>
+      <w:proofErr w:type="spellStart"/>
+      <w:r>
+        <w:rPr>
+          <w:rFonts w:ascii="Times New Roman" w:hAnsi="Times New Roman" w:cs="Times New Roman"/>
+          <w:sz w:val="28"/>
+          <w:szCs w:val="28"/>
+        </w:rPr>
+        <w:t>фреймворку</w:t>
+      </w:r>
+      <w:proofErr w:type="spellEnd"/>
+      <w:r>
+        <w:rPr>
+          <w:rFonts w:ascii="Times New Roman" w:hAnsi="Times New Roman" w:cs="Times New Roman"/>
+          <w:sz w:val="28"/>
+          <w:szCs w:val="28"/>
+        </w:rPr>
+        <w:t xml:space="preserve"> ASP.NET </w:t>
+      </w:r>
+      <w:proofErr w:type="spellStart"/>
+      <w:r>
+        <w:rPr>
+          <w:rFonts w:ascii="Times New Roman" w:hAnsi="Times New Roman" w:cs="Times New Roman"/>
+          <w:sz w:val="28"/>
+          <w:szCs w:val="28"/>
+        </w:rPr>
+        <w:t>Core</w:t>
+      </w:r>
+      <w:proofErr w:type="spellEnd"/>
+      <w:r>
+        <w:rPr>
+          <w:rFonts w:ascii="Times New Roman" w:hAnsi="Times New Roman" w:cs="Times New Roman"/>
+          <w:sz w:val="28"/>
+          <w:szCs w:val="28"/>
+        </w:rPr>
+        <w:t xml:space="preserve"> </w:t>
+      </w:r>
+      <w:proofErr w:type="spellStart"/>
+      <w:r>
+        <w:rPr>
+          <w:rFonts w:ascii="Times New Roman" w:hAnsi="Times New Roman" w:cs="Times New Roman"/>
+          <w:sz w:val="28"/>
+          <w:szCs w:val="28"/>
+        </w:rPr>
+        <w:t>мовою</w:t>
+      </w:r>
+      <w:proofErr w:type="spellEnd"/>
+      <w:r>
+        <w:rPr>
+          <w:rFonts w:ascii="Times New Roman" w:hAnsi="Times New Roman" w:cs="Times New Roman"/>
+          <w:sz w:val="28"/>
+          <w:szCs w:val="28"/>
+        </w:rPr>
+        <w:t xml:space="preserve"> C#. </w:t>
+      </w:r>
+      <w:proofErr w:type="spellStart"/>
+      <w:r>
+        <w:rPr>
+          <w:rFonts w:ascii="Times New Roman" w:hAnsi="Times New Roman" w:cs="Times New Roman"/>
+          <w:sz w:val="28"/>
+          <w:szCs w:val="28"/>
+        </w:rPr>
+        <w:t>Цей</w:t>
+      </w:r>
+      <w:proofErr w:type="spellEnd"/>
+      <w:r>
+        <w:rPr>
+          <w:rFonts w:ascii="Times New Roman" w:hAnsi="Times New Roman" w:cs="Times New Roman"/>
+          <w:sz w:val="28"/>
+          <w:szCs w:val="28"/>
+        </w:rPr>
+        <w:t xml:space="preserve"> </w:t>
+      </w:r>
+      <w:proofErr w:type="spellStart"/>
+      <w:r>
+        <w:rPr>
+          <w:rFonts w:ascii="Times New Roman" w:hAnsi="Times New Roman" w:cs="Times New Roman"/>
+          <w:sz w:val="28"/>
+          <w:szCs w:val="28"/>
+        </w:rPr>
+        <w:t>підхід</w:t>
+      </w:r>
+      <w:proofErr w:type="spellEnd"/>
+      <w:r>
+        <w:rPr>
+          <w:rFonts w:ascii="Times New Roman" w:hAnsi="Times New Roman" w:cs="Times New Roman"/>
+          <w:sz w:val="28"/>
+          <w:szCs w:val="28"/>
+        </w:rPr>
+        <w:t xml:space="preserve"> дозволив </w:t>
+      </w:r>
+      <w:proofErr w:type="spellStart"/>
+      <w:r>
+        <w:rPr>
+          <w:rFonts w:ascii="Times New Roman" w:hAnsi="Times New Roman" w:cs="Times New Roman"/>
+          <w:sz w:val="28"/>
+          <w:szCs w:val="28"/>
+        </w:rPr>
+        <w:t>чітко</w:t>
+      </w:r>
+      <w:proofErr w:type="spellEnd"/>
+      <w:r>
+        <w:rPr>
+          <w:rFonts w:ascii="Times New Roman" w:hAnsi="Times New Roman" w:cs="Times New Roman"/>
+          <w:sz w:val="28"/>
+          <w:szCs w:val="28"/>
+        </w:rPr>
+        <w:t xml:space="preserve"> </w:t>
+      </w:r>
+      <w:proofErr w:type="spellStart"/>
+      <w:r>
+        <w:rPr>
+          <w:rFonts w:ascii="Times New Roman" w:hAnsi="Times New Roman" w:cs="Times New Roman"/>
+          <w:sz w:val="28"/>
+          <w:szCs w:val="28"/>
+        </w:rPr>
+        <w:t>відокремити</w:t>
+      </w:r>
+      <w:proofErr w:type="spellEnd"/>
+      <w:r>
+        <w:rPr>
+          <w:rFonts w:ascii="Times New Roman" w:hAnsi="Times New Roman" w:cs="Times New Roman"/>
+          <w:sz w:val="28"/>
+          <w:szCs w:val="28"/>
+        </w:rPr>
+        <w:t xml:space="preserve"> </w:t>
+      </w:r>
+      <w:proofErr w:type="spellStart"/>
+      <w:r>
+        <w:rPr>
+          <w:rFonts w:ascii="Times New Roman" w:hAnsi="Times New Roman" w:cs="Times New Roman"/>
+          <w:sz w:val="28"/>
+          <w:szCs w:val="28"/>
+        </w:rPr>
+        <w:t>логіку</w:t>
+      </w:r>
+      <w:proofErr w:type="spellEnd"/>
+      <w:r>
+        <w:rPr>
+          <w:rFonts w:ascii="Times New Roman" w:hAnsi="Times New Roman" w:cs="Times New Roman"/>
+          <w:sz w:val="28"/>
+          <w:szCs w:val="28"/>
+        </w:rPr>
+        <w:t xml:space="preserve"> </w:t>
+      </w:r>
+      <w:proofErr w:type="spellStart"/>
+      <w:r>
+        <w:rPr>
+          <w:rFonts w:ascii="Times New Roman" w:hAnsi="Times New Roman" w:cs="Times New Roman"/>
+          <w:sz w:val="28"/>
+          <w:szCs w:val="28"/>
+        </w:rPr>
+        <w:t>обробки</w:t>
+      </w:r>
+      <w:proofErr w:type="spellEnd"/>
+      <w:r>
+        <w:rPr>
+          <w:rFonts w:ascii="Times New Roman" w:hAnsi="Times New Roman" w:cs="Times New Roman"/>
+          <w:sz w:val="28"/>
+          <w:szCs w:val="28"/>
+        </w:rPr>
+        <w:t xml:space="preserve"> </w:t>
+      </w:r>
+      <w:proofErr w:type="spellStart"/>
+      <w:r>
+        <w:rPr>
+          <w:rFonts w:ascii="Times New Roman" w:hAnsi="Times New Roman" w:cs="Times New Roman"/>
+          <w:sz w:val="28"/>
+          <w:szCs w:val="28"/>
+        </w:rPr>
+        <w:t>мережевих</w:t>
+      </w:r>
+      <w:proofErr w:type="spellEnd"/>
+      <w:r>
+        <w:rPr>
+          <w:rFonts w:ascii="Times New Roman" w:hAnsi="Times New Roman" w:cs="Times New Roman"/>
+          <w:sz w:val="28"/>
+          <w:szCs w:val="28"/>
+        </w:rPr>
+        <w:t xml:space="preserve"> </w:t>
+      </w:r>
+      <w:proofErr w:type="spellStart"/>
+      <w:r>
+        <w:rPr>
+          <w:rFonts w:ascii="Times New Roman" w:hAnsi="Times New Roman" w:cs="Times New Roman"/>
+          <w:sz w:val="28"/>
+          <w:szCs w:val="28"/>
+        </w:rPr>
+        <w:t>запитів</w:t>
+      </w:r>
+      <w:proofErr w:type="spellEnd"/>
+      <w:r>
+        <w:rPr>
+          <w:rFonts w:ascii="Times New Roman" w:hAnsi="Times New Roman" w:cs="Times New Roman"/>
+          <w:sz w:val="28"/>
+          <w:szCs w:val="28"/>
+        </w:rPr>
+        <w:t xml:space="preserve"> </w:t>
+      </w:r>
+      <w:proofErr w:type="spellStart"/>
+      <w:r>
+        <w:rPr>
+          <w:rFonts w:ascii="Times New Roman" w:hAnsi="Times New Roman" w:cs="Times New Roman"/>
+          <w:sz w:val="28"/>
+          <w:szCs w:val="28"/>
+        </w:rPr>
+        <w:t>від</w:t>
+      </w:r>
+      <w:proofErr w:type="spellEnd"/>
+      <w:r>
+        <w:rPr>
+          <w:rFonts w:ascii="Times New Roman" w:hAnsi="Times New Roman" w:cs="Times New Roman"/>
+          <w:sz w:val="28"/>
+          <w:szCs w:val="28"/>
+        </w:rPr>
+        <w:t xml:space="preserve"> </w:t>
+      </w:r>
+      <w:proofErr w:type="spellStart"/>
+      <w:r>
+        <w:rPr>
+          <w:rFonts w:ascii="Times New Roman" w:hAnsi="Times New Roman" w:cs="Times New Roman"/>
+          <w:sz w:val="28"/>
+          <w:szCs w:val="28"/>
+        </w:rPr>
+        <w:t>бізнес</w:t>
+      </w:r>
+      <w:proofErr w:type="spellEnd"/>
+      <w:r>
+        <w:rPr>
+          <w:rFonts w:ascii="Times New Roman" w:hAnsi="Times New Roman" w:cs="Times New Roman"/>
+          <w:sz w:val="28"/>
+          <w:szCs w:val="28"/>
+        </w:rPr>
+        <w:t xml:space="preserve">-правил та </w:t>
+      </w:r>
+      <w:proofErr w:type="spellStart"/>
+      <w:r>
+        <w:rPr>
+          <w:rFonts w:ascii="Times New Roman" w:hAnsi="Times New Roman" w:cs="Times New Roman"/>
+          <w:sz w:val="28"/>
+          <w:szCs w:val="28"/>
+        </w:rPr>
+        <w:t>механізмів</w:t>
+      </w:r>
+      <w:proofErr w:type="spellEnd"/>
+      <w:r>
+        <w:rPr>
+          <w:rFonts w:ascii="Times New Roman" w:hAnsi="Times New Roman" w:cs="Times New Roman"/>
+          <w:sz w:val="28"/>
+          <w:szCs w:val="28"/>
+        </w:rPr>
+        <w:t xml:space="preserve"> </w:t>
+      </w:r>
+      <w:proofErr w:type="spellStart"/>
+      <w:r>
+        <w:rPr>
+          <w:rFonts w:ascii="Times New Roman" w:hAnsi="Times New Roman" w:cs="Times New Roman"/>
+          <w:sz w:val="28"/>
+          <w:szCs w:val="28"/>
+        </w:rPr>
+        <w:t>роботи</w:t>
+      </w:r>
+      <w:proofErr w:type="spellEnd"/>
+      <w:r>
+        <w:rPr>
+          <w:rFonts w:ascii="Times New Roman" w:hAnsi="Times New Roman" w:cs="Times New Roman"/>
+          <w:sz w:val="28"/>
+          <w:szCs w:val="28"/>
+        </w:rPr>
+        <w:t xml:space="preserve"> з базою </w:t>
+      </w:r>
+      <w:proofErr w:type="spellStart"/>
+      <w:r>
+        <w:rPr>
+          <w:rFonts w:ascii="Times New Roman" w:hAnsi="Times New Roman" w:cs="Times New Roman"/>
+          <w:sz w:val="28"/>
+          <w:szCs w:val="28"/>
+        </w:rPr>
+        <w:t>даних</w:t>
+      </w:r>
+      <w:proofErr w:type="spellEnd"/>
+      <w:r>
+        <w:rPr>
+          <w:rFonts w:ascii="Times New Roman" w:hAnsi="Times New Roman" w:cs="Times New Roman"/>
+          <w:sz w:val="28"/>
+          <w:szCs w:val="28"/>
+        </w:rPr>
+        <w:t xml:space="preserve">. </w:t>
+      </w:r>
+      <w:proofErr w:type="spellStart"/>
+      <w:r>
+        <w:rPr>
+          <w:rFonts w:ascii="Times New Roman" w:hAnsi="Times New Roman" w:cs="Times New Roman"/>
+          <w:sz w:val="28"/>
+          <w:szCs w:val="28"/>
+        </w:rPr>
+        <w:t>Рівень</w:t>
+      </w:r>
+      <w:proofErr w:type="spellEnd"/>
+      <w:r>
+        <w:rPr>
+          <w:rFonts w:ascii="Times New Roman" w:hAnsi="Times New Roman" w:cs="Times New Roman"/>
+          <w:sz w:val="28"/>
+          <w:szCs w:val="28"/>
+        </w:rPr>
+        <w:t xml:space="preserve"> </w:t>
+      </w:r>
+      <w:proofErr w:type="spellStart"/>
+      <w:r>
+        <w:rPr>
+          <w:rFonts w:ascii="Times New Roman" w:hAnsi="Times New Roman" w:cs="Times New Roman"/>
+          <w:sz w:val="28"/>
+          <w:szCs w:val="28"/>
+        </w:rPr>
+        <w:t>представлення</w:t>
+      </w:r>
+      <w:proofErr w:type="spellEnd"/>
+      <w:r>
+        <w:rPr>
+          <w:rFonts w:ascii="Times New Roman" w:hAnsi="Times New Roman" w:cs="Times New Roman"/>
+          <w:sz w:val="28"/>
+          <w:szCs w:val="28"/>
+        </w:rPr>
+        <w:t xml:space="preserve"> (</w:t>
+      </w:r>
+      <w:proofErr w:type="spellStart"/>
+      <w:r>
+        <w:rPr>
+          <w:rFonts w:ascii="Times New Roman" w:hAnsi="Times New Roman" w:cs="Times New Roman"/>
+          <w:sz w:val="28"/>
+          <w:szCs w:val="28"/>
+        </w:rPr>
+        <w:t>Presentation</w:t>
+      </w:r>
+      <w:proofErr w:type="spellEnd"/>
+      <w:r>
+        <w:rPr>
+          <w:rFonts w:ascii="Times New Roman" w:hAnsi="Times New Roman" w:cs="Times New Roman"/>
+          <w:sz w:val="28"/>
+          <w:szCs w:val="28"/>
+        </w:rPr>
+        <w:t xml:space="preserve"> </w:t>
+      </w:r>
+      <w:proofErr w:type="spellStart"/>
+      <w:r>
+        <w:rPr>
+          <w:rFonts w:ascii="Times New Roman" w:hAnsi="Times New Roman" w:cs="Times New Roman"/>
+          <w:sz w:val="28"/>
+          <w:szCs w:val="28"/>
+        </w:rPr>
+        <w:t>Layer</w:t>
+      </w:r>
+      <w:proofErr w:type="spellEnd"/>
+      <w:r>
+        <w:rPr>
+          <w:rFonts w:ascii="Times New Roman" w:hAnsi="Times New Roman" w:cs="Times New Roman"/>
+          <w:sz w:val="28"/>
+          <w:szCs w:val="28"/>
+        </w:rPr>
+        <w:t xml:space="preserve">) </w:t>
+      </w:r>
+      <w:proofErr w:type="spellStart"/>
+      <w:r>
+        <w:rPr>
+          <w:rFonts w:ascii="Times New Roman" w:hAnsi="Times New Roman" w:cs="Times New Roman"/>
+          <w:sz w:val="28"/>
+          <w:szCs w:val="28"/>
+        </w:rPr>
+        <w:t>побудовано</w:t>
+      </w:r>
+      <w:proofErr w:type="spellEnd"/>
+      <w:r>
+        <w:rPr>
+          <w:rFonts w:ascii="Times New Roman" w:hAnsi="Times New Roman" w:cs="Times New Roman"/>
+          <w:sz w:val="28"/>
+          <w:szCs w:val="28"/>
+        </w:rPr>
+        <w:t xml:space="preserve"> за </w:t>
+      </w:r>
+      <w:proofErr w:type="spellStart"/>
+      <w:r>
+        <w:rPr>
+          <w:rFonts w:ascii="Times New Roman" w:hAnsi="Times New Roman" w:cs="Times New Roman"/>
+          <w:sz w:val="28"/>
+          <w:szCs w:val="28"/>
+        </w:rPr>
+        <w:t>допомогою</w:t>
+      </w:r>
+      <w:proofErr w:type="spellEnd"/>
+      <w:r>
+        <w:rPr>
+          <w:rFonts w:ascii="Times New Roman" w:hAnsi="Times New Roman" w:cs="Times New Roman"/>
+          <w:sz w:val="28"/>
+          <w:szCs w:val="28"/>
+        </w:rPr>
+        <w:t xml:space="preserve"> REST-</w:t>
+      </w:r>
+      <w:proofErr w:type="spellStart"/>
+      <w:r>
+        <w:rPr>
+          <w:rFonts w:ascii="Times New Roman" w:hAnsi="Times New Roman" w:cs="Times New Roman"/>
+          <w:sz w:val="28"/>
+          <w:szCs w:val="28"/>
+        </w:rPr>
+        <w:t>контролерів</w:t>
+      </w:r>
+      <w:proofErr w:type="spellEnd"/>
+      <w:r>
+        <w:rPr>
+          <w:rFonts w:ascii="Times New Roman" w:hAnsi="Times New Roman" w:cs="Times New Roman"/>
+          <w:sz w:val="28"/>
+          <w:szCs w:val="28"/>
+        </w:rPr>
+        <w:t xml:space="preserve">, </w:t>
+      </w:r>
+      <w:proofErr w:type="spellStart"/>
+      <w:r>
+        <w:rPr>
+          <w:rFonts w:ascii="Times New Roman" w:hAnsi="Times New Roman" w:cs="Times New Roman"/>
+          <w:sz w:val="28"/>
+          <w:szCs w:val="28"/>
+        </w:rPr>
+        <w:t>які</w:t>
+      </w:r>
+      <w:proofErr w:type="spellEnd"/>
+      <w:r>
+        <w:rPr>
+          <w:rFonts w:ascii="Times New Roman" w:hAnsi="Times New Roman" w:cs="Times New Roman"/>
+          <w:sz w:val="28"/>
+          <w:szCs w:val="28"/>
+        </w:rPr>
+        <w:t xml:space="preserve"> </w:t>
+      </w:r>
+      <w:proofErr w:type="spellStart"/>
+      <w:r>
+        <w:rPr>
+          <w:rFonts w:ascii="Times New Roman" w:hAnsi="Times New Roman" w:cs="Times New Roman"/>
+          <w:sz w:val="28"/>
+          <w:szCs w:val="28"/>
+        </w:rPr>
+        <w:t>приймають</w:t>
+      </w:r>
+      <w:proofErr w:type="spellEnd"/>
+      <w:r>
+        <w:rPr>
+          <w:rFonts w:ascii="Times New Roman" w:hAnsi="Times New Roman" w:cs="Times New Roman"/>
+          <w:sz w:val="28"/>
+          <w:szCs w:val="28"/>
+        </w:rPr>
+        <w:t xml:space="preserve"> HTTP-</w:t>
+      </w:r>
+      <w:proofErr w:type="spellStart"/>
+      <w:r>
+        <w:rPr>
+          <w:rFonts w:ascii="Times New Roman" w:hAnsi="Times New Roman" w:cs="Times New Roman"/>
+          <w:sz w:val="28"/>
+          <w:szCs w:val="28"/>
+        </w:rPr>
+        <w:t>запити</w:t>
+      </w:r>
+      <w:proofErr w:type="spellEnd"/>
+      <w:r>
+        <w:rPr>
+          <w:rFonts w:ascii="Times New Roman" w:hAnsi="Times New Roman" w:cs="Times New Roman"/>
+          <w:sz w:val="28"/>
+          <w:szCs w:val="28"/>
+        </w:rPr>
+        <w:t xml:space="preserve">, </w:t>
+      </w:r>
+      <w:proofErr w:type="spellStart"/>
+      <w:r>
+        <w:rPr>
+          <w:rFonts w:ascii="Times New Roman" w:hAnsi="Times New Roman" w:cs="Times New Roman"/>
+          <w:sz w:val="28"/>
+          <w:szCs w:val="28"/>
+        </w:rPr>
+        <w:t>проводять</w:t>
+      </w:r>
+      <w:proofErr w:type="spellEnd"/>
+      <w:r>
+        <w:rPr>
+          <w:rFonts w:ascii="Times New Roman" w:hAnsi="Times New Roman" w:cs="Times New Roman"/>
+          <w:sz w:val="28"/>
+          <w:szCs w:val="28"/>
+        </w:rPr>
+        <w:t xml:space="preserve"> </w:t>
+      </w:r>
+      <w:proofErr w:type="spellStart"/>
+      <w:r>
+        <w:rPr>
+          <w:rFonts w:ascii="Times New Roman" w:hAnsi="Times New Roman" w:cs="Times New Roman"/>
+          <w:sz w:val="28"/>
+          <w:szCs w:val="28"/>
+        </w:rPr>
+        <w:t>початкову</w:t>
+      </w:r>
+      <w:proofErr w:type="spellEnd"/>
+      <w:r>
+        <w:rPr>
+          <w:rFonts w:ascii="Times New Roman" w:hAnsi="Times New Roman" w:cs="Times New Roman"/>
+          <w:sz w:val="28"/>
+          <w:szCs w:val="28"/>
+        </w:rPr>
+        <w:t xml:space="preserve"> </w:t>
+      </w:r>
+      <w:proofErr w:type="spellStart"/>
+      <w:r>
+        <w:rPr>
+          <w:rFonts w:ascii="Times New Roman" w:hAnsi="Times New Roman" w:cs="Times New Roman"/>
+          <w:sz w:val="28"/>
+          <w:szCs w:val="28"/>
+        </w:rPr>
+        <w:t>валідацію</w:t>
+      </w:r>
+      <w:proofErr w:type="spellEnd"/>
+      <w:r>
+        <w:rPr>
+          <w:rFonts w:ascii="Times New Roman" w:hAnsi="Times New Roman" w:cs="Times New Roman"/>
+          <w:sz w:val="28"/>
+          <w:szCs w:val="28"/>
+        </w:rPr>
+        <w:t xml:space="preserve"> </w:t>
+      </w:r>
+      <w:proofErr w:type="spellStart"/>
+      <w:r>
+        <w:rPr>
+          <w:rFonts w:ascii="Times New Roman" w:hAnsi="Times New Roman" w:cs="Times New Roman"/>
+          <w:sz w:val="28"/>
+          <w:szCs w:val="28"/>
+        </w:rPr>
+        <w:t>вхідних</w:t>
+      </w:r>
+      <w:proofErr w:type="spellEnd"/>
+      <w:r>
+        <w:rPr>
+          <w:rFonts w:ascii="Times New Roman" w:hAnsi="Times New Roman" w:cs="Times New Roman"/>
+          <w:sz w:val="28"/>
+          <w:szCs w:val="28"/>
+        </w:rPr>
+        <w:t xml:space="preserve"> </w:t>
+      </w:r>
+      <w:proofErr w:type="spellStart"/>
+      <w:r>
+        <w:rPr>
+          <w:rFonts w:ascii="Times New Roman" w:hAnsi="Times New Roman" w:cs="Times New Roman"/>
+          <w:sz w:val="28"/>
+          <w:szCs w:val="28"/>
+        </w:rPr>
+        <w:t>об'єктів</w:t>
+      </w:r>
+      <w:proofErr w:type="spellEnd"/>
+      <w:r>
+        <w:rPr>
+          <w:rFonts w:ascii="Times New Roman" w:hAnsi="Times New Roman" w:cs="Times New Roman"/>
+          <w:sz w:val="28"/>
+          <w:szCs w:val="28"/>
+        </w:rPr>
+        <w:t xml:space="preserve"> </w:t>
+      </w:r>
+      <w:proofErr w:type="spellStart"/>
+      <w:r>
+        <w:rPr>
+          <w:rFonts w:ascii="Times New Roman" w:hAnsi="Times New Roman" w:cs="Times New Roman"/>
+          <w:sz w:val="28"/>
+          <w:szCs w:val="28"/>
+        </w:rPr>
+        <w:t>передачі</w:t>
+      </w:r>
+      <w:proofErr w:type="spellEnd"/>
+      <w:r>
+        <w:rPr>
+          <w:rFonts w:ascii="Times New Roman" w:hAnsi="Times New Roman" w:cs="Times New Roman"/>
+          <w:sz w:val="28"/>
+          <w:szCs w:val="28"/>
+        </w:rPr>
+        <w:t xml:space="preserve"> </w:t>
+      </w:r>
+      <w:proofErr w:type="spellStart"/>
+      <w:r>
+        <w:rPr>
+          <w:rFonts w:ascii="Times New Roman" w:hAnsi="Times New Roman" w:cs="Times New Roman"/>
+          <w:sz w:val="28"/>
+          <w:szCs w:val="28"/>
+        </w:rPr>
+        <w:t>даних</w:t>
+      </w:r>
+      <w:proofErr w:type="spellEnd"/>
+      <w:r>
+        <w:rPr>
+          <w:rFonts w:ascii="Times New Roman" w:hAnsi="Times New Roman" w:cs="Times New Roman"/>
+          <w:sz w:val="28"/>
+          <w:szCs w:val="28"/>
+        </w:rPr>
+        <w:t xml:space="preserve"> (DTO) та </w:t>
+      </w:r>
+      <w:proofErr w:type="spellStart"/>
+      <w:r>
+        <w:rPr>
+          <w:rFonts w:ascii="Times New Roman" w:hAnsi="Times New Roman" w:cs="Times New Roman"/>
+          <w:sz w:val="28"/>
+          <w:szCs w:val="28"/>
+        </w:rPr>
+        <w:t>повертають</w:t>
+      </w:r>
+      <w:proofErr w:type="spellEnd"/>
+      <w:r>
+        <w:rPr>
+          <w:rFonts w:ascii="Times New Roman" w:hAnsi="Times New Roman" w:cs="Times New Roman"/>
+          <w:sz w:val="28"/>
+          <w:szCs w:val="28"/>
+        </w:rPr>
+        <w:t xml:space="preserve"> </w:t>
+      </w:r>
+      <w:proofErr w:type="spellStart"/>
+      <w:r>
+        <w:rPr>
+          <w:rFonts w:ascii="Times New Roman" w:hAnsi="Times New Roman" w:cs="Times New Roman"/>
+          <w:sz w:val="28"/>
+          <w:szCs w:val="28"/>
+        </w:rPr>
+        <w:t>відповідні</w:t>
+      </w:r>
+      <w:proofErr w:type="spellEnd"/>
+      <w:r>
+        <w:rPr>
+          <w:rFonts w:ascii="Times New Roman" w:hAnsi="Times New Roman" w:cs="Times New Roman"/>
+          <w:sz w:val="28"/>
+          <w:szCs w:val="28"/>
+        </w:rPr>
+        <w:t xml:space="preserve"> </w:t>
+      </w:r>
+      <w:proofErr w:type="spellStart"/>
+      <w:r>
+        <w:rPr>
+          <w:rFonts w:ascii="Times New Roman" w:hAnsi="Times New Roman" w:cs="Times New Roman"/>
+          <w:sz w:val="28"/>
+          <w:szCs w:val="28"/>
+        </w:rPr>
+        <w:t>статуси</w:t>
+      </w:r>
+      <w:proofErr w:type="spellEnd"/>
+      <w:r>
+        <w:rPr>
+          <w:rFonts w:ascii="Times New Roman" w:hAnsi="Times New Roman" w:cs="Times New Roman"/>
+          <w:sz w:val="28"/>
+          <w:szCs w:val="28"/>
+        </w:rPr>
+        <w:t xml:space="preserve"> у </w:t>
+      </w:r>
+      <w:proofErr w:type="spellStart"/>
+      <w:r>
+        <w:rPr>
+          <w:rFonts w:ascii="Times New Roman" w:hAnsi="Times New Roman" w:cs="Times New Roman"/>
+          <w:sz w:val="28"/>
+          <w:szCs w:val="28"/>
+        </w:rPr>
+        <w:t>форматі</w:t>
+      </w:r>
+      <w:proofErr w:type="spellEnd"/>
+      <w:r>
+        <w:rPr>
+          <w:rFonts w:ascii="Times New Roman" w:hAnsi="Times New Roman" w:cs="Times New Roman"/>
+          <w:sz w:val="28"/>
+          <w:szCs w:val="28"/>
+        </w:rPr>
+        <w:t xml:space="preserve"> JSON. </w:t>
+      </w:r>
+      <w:proofErr w:type="spellStart"/>
+      <w:r>
+        <w:rPr>
+          <w:rFonts w:ascii="Times New Roman" w:hAnsi="Times New Roman" w:cs="Times New Roman"/>
+          <w:sz w:val="28"/>
+          <w:szCs w:val="28"/>
+        </w:rPr>
+        <w:t>Сервісний</w:t>
+      </w:r>
+      <w:proofErr w:type="spellEnd"/>
+      <w:r>
+        <w:rPr>
+          <w:rFonts w:ascii="Times New Roman" w:hAnsi="Times New Roman" w:cs="Times New Roman"/>
+          <w:sz w:val="28"/>
+          <w:szCs w:val="28"/>
+        </w:rPr>
+        <w:t xml:space="preserve"> </w:t>
+      </w:r>
+      <w:proofErr w:type="spellStart"/>
+      <w:r>
+        <w:rPr>
+          <w:rFonts w:ascii="Times New Roman" w:hAnsi="Times New Roman" w:cs="Times New Roman"/>
+          <w:sz w:val="28"/>
+          <w:szCs w:val="28"/>
+        </w:rPr>
+        <w:t>рівень</w:t>
+      </w:r>
+      <w:proofErr w:type="spellEnd"/>
+      <w:r>
+        <w:rPr>
+          <w:rFonts w:ascii="Times New Roman" w:hAnsi="Times New Roman" w:cs="Times New Roman"/>
+          <w:sz w:val="28"/>
+          <w:szCs w:val="28"/>
+        </w:rPr>
+        <w:t xml:space="preserve"> (</w:t>
+      </w:r>
+      <w:proofErr w:type="spellStart"/>
+      <w:r>
+        <w:rPr>
+          <w:rFonts w:ascii="Times New Roman" w:hAnsi="Times New Roman" w:cs="Times New Roman"/>
+          <w:sz w:val="28"/>
+          <w:szCs w:val="28"/>
+        </w:rPr>
+        <w:t>Application</w:t>
+      </w:r>
+      <w:proofErr w:type="spellEnd"/>
+      <w:r>
+        <w:rPr>
+          <w:rFonts w:ascii="Times New Roman" w:hAnsi="Times New Roman" w:cs="Times New Roman"/>
+          <w:sz w:val="28"/>
+          <w:szCs w:val="28"/>
+        </w:rPr>
+        <w:t xml:space="preserve"> </w:t>
+      </w:r>
+      <w:proofErr w:type="spellStart"/>
+      <w:r>
+        <w:rPr>
+          <w:rFonts w:ascii="Times New Roman" w:hAnsi="Times New Roman" w:cs="Times New Roman"/>
+          <w:sz w:val="28"/>
+          <w:szCs w:val="28"/>
+        </w:rPr>
+        <w:t>Layer</w:t>
+      </w:r>
+      <w:proofErr w:type="spellEnd"/>
+      <w:r>
+        <w:rPr>
+          <w:rFonts w:ascii="Times New Roman" w:hAnsi="Times New Roman" w:cs="Times New Roman"/>
+          <w:sz w:val="28"/>
+          <w:szCs w:val="28"/>
+        </w:rPr>
+        <w:t xml:space="preserve">) </w:t>
+      </w:r>
+      <w:proofErr w:type="spellStart"/>
+      <w:r>
+        <w:rPr>
+          <w:rFonts w:ascii="Times New Roman" w:hAnsi="Times New Roman" w:cs="Times New Roman"/>
+          <w:sz w:val="28"/>
+          <w:szCs w:val="28"/>
+        </w:rPr>
+        <w:t>інкапсулює</w:t>
+      </w:r>
+      <w:proofErr w:type="spellEnd"/>
+      <w:r>
+        <w:rPr>
+          <w:rFonts w:ascii="Times New Roman" w:hAnsi="Times New Roman" w:cs="Times New Roman"/>
+          <w:sz w:val="28"/>
+          <w:szCs w:val="28"/>
+        </w:rPr>
+        <w:t xml:space="preserve"> </w:t>
+      </w:r>
+      <w:proofErr w:type="spellStart"/>
+      <w:r>
+        <w:rPr>
+          <w:rFonts w:ascii="Times New Roman" w:hAnsi="Times New Roman" w:cs="Times New Roman"/>
+          <w:sz w:val="28"/>
+          <w:szCs w:val="28"/>
+        </w:rPr>
+        <w:t>основну</w:t>
+      </w:r>
+      <w:proofErr w:type="spellEnd"/>
+      <w:r>
+        <w:rPr>
+          <w:rFonts w:ascii="Times New Roman" w:hAnsi="Times New Roman" w:cs="Times New Roman"/>
+          <w:sz w:val="28"/>
+          <w:szCs w:val="28"/>
+        </w:rPr>
+        <w:t xml:space="preserve"> </w:t>
+      </w:r>
+      <w:proofErr w:type="spellStart"/>
+      <w:r>
+        <w:rPr>
+          <w:rFonts w:ascii="Times New Roman" w:hAnsi="Times New Roman" w:cs="Times New Roman"/>
+          <w:sz w:val="28"/>
+          <w:szCs w:val="28"/>
+        </w:rPr>
+        <w:t>бізнес-логіку</w:t>
+      </w:r>
+      <w:proofErr w:type="spellEnd"/>
+      <w:r>
+        <w:rPr>
+          <w:rFonts w:ascii="Times New Roman" w:hAnsi="Times New Roman" w:cs="Times New Roman"/>
+          <w:sz w:val="28"/>
+          <w:szCs w:val="28"/>
+        </w:rPr>
+        <w:t xml:space="preserve"> </w:t>
+      </w:r>
+      <w:proofErr w:type="spellStart"/>
+      <w:r>
+        <w:rPr>
+          <w:rFonts w:ascii="Times New Roman" w:hAnsi="Times New Roman" w:cs="Times New Roman"/>
+          <w:sz w:val="28"/>
+          <w:szCs w:val="28"/>
+        </w:rPr>
+        <w:t>системи</w:t>
+      </w:r>
+      <w:proofErr w:type="spellEnd"/>
+      <w:r>
+        <w:rPr>
+          <w:rFonts w:ascii="Times New Roman" w:hAnsi="Times New Roman" w:cs="Times New Roman"/>
+          <w:sz w:val="28"/>
+          <w:szCs w:val="28"/>
+        </w:rPr>
+        <w:t xml:space="preserve">, </w:t>
+      </w:r>
+      <w:proofErr w:type="spellStart"/>
+      <w:r>
+        <w:rPr>
+          <w:rFonts w:ascii="Times New Roman" w:hAnsi="Times New Roman" w:cs="Times New Roman"/>
+          <w:sz w:val="28"/>
+          <w:szCs w:val="28"/>
+        </w:rPr>
+        <w:t>таку</w:t>
+      </w:r>
+      <w:proofErr w:type="spellEnd"/>
+      <w:r>
+        <w:rPr>
+          <w:rFonts w:ascii="Times New Roman" w:hAnsi="Times New Roman" w:cs="Times New Roman"/>
+          <w:sz w:val="28"/>
+          <w:szCs w:val="28"/>
+        </w:rPr>
+        <w:t xml:space="preserve"> як </w:t>
+      </w:r>
+      <w:proofErr w:type="spellStart"/>
+      <w:r>
+        <w:rPr>
+          <w:rFonts w:ascii="Times New Roman" w:hAnsi="Times New Roman" w:cs="Times New Roman"/>
+          <w:sz w:val="28"/>
+          <w:szCs w:val="28"/>
+        </w:rPr>
+        <w:t>перевірка</w:t>
+      </w:r>
+      <w:proofErr w:type="spellEnd"/>
+      <w:r>
+        <w:rPr>
+          <w:rFonts w:ascii="Times New Roman" w:hAnsi="Times New Roman" w:cs="Times New Roman"/>
+          <w:sz w:val="28"/>
+          <w:szCs w:val="28"/>
+        </w:rPr>
+        <w:t xml:space="preserve"> </w:t>
+      </w:r>
+      <w:proofErr w:type="spellStart"/>
+      <w:r>
+        <w:rPr>
+          <w:rFonts w:ascii="Times New Roman" w:hAnsi="Times New Roman" w:cs="Times New Roman"/>
+          <w:sz w:val="28"/>
+          <w:szCs w:val="28"/>
+        </w:rPr>
+        <w:t>доступності</w:t>
+      </w:r>
+      <w:proofErr w:type="spellEnd"/>
+      <w:r>
+        <w:rPr>
+          <w:rFonts w:ascii="Times New Roman" w:hAnsi="Times New Roman" w:cs="Times New Roman"/>
+          <w:sz w:val="28"/>
+          <w:szCs w:val="28"/>
+        </w:rPr>
+        <w:t xml:space="preserve"> </w:t>
+      </w:r>
+      <w:proofErr w:type="spellStart"/>
+      <w:r>
+        <w:rPr>
+          <w:rFonts w:ascii="Times New Roman" w:hAnsi="Times New Roman" w:cs="Times New Roman"/>
+          <w:sz w:val="28"/>
+          <w:szCs w:val="28"/>
+        </w:rPr>
+        <w:t>примірників</w:t>
+      </w:r>
+      <w:proofErr w:type="spellEnd"/>
+      <w:r>
+        <w:rPr>
+          <w:rFonts w:ascii="Times New Roman" w:hAnsi="Times New Roman" w:cs="Times New Roman"/>
+          <w:sz w:val="28"/>
+          <w:szCs w:val="28"/>
+        </w:rPr>
+        <w:t xml:space="preserve"> книг, </w:t>
+      </w:r>
+      <w:proofErr w:type="spellStart"/>
+      <w:r>
+        <w:rPr>
+          <w:rFonts w:ascii="Times New Roman" w:hAnsi="Times New Roman" w:cs="Times New Roman"/>
+          <w:sz w:val="28"/>
+          <w:szCs w:val="28"/>
+        </w:rPr>
+        <w:t>створення</w:t>
+      </w:r>
+      <w:proofErr w:type="spellEnd"/>
+      <w:r>
+        <w:rPr>
+          <w:rFonts w:ascii="Times New Roman" w:hAnsi="Times New Roman" w:cs="Times New Roman"/>
+          <w:sz w:val="28"/>
+          <w:szCs w:val="28"/>
+        </w:rPr>
+        <w:t xml:space="preserve"> </w:t>
+      </w:r>
+      <w:proofErr w:type="spellStart"/>
+      <w:r>
+        <w:rPr>
+          <w:rFonts w:ascii="Times New Roman" w:hAnsi="Times New Roman" w:cs="Times New Roman"/>
+          <w:sz w:val="28"/>
+          <w:szCs w:val="28"/>
+        </w:rPr>
+        <w:t>ордерів</w:t>
+      </w:r>
+      <w:proofErr w:type="spellEnd"/>
+      <w:r>
+        <w:rPr>
+          <w:rFonts w:ascii="Times New Roman" w:hAnsi="Times New Roman" w:cs="Times New Roman"/>
+          <w:sz w:val="28"/>
+          <w:szCs w:val="28"/>
+        </w:rPr>
+        <w:t xml:space="preserve"> на </w:t>
+      </w:r>
+      <w:proofErr w:type="spellStart"/>
+      <w:r>
+        <w:rPr>
+          <w:rFonts w:ascii="Times New Roman" w:hAnsi="Times New Roman" w:cs="Times New Roman"/>
+          <w:sz w:val="28"/>
+          <w:szCs w:val="28"/>
+        </w:rPr>
+        <w:t>видачу</w:t>
+      </w:r>
+      <w:proofErr w:type="spellEnd"/>
+      <w:r>
+        <w:rPr>
+          <w:rFonts w:ascii="Times New Roman" w:hAnsi="Times New Roman" w:cs="Times New Roman"/>
+          <w:sz w:val="28"/>
+          <w:szCs w:val="28"/>
+        </w:rPr>
+        <w:t xml:space="preserve"> </w:t>
+      </w:r>
+      <w:proofErr w:type="spellStart"/>
+      <w:r>
+        <w:rPr>
+          <w:rFonts w:ascii="Times New Roman" w:hAnsi="Times New Roman" w:cs="Times New Roman"/>
+          <w:sz w:val="28"/>
+          <w:szCs w:val="28"/>
+        </w:rPr>
+        <w:t>літератури</w:t>
+      </w:r>
+      <w:proofErr w:type="spellEnd"/>
+      <w:r>
+        <w:rPr>
+          <w:rFonts w:ascii="Times New Roman" w:hAnsi="Times New Roman" w:cs="Times New Roman"/>
+          <w:sz w:val="28"/>
+          <w:szCs w:val="28"/>
+        </w:rPr>
+        <w:t xml:space="preserve"> та </w:t>
+      </w:r>
+      <w:proofErr w:type="spellStart"/>
+      <w:r>
+        <w:rPr>
+          <w:rFonts w:ascii="Times New Roman" w:hAnsi="Times New Roman" w:cs="Times New Roman"/>
+          <w:sz w:val="28"/>
+          <w:szCs w:val="28"/>
+        </w:rPr>
+        <w:t>реєстрація</w:t>
+      </w:r>
+      <w:proofErr w:type="spellEnd"/>
+      <w:r>
+        <w:rPr>
+          <w:rFonts w:ascii="Times New Roman" w:hAnsi="Times New Roman" w:cs="Times New Roman"/>
+          <w:sz w:val="28"/>
+          <w:szCs w:val="28"/>
+        </w:rPr>
+        <w:t xml:space="preserve"> </w:t>
+      </w:r>
+      <w:proofErr w:type="spellStart"/>
+      <w:r>
+        <w:rPr>
+          <w:rFonts w:ascii="Times New Roman" w:hAnsi="Times New Roman" w:cs="Times New Roman"/>
+          <w:sz w:val="28"/>
+          <w:szCs w:val="28"/>
+        </w:rPr>
+        <w:t>читачів</w:t>
+      </w:r>
+      <w:proofErr w:type="spellEnd"/>
+      <w:r>
+        <w:rPr>
+          <w:rFonts w:ascii="Times New Roman" w:hAnsi="Times New Roman" w:cs="Times New Roman"/>
+          <w:sz w:val="28"/>
+          <w:szCs w:val="28"/>
+        </w:rPr>
+        <w:t xml:space="preserve">. </w:t>
+      </w:r>
+      <w:proofErr w:type="spellStart"/>
+      <w:r>
+        <w:rPr>
+          <w:rFonts w:ascii="Times New Roman" w:hAnsi="Times New Roman" w:cs="Times New Roman"/>
+          <w:sz w:val="28"/>
+          <w:szCs w:val="28"/>
+        </w:rPr>
+        <w:t>Рівень</w:t>
+      </w:r>
+      <w:proofErr w:type="spellEnd"/>
+      <w:r>
+        <w:rPr>
+          <w:rFonts w:ascii="Times New Roman" w:hAnsi="Times New Roman" w:cs="Times New Roman"/>
+          <w:sz w:val="28"/>
+          <w:szCs w:val="28"/>
+        </w:rPr>
+        <w:t xml:space="preserve"> </w:t>
+      </w:r>
+      <w:proofErr w:type="spellStart"/>
+      <w:r>
+        <w:rPr>
+          <w:rFonts w:ascii="Times New Roman" w:hAnsi="Times New Roman" w:cs="Times New Roman"/>
+          <w:sz w:val="28"/>
+          <w:szCs w:val="28"/>
+        </w:rPr>
+        <w:t>даних</w:t>
+      </w:r>
+      <w:proofErr w:type="spellEnd"/>
+      <w:r>
+        <w:rPr>
+          <w:rFonts w:ascii="Times New Roman" w:hAnsi="Times New Roman" w:cs="Times New Roman"/>
+          <w:sz w:val="28"/>
+          <w:szCs w:val="28"/>
+        </w:rPr>
+        <w:t xml:space="preserve"> (</w:t>
+      </w:r>
+      <w:proofErr w:type="spellStart"/>
+      <w:r>
+        <w:rPr>
+          <w:rFonts w:ascii="Times New Roman" w:hAnsi="Times New Roman" w:cs="Times New Roman"/>
+          <w:sz w:val="28"/>
+          <w:szCs w:val="28"/>
+        </w:rPr>
+        <w:t>Data</w:t>
+      </w:r>
+      <w:proofErr w:type="spellEnd"/>
+      <w:r>
+        <w:rPr>
+          <w:rFonts w:ascii="Times New Roman" w:hAnsi="Times New Roman" w:cs="Times New Roman"/>
+          <w:sz w:val="28"/>
+          <w:szCs w:val="28"/>
+        </w:rPr>
+        <w:t xml:space="preserve"> </w:t>
+      </w:r>
+      <w:proofErr w:type="spellStart"/>
+      <w:r>
+        <w:rPr>
+          <w:rFonts w:ascii="Times New Roman" w:hAnsi="Times New Roman" w:cs="Times New Roman"/>
+          <w:sz w:val="28"/>
+          <w:szCs w:val="28"/>
+        </w:rPr>
+        <w:t>Layer</w:t>
+      </w:r>
+      <w:proofErr w:type="spellEnd"/>
+      <w:r>
+        <w:rPr>
+          <w:rFonts w:ascii="Times New Roman" w:hAnsi="Times New Roman" w:cs="Times New Roman"/>
+          <w:sz w:val="28"/>
+          <w:szCs w:val="28"/>
+        </w:rPr>
+        <w:t xml:space="preserve">) </w:t>
+      </w:r>
+      <w:proofErr w:type="spellStart"/>
+      <w:r>
+        <w:rPr>
+          <w:rFonts w:ascii="Times New Roman" w:hAnsi="Times New Roman" w:cs="Times New Roman"/>
+          <w:sz w:val="28"/>
+          <w:szCs w:val="28"/>
+        </w:rPr>
+        <w:t>відповідає</w:t>
+      </w:r>
+      <w:proofErr w:type="spellEnd"/>
+      <w:r>
+        <w:rPr>
+          <w:rFonts w:ascii="Times New Roman" w:hAnsi="Times New Roman" w:cs="Times New Roman"/>
+          <w:sz w:val="28"/>
+          <w:szCs w:val="28"/>
+        </w:rPr>
+        <w:t xml:space="preserve"> за </w:t>
+      </w:r>
+      <w:proofErr w:type="spellStart"/>
+      <w:r>
+        <w:rPr>
+          <w:rFonts w:ascii="Times New Roman" w:hAnsi="Times New Roman" w:cs="Times New Roman"/>
+          <w:sz w:val="28"/>
+          <w:szCs w:val="28"/>
+        </w:rPr>
+        <w:t>безпосередню</w:t>
+      </w:r>
+      <w:proofErr w:type="spellEnd"/>
+      <w:r>
+        <w:rPr>
+          <w:rFonts w:ascii="Times New Roman" w:hAnsi="Times New Roman" w:cs="Times New Roman"/>
+          <w:sz w:val="28"/>
+          <w:szCs w:val="28"/>
+        </w:rPr>
+        <w:t xml:space="preserve"> </w:t>
+      </w:r>
+      <w:proofErr w:type="spellStart"/>
+      <w:r>
+        <w:rPr>
+          <w:rFonts w:ascii="Times New Roman" w:hAnsi="Times New Roman" w:cs="Times New Roman"/>
+          <w:sz w:val="28"/>
+          <w:szCs w:val="28"/>
+        </w:rPr>
+        <w:t>взаємодію</w:t>
+      </w:r>
+      <w:proofErr w:type="spellEnd"/>
+      <w:r>
+        <w:rPr>
+          <w:rFonts w:ascii="Times New Roman" w:hAnsi="Times New Roman" w:cs="Times New Roman"/>
+          <w:sz w:val="28"/>
+          <w:szCs w:val="28"/>
+        </w:rPr>
+        <w:t xml:space="preserve"> з базою </w:t>
+      </w:r>
+      <w:proofErr w:type="spellStart"/>
+      <w:r>
+        <w:rPr>
+          <w:rFonts w:ascii="Times New Roman" w:hAnsi="Times New Roman" w:cs="Times New Roman"/>
+          <w:sz w:val="28"/>
+          <w:szCs w:val="28"/>
+        </w:rPr>
+        <w:t>даних</w:t>
+      </w:r>
+      <w:proofErr w:type="spellEnd"/>
+      <w:r>
+        <w:rPr>
+          <w:rFonts w:ascii="Times New Roman" w:hAnsi="Times New Roman" w:cs="Times New Roman"/>
+          <w:sz w:val="28"/>
+          <w:szCs w:val="28"/>
+        </w:rPr>
+        <w:t xml:space="preserve"> через </w:t>
+      </w:r>
+      <w:proofErr w:type="spellStart"/>
+      <w:r>
+        <w:rPr>
+          <w:rFonts w:ascii="Times New Roman" w:hAnsi="Times New Roman" w:cs="Times New Roman"/>
+          <w:sz w:val="28"/>
+          <w:szCs w:val="28"/>
+        </w:rPr>
+        <w:t>патерн</w:t>
+      </w:r>
+      <w:proofErr w:type="spellEnd"/>
+      <w:r>
+        <w:rPr>
+          <w:rFonts w:ascii="Times New Roman" w:hAnsi="Times New Roman" w:cs="Times New Roman"/>
+          <w:sz w:val="28"/>
+          <w:szCs w:val="28"/>
+        </w:rPr>
+        <w:t xml:space="preserve"> </w:t>
+      </w:r>
+      <w:proofErr w:type="spellStart"/>
+      <w:r>
+        <w:rPr>
+          <w:rFonts w:ascii="Times New Roman" w:hAnsi="Times New Roman" w:cs="Times New Roman"/>
+          <w:sz w:val="28"/>
+          <w:szCs w:val="28"/>
+        </w:rPr>
+        <w:t>Repository</w:t>
+      </w:r>
+      <w:proofErr w:type="spellEnd"/>
+      <w:r>
+        <w:rPr>
+          <w:rFonts w:ascii="Times New Roman" w:hAnsi="Times New Roman" w:cs="Times New Roman"/>
+          <w:sz w:val="28"/>
+          <w:szCs w:val="28"/>
+        </w:rPr>
+        <w:t xml:space="preserve"> та систему </w:t>
+      </w:r>
+      <w:proofErr w:type="spellStart"/>
+      <w:r>
+        <w:rPr>
+          <w:rFonts w:ascii="Times New Roman" w:hAnsi="Times New Roman" w:cs="Times New Roman"/>
+          <w:sz w:val="28"/>
+          <w:szCs w:val="28"/>
+        </w:rPr>
+        <w:t>об'єктно-реляційного</w:t>
+      </w:r>
+      <w:proofErr w:type="spellEnd"/>
+      <w:r>
+        <w:rPr>
+          <w:rFonts w:ascii="Times New Roman" w:hAnsi="Times New Roman" w:cs="Times New Roman"/>
+          <w:sz w:val="28"/>
+          <w:szCs w:val="28"/>
+        </w:rPr>
+        <w:t xml:space="preserve"> </w:t>
+      </w:r>
+      <w:proofErr w:type="spellStart"/>
+      <w:r>
+        <w:rPr>
+          <w:rFonts w:ascii="Times New Roman" w:hAnsi="Times New Roman" w:cs="Times New Roman"/>
+          <w:sz w:val="28"/>
+          <w:szCs w:val="28"/>
+        </w:rPr>
+        <w:t>відображення</w:t>
+      </w:r>
+      <w:proofErr w:type="spellEnd"/>
+      <w:r>
+        <w:rPr>
+          <w:rFonts w:ascii="Times New Roman" w:hAnsi="Times New Roman" w:cs="Times New Roman"/>
+          <w:sz w:val="28"/>
+          <w:szCs w:val="28"/>
+        </w:rPr>
+        <w:t xml:space="preserve"> </w:t>
+      </w:r>
+      <w:proofErr w:type="spellStart"/>
+      <w:r>
+        <w:rPr>
+          <w:rFonts w:ascii="Times New Roman" w:hAnsi="Times New Roman" w:cs="Times New Roman"/>
+          <w:sz w:val="28"/>
+          <w:szCs w:val="28"/>
+        </w:rPr>
+        <w:t>Entity</w:t>
+      </w:r>
+      <w:proofErr w:type="spellEnd"/>
+      <w:r>
+        <w:rPr>
+          <w:rFonts w:ascii="Times New Roman" w:hAnsi="Times New Roman" w:cs="Times New Roman"/>
+          <w:sz w:val="28"/>
+          <w:szCs w:val="28"/>
+        </w:rPr>
+        <w:t xml:space="preserve"> </w:t>
+      </w:r>
+      <w:proofErr w:type="spellStart"/>
+      <w:r>
+        <w:rPr>
+          <w:rFonts w:ascii="Times New Roman" w:hAnsi="Times New Roman" w:cs="Times New Roman"/>
+          <w:sz w:val="28"/>
+          <w:szCs w:val="28"/>
+        </w:rPr>
+        <w:t>Framework</w:t>
+      </w:r>
+      <w:proofErr w:type="spellEnd"/>
+      <w:r>
+        <w:rPr>
+          <w:rFonts w:ascii="Times New Roman" w:hAnsi="Times New Roman" w:cs="Times New Roman"/>
+          <w:sz w:val="28"/>
+          <w:szCs w:val="28"/>
+        </w:rPr>
+        <w:t xml:space="preserve"> </w:t>
+      </w:r>
+      <w:proofErr w:type="spellStart"/>
+      <w:r>
+        <w:rPr>
+          <w:rFonts w:ascii="Times New Roman" w:hAnsi="Times New Roman" w:cs="Times New Roman"/>
+          <w:sz w:val="28"/>
+          <w:szCs w:val="28"/>
+        </w:rPr>
+        <w:t>Core</w:t>
+      </w:r>
+      <w:proofErr w:type="spellEnd"/>
+      <w:r>
+        <w:rPr>
+          <w:rFonts w:ascii="Times New Roman" w:hAnsi="Times New Roman" w:cs="Times New Roman"/>
+          <w:sz w:val="28"/>
+          <w:szCs w:val="28"/>
+        </w:rPr>
+        <w:t xml:space="preserve"> з </w:t>
+      </w:r>
+      <w:proofErr w:type="spellStart"/>
+      <w:r>
+        <w:rPr>
+          <w:rFonts w:ascii="Times New Roman" w:hAnsi="Times New Roman" w:cs="Times New Roman"/>
+          <w:sz w:val="28"/>
+          <w:szCs w:val="28"/>
+        </w:rPr>
+        <w:t>використанням</w:t>
+      </w:r>
+      <w:proofErr w:type="spellEnd"/>
+      <w:r>
+        <w:rPr>
+          <w:rFonts w:ascii="Times New Roman" w:hAnsi="Times New Roman" w:cs="Times New Roman"/>
+          <w:sz w:val="28"/>
+          <w:szCs w:val="28"/>
+        </w:rPr>
+        <w:t xml:space="preserve"> </w:t>
+      </w:r>
+      <w:proofErr w:type="spellStart"/>
+      <w:r>
+        <w:rPr>
+          <w:rFonts w:ascii="Times New Roman" w:hAnsi="Times New Roman" w:cs="Times New Roman"/>
+          <w:sz w:val="28"/>
+          <w:szCs w:val="28"/>
+        </w:rPr>
+        <w:t>In-Memory</w:t>
+      </w:r>
+      <w:proofErr w:type="spellEnd"/>
+      <w:r>
+        <w:rPr>
+          <w:rFonts w:ascii="Times New Roman" w:hAnsi="Times New Roman" w:cs="Times New Roman"/>
+          <w:sz w:val="28"/>
+          <w:szCs w:val="28"/>
+        </w:rPr>
+        <w:t xml:space="preserve"> </w:t>
+      </w:r>
+      <w:proofErr w:type="spellStart"/>
+      <w:r>
+        <w:rPr>
+          <w:rFonts w:ascii="Times New Roman" w:hAnsi="Times New Roman" w:cs="Times New Roman"/>
+          <w:sz w:val="28"/>
+          <w:szCs w:val="28"/>
+        </w:rPr>
+        <w:t>бази</w:t>
+      </w:r>
+      <w:proofErr w:type="spellEnd"/>
+      <w:r>
+        <w:rPr>
+          <w:rFonts w:ascii="Times New Roman" w:hAnsi="Times New Roman" w:cs="Times New Roman"/>
+          <w:sz w:val="28"/>
+          <w:szCs w:val="28"/>
+        </w:rPr>
+        <w:t xml:space="preserve"> </w:t>
+      </w:r>
+      <w:proofErr w:type="spellStart"/>
+      <w:r>
+        <w:rPr>
+          <w:rFonts w:ascii="Times New Roman" w:hAnsi="Times New Roman" w:cs="Times New Roman"/>
+          <w:sz w:val="28"/>
+          <w:szCs w:val="28"/>
+        </w:rPr>
+        <w:t>даних</w:t>
+      </w:r>
+      <w:proofErr w:type="spellEnd"/>
+      <w:r>
+        <w:rPr>
+          <w:rFonts w:ascii="Times New Roman" w:hAnsi="Times New Roman" w:cs="Times New Roman"/>
+          <w:sz w:val="28"/>
+          <w:szCs w:val="28"/>
+        </w:rPr>
+        <w:t xml:space="preserve"> для </w:t>
+      </w:r>
+      <w:proofErr w:type="spellStart"/>
+      <w:r>
+        <w:rPr>
+          <w:rFonts w:ascii="Times New Roman" w:hAnsi="Times New Roman" w:cs="Times New Roman"/>
+          <w:sz w:val="28"/>
+          <w:szCs w:val="28"/>
+        </w:rPr>
+        <w:t>забезпечення</w:t>
+      </w:r>
+      <w:proofErr w:type="spellEnd"/>
+      <w:r>
+        <w:rPr>
+          <w:rFonts w:ascii="Times New Roman" w:hAnsi="Times New Roman" w:cs="Times New Roman"/>
+          <w:sz w:val="28"/>
+          <w:szCs w:val="28"/>
+        </w:rPr>
+        <w:t xml:space="preserve"> </w:t>
+      </w:r>
+      <w:proofErr w:type="spellStart"/>
+      <w:r>
+        <w:rPr>
+          <w:rFonts w:ascii="Times New Roman" w:hAnsi="Times New Roman" w:cs="Times New Roman"/>
+          <w:sz w:val="28"/>
+          <w:szCs w:val="28"/>
+        </w:rPr>
+        <w:t>високої</w:t>
+      </w:r>
+      <w:proofErr w:type="spellEnd"/>
+      <w:r>
+        <w:rPr>
+          <w:rFonts w:ascii="Times New Roman" w:hAnsi="Times New Roman" w:cs="Times New Roman"/>
+          <w:sz w:val="28"/>
+          <w:szCs w:val="28"/>
+        </w:rPr>
+        <w:t xml:space="preserve"> </w:t>
+      </w:r>
+      <w:proofErr w:type="spellStart"/>
+      <w:r>
+        <w:rPr>
+          <w:rFonts w:ascii="Times New Roman" w:hAnsi="Times New Roman" w:cs="Times New Roman"/>
+          <w:sz w:val="28"/>
+          <w:szCs w:val="28"/>
+        </w:rPr>
+        <w:t>швидкодії</w:t>
+      </w:r>
+      <w:proofErr w:type="spellEnd"/>
+      <w:r>
+        <w:rPr>
+          <w:rFonts w:ascii="Times New Roman" w:hAnsi="Times New Roman" w:cs="Times New Roman"/>
+          <w:sz w:val="28"/>
+          <w:szCs w:val="28"/>
+        </w:rPr>
+        <w:t xml:space="preserve"> </w:t>
+      </w:r>
+      <w:proofErr w:type="spellStart"/>
+      <w:r>
+        <w:rPr>
+          <w:rFonts w:ascii="Times New Roman" w:hAnsi="Times New Roman" w:cs="Times New Roman"/>
+          <w:sz w:val="28"/>
+          <w:szCs w:val="28"/>
+        </w:rPr>
+        <w:t>під</w:t>
+      </w:r>
+      <w:proofErr w:type="spellEnd"/>
+      <w:r>
+        <w:rPr>
+          <w:rFonts w:ascii="Times New Roman" w:hAnsi="Times New Roman" w:cs="Times New Roman"/>
+          <w:sz w:val="28"/>
+          <w:szCs w:val="28"/>
+        </w:rPr>
+        <w:t xml:space="preserve"> час </w:t>
+      </w:r>
+      <w:proofErr w:type="spellStart"/>
+      <w:r>
+        <w:rPr>
+          <w:rFonts w:ascii="Times New Roman" w:hAnsi="Times New Roman" w:cs="Times New Roman"/>
+          <w:sz w:val="28"/>
+          <w:szCs w:val="28"/>
+        </w:rPr>
+        <w:t>розробки</w:t>
+      </w:r>
+      <w:proofErr w:type="spellEnd"/>
+      <w:r>
+        <w:rPr>
+          <w:rFonts w:ascii="Times New Roman" w:hAnsi="Times New Roman" w:cs="Times New Roman"/>
+          <w:sz w:val="28"/>
+          <w:szCs w:val="28"/>
+        </w:rPr>
+        <w:t xml:space="preserve"> та </w:t>
+      </w:r>
+      <w:proofErr w:type="spellStart"/>
+      <w:r>
+        <w:rPr>
+          <w:rFonts w:ascii="Times New Roman" w:hAnsi="Times New Roman" w:cs="Times New Roman"/>
+          <w:sz w:val="28"/>
+          <w:szCs w:val="28"/>
+        </w:rPr>
+        <w:t>тестування</w:t>
+      </w:r>
+      <w:proofErr w:type="spellEnd"/>
+      <w:r>
+        <w:rPr>
+          <w:rFonts w:ascii="Times New Roman" w:hAnsi="Times New Roman" w:cs="Times New Roman"/>
+          <w:sz w:val="28"/>
+          <w:szCs w:val="28"/>
+        </w:rPr>
+        <w:t>.</w:t>
       </w:r>
     </w:p>
     <w:p>
       <w:pPr>
+        <w:tabs>
+          <w:tab w:val="left" w:pos="1134"/>
+        </w:tabs>
         <w:spacing w:after="0"/>
         <w:ind w:firstLine="709"/>
         <w:jc w:val="both"/>
         <w:rPr>
           <w:rFonts w:ascii="Times New Roman" w:hAnsi="Times New Roman" w:cs="Times New Roman"/>
+          <w:sz w:val="28"/>
+          <w:szCs w:val="28"/>
+        </w:rPr>
+      </w:pPr>
+      <w:proofErr w:type="spellStart"/>
+      <w:r>
+        <w:rPr>
+          <w:rFonts w:ascii="Times New Roman" w:hAnsi="Times New Roman" w:cs="Times New Roman"/>
+          <w:sz w:val="28"/>
+          <w:szCs w:val="28"/>
+        </w:rPr>
+        <w:t>Під</w:t>
+      </w:r>
+      <w:proofErr w:type="spellEnd"/>
+      <w:r>
+        <w:rPr>
+          <w:rFonts w:ascii="Times New Roman" w:hAnsi="Times New Roman" w:cs="Times New Roman"/>
+          <w:sz w:val="28"/>
+          <w:szCs w:val="28"/>
+        </w:rPr>
+        <w:t xml:space="preserve"> час </w:t>
+      </w:r>
+      <w:proofErr w:type="spellStart"/>
+      <w:r>
+        <w:rPr>
+          <w:rFonts w:ascii="Times New Roman" w:hAnsi="Times New Roman" w:cs="Times New Roman"/>
+          <w:sz w:val="28"/>
+          <w:szCs w:val="28"/>
+        </w:rPr>
+        <w:t>розробки</w:t>
+      </w:r>
+      <w:proofErr w:type="spellEnd"/>
+      <w:r>
+        <w:rPr>
+          <w:rFonts w:ascii="Times New Roman" w:hAnsi="Times New Roman" w:cs="Times New Roman"/>
+          <w:sz w:val="28"/>
+          <w:szCs w:val="28"/>
+        </w:rPr>
+        <w:t xml:space="preserve"> </w:t>
+      </w:r>
+      <w:proofErr w:type="spellStart"/>
+      <w:r>
+        <w:rPr>
+          <w:rFonts w:ascii="Times New Roman" w:hAnsi="Times New Roman" w:cs="Times New Roman"/>
+          <w:sz w:val="28"/>
+          <w:szCs w:val="28"/>
+        </w:rPr>
+        <w:t>було</w:t>
+      </w:r>
+      <w:proofErr w:type="spellEnd"/>
+      <w:r>
+        <w:rPr>
+          <w:rFonts w:ascii="Times New Roman" w:hAnsi="Times New Roman" w:cs="Times New Roman"/>
+          <w:sz w:val="28"/>
+          <w:szCs w:val="28"/>
+        </w:rPr>
+        <w:t xml:space="preserve"> </w:t>
+      </w:r>
+      <w:proofErr w:type="spellStart"/>
+      <w:r>
+        <w:rPr>
+          <w:rFonts w:ascii="Times New Roman" w:hAnsi="Times New Roman" w:cs="Times New Roman"/>
+          <w:sz w:val="28"/>
+          <w:szCs w:val="28"/>
+        </w:rPr>
+        <w:t>імплементовано</w:t>
+      </w:r>
+      <w:proofErr w:type="spellEnd"/>
+      <w:r>
+        <w:rPr>
+          <w:rFonts w:ascii="Times New Roman" w:hAnsi="Times New Roman" w:cs="Times New Roman"/>
+          <w:sz w:val="28"/>
+          <w:szCs w:val="28"/>
+        </w:rPr>
+        <w:t xml:space="preserve"> </w:t>
+      </w:r>
+      <w:proofErr w:type="spellStart"/>
+      <w:r>
+        <w:rPr>
+          <w:rFonts w:ascii="Times New Roman" w:hAnsi="Times New Roman" w:cs="Times New Roman"/>
+          <w:sz w:val="28"/>
+          <w:szCs w:val="28"/>
+        </w:rPr>
+        <w:t>чотири</w:t>
+      </w:r>
+      <w:proofErr w:type="spellEnd"/>
+      <w:r>
+        <w:rPr>
+          <w:rFonts w:ascii="Times New Roman" w:hAnsi="Times New Roman" w:cs="Times New Roman"/>
+          <w:sz w:val="28"/>
+          <w:szCs w:val="28"/>
+        </w:rPr>
+        <w:t xml:space="preserve"> </w:t>
+      </w:r>
+      <w:proofErr w:type="spellStart"/>
+      <w:r>
+        <w:rPr>
+          <w:rFonts w:ascii="Times New Roman" w:hAnsi="Times New Roman" w:cs="Times New Roman"/>
+          <w:sz w:val="28"/>
+          <w:szCs w:val="28"/>
+        </w:rPr>
+        <w:t>ключові</w:t>
+      </w:r>
+      <w:proofErr w:type="spellEnd"/>
+      <w:r>
+        <w:rPr>
+          <w:rFonts w:ascii="Times New Roman" w:hAnsi="Times New Roman" w:cs="Times New Roman"/>
+          <w:sz w:val="28"/>
+          <w:szCs w:val="28"/>
+        </w:rPr>
+        <w:t xml:space="preserve"> </w:t>
+      </w:r>
+      <w:proofErr w:type="spellStart"/>
+      <w:r>
+        <w:rPr>
+          <w:rFonts w:ascii="Times New Roman" w:hAnsi="Times New Roman" w:cs="Times New Roman"/>
+          <w:sz w:val="28"/>
+          <w:szCs w:val="28"/>
+        </w:rPr>
+        <w:t>атрибути</w:t>
+      </w:r>
+      <w:proofErr w:type="spellEnd"/>
+      <w:r>
+        <w:rPr>
+          <w:rFonts w:ascii="Times New Roman" w:hAnsi="Times New Roman" w:cs="Times New Roman"/>
+          <w:sz w:val="28"/>
+          <w:szCs w:val="28"/>
+        </w:rPr>
+        <w:t xml:space="preserve"> </w:t>
+      </w:r>
+      <w:proofErr w:type="spellStart"/>
+      <w:r>
+        <w:rPr>
+          <w:rFonts w:ascii="Times New Roman" w:hAnsi="Times New Roman" w:cs="Times New Roman"/>
+          <w:sz w:val="28"/>
+          <w:szCs w:val="28"/>
+        </w:rPr>
+        <w:t>якості</w:t>
+      </w:r>
+      <w:proofErr w:type="spellEnd"/>
+      <w:r>
+        <w:rPr>
+          <w:rFonts w:ascii="Times New Roman" w:hAnsi="Times New Roman" w:cs="Times New Roman"/>
+          <w:sz w:val="28"/>
+          <w:szCs w:val="28"/>
+        </w:rPr>
+        <w:t xml:space="preserve">. Перший атрибут </w:t>
+      </w:r>
+      <w:proofErr w:type="spellStart"/>
+      <w:r>
+        <w:rPr>
+          <w:rFonts w:ascii="Times New Roman" w:hAnsi="Times New Roman" w:cs="Times New Roman"/>
+          <w:sz w:val="28"/>
+          <w:szCs w:val="28"/>
+        </w:rPr>
+        <w:t>продуктивність</w:t>
+      </w:r>
+      <w:proofErr w:type="spellEnd"/>
+      <w:r>
+        <w:rPr>
+          <w:rFonts w:ascii="Times New Roman" w:hAnsi="Times New Roman" w:cs="Times New Roman"/>
+          <w:sz w:val="28"/>
+          <w:szCs w:val="28"/>
+        </w:rPr>
+        <w:t xml:space="preserve"> (</w:t>
+      </w:r>
+      <w:proofErr w:type="spellStart"/>
+      <w:r>
+        <w:rPr>
+          <w:rFonts w:ascii="Times New Roman" w:hAnsi="Times New Roman" w:cs="Times New Roman"/>
+          <w:sz w:val="28"/>
+          <w:szCs w:val="28"/>
+        </w:rPr>
+        <w:t>Performance</w:t>
+      </w:r>
+      <w:proofErr w:type="spellEnd"/>
+      <w:r>
+        <w:rPr>
+          <w:rFonts w:ascii="Times New Roman" w:hAnsi="Times New Roman" w:cs="Times New Roman"/>
+          <w:sz w:val="28"/>
+          <w:szCs w:val="28"/>
+        </w:rPr>
+        <w:t xml:space="preserve">) </w:t>
+      </w:r>
+      <w:proofErr w:type="spellStart"/>
+      <w:r>
+        <w:rPr>
+          <w:rFonts w:ascii="Times New Roman" w:hAnsi="Times New Roman" w:cs="Times New Roman"/>
+          <w:sz w:val="28"/>
+          <w:szCs w:val="28"/>
+        </w:rPr>
+        <w:t>реалізовано</w:t>
+      </w:r>
+      <w:proofErr w:type="spellEnd"/>
+      <w:r>
+        <w:rPr>
+          <w:rFonts w:ascii="Times New Roman" w:hAnsi="Times New Roman" w:cs="Times New Roman"/>
+          <w:sz w:val="28"/>
+          <w:szCs w:val="28"/>
+        </w:rPr>
+        <w:t xml:space="preserve"> </w:t>
+      </w:r>
+      <w:proofErr w:type="spellStart"/>
+      <w:r>
+        <w:rPr>
+          <w:rFonts w:ascii="Times New Roman" w:hAnsi="Times New Roman" w:cs="Times New Roman"/>
+          <w:sz w:val="28"/>
+          <w:szCs w:val="28"/>
+        </w:rPr>
+        <w:t>завдяки</w:t>
+      </w:r>
+      <w:proofErr w:type="spellEnd"/>
+      <w:r>
+        <w:rPr>
+          <w:rFonts w:ascii="Times New Roman" w:hAnsi="Times New Roman" w:cs="Times New Roman"/>
+          <w:sz w:val="28"/>
+          <w:szCs w:val="28"/>
+        </w:rPr>
+        <w:t xml:space="preserve"> </w:t>
+      </w:r>
+      <w:proofErr w:type="spellStart"/>
+      <w:r>
+        <w:rPr>
+          <w:rFonts w:ascii="Times New Roman" w:hAnsi="Times New Roman" w:cs="Times New Roman"/>
+          <w:sz w:val="28"/>
+          <w:szCs w:val="28"/>
+        </w:rPr>
+        <w:t>використанню</w:t>
+      </w:r>
+      <w:proofErr w:type="spellEnd"/>
+      <w:r>
+        <w:rPr>
+          <w:rFonts w:ascii="Times New Roman" w:hAnsi="Times New Roman" w:cs="Times New Roman"/>
+          <w:sz w:val="28"/>
+          <w:szCs w:val="28"/>
+        </w:rPr>
+        <w:t xml:space="preserve"> </w:t>
+      </w:r>
+      <w:proofErr w:type="spellStart"/>
+      <w:r>
+        <w:rPr>
+          <w:rFonts w:ascii="Times New Roman" w:hAnsi="Times New Roman" w:cs="Times New Roman"/>
+          <w:sz w:val="28"/>
+          <w:szCs w:val="28"/>
+        </w:rPr>
+        <w:t>асинхронних</w:t>
+      </w:r>
+      <w:proofErr w:type="spellEnd"/>
+      <w:r>
+        <w:rPr>
+          <w:rFonts w:ascii="Times New Roman" w:hAnsi="Times New Roman" w:cs="Times New Roman"/>
+          <w:sz w:val="28"/>
+          <w:szCs w:val="28"/>
+        </w:rPr>
+        <w:t xml:space="preserve"> </w:t>
+      </w:r>
+      <w:proofErr w:type="spellStart"/>
+      <w:r>
+        <w:rPr>
+          <w:rFonts w:ascii="Times New Roman" w:hAnsi="Times New Roman" w:cs="Times New Roman"/>
+          <w:sz w:val="28"/>
+          <w:szCs w:val="28"/>
+        </w:rPr>
+        <w:t>операцій</w:t>
+      </w:r>
+      <w:proofErr w:type="spellEnd"/>
+      <w:r>
+        <w:rPr>
+          <w:rFonts w:ascii="Times New Roman" w:hAnsi="Times New Roman" w:cs="Times New Roman"/>
+          <w:sz w:val="28"/>
+          <w:szCs w:val="28"/>
+        </w:rPr>
+        <w:t xml:space="preserve"> (</w:t>
+      </w:r>
+      <w:proofErr w:type="spellStart"/>
+      <w:r>
+        <w:rPr>
+          <w:rFonts w:ascii="Times New Roman" w:hAnsi="Times New Roman" w:cs="Times New Roman"/>
+          <w:sz w:val="28"/>
+          <w:szCs w:val="28"/>
+        </w:rPr>
+        <w:t>async</w:t>
+      </w:r>
+      <w:proofErr w:type="spellEnd"/>
+      <w:r>
+        <w:rPr>
+          <w:rFonts w:ascii="Times New Roman" w:hAnsi="Times New Roman" w:cs="Times New Roman"/>
+          <w:sz w:val="28"/>
+          <w:szCs w:val="28"/>
+        </w:rPr>
+        <w:t xml:space="preserve"> та </w:t>
+      </w:r>
+      <w:proofErr w:type="spellStart"/>
+      <w:r>
+        <w:rPr>
+          <w:rFonts w:ascii="Times New Roman" w:hAnsi="Times New Roman" w:cs="Times New Roman"/>
+          <w:sz w:val="28"/>
+          <w:szCs w:val="28"/>
+        </w:rPr>
+        <w:t>await</w:t>
+      </w:r>
+      <w:proofErr w:type="spellEnd"/>
+      <w:r>
+        <w:rPr>
+          <w:rFonts w:ascii="Times New Roman" w:hAnsi="Times New Roman" w:cs="Times New Roman"/>
+          <w:sz w:val="28"/>
+          <w:szCs w:val="28"/>
+        </w:rPr>
+        <w:t xml:space="preserve">) на </w:t>
+      </w:r>
+      <w:proofErr w:type="spellStart"/>
+      <w:r>
+        <w:rPr>
+          <w:rFonts w:ascii="Times New Roman" w:hAnsi="Times New Roman" w:cs="Times New Roman"/>
+          <w:sz w:val="28"/>
+          <w:szCs w:val="28"/>
+        </w:rPr>
+        <w:t>всіх</w:t>
+      </w:r>
+      <w:proofErr w:type="spellEnd"/>
+      <w:r>
+        <w:rPr>
+          <w:rFonts w:ascii="Times New Roman" w:hAnsi="Times New Roman" w:cs="Times New Roman"/>
+          <w:sz w:val="28"/>
+          <w:szCs w:val="28"/>
+        </w:rPr>
+        <w:t xml:space="preserve"> </w:t>
+      </w:r>
+      <w:proofErr w:type="spellStart"/>
+      <w:r>
+        <w:rPr>
+          <w:rFonts w:ascii="Times New Roman" w:hAnsi="Times New Roman" w:cs="Times New Roman"/>
+          <w:sz w:val="28"/>
+          <w:szCs w:val="28"/>
+        </w:rPr>
+        <w:t>архітектурних</w:t>
+      </w:r>
+      <w:proofErr w:type="spellEnd"/>
+      <w:r>
+        <w:rPr>
+          <w:rFonts w:ascii="Times New Roman" w:hAnsi="Times New Roman" w:cs="Times New Roman"/>
+          <w:sz w:val="28"/>
+          <w:szCs w:val="28"/>
+        </w:rPr>
+        <w:t xml:space="preserve"> </w:t>
+      </w:r>
+      <w:proofErr w:type="spellStart"/>
+      <w:r>
+        <w:rPr>
+          <w:rFonts w:ascii="Times New Roman" w:hAnsi="Times New Roman" w:cs="Times New Roman"/>
+          <w:sz w:val="28"/>
+          <w:szCs w:val="28"/>
+        </w:rPr>
+        <w:t>рівнях</w:t>
+      </w:r>
+      <w:proofErr w:type="spellEnd"/>
+      <w:r>
+        <w:rPr>
+          <w:rFonts w:ascii="Times New Roman" w:hAnsi="Times New Roman" w:cs="Times New Roman"/>
+          <w:sz w:val="28"/>
+          <w:szCs w:val="28"/>
+        </w:rPr>
+        <w:t xml:space="preserve">. </w:t>
+      </w:r>
+      <w:proofErr w:type="spellStart"/>
+      <w:r>
+        <w:rPr>
+          <w:rFonts w:ascii="Times New Roman" w:hAnsi="Times New Roman" w:cs="Times New Roman"/>
+          <w:sz w:val="28"/>
+          <w:szCs w:val="28"/>
+        </w:rPr>
+        <w:t>Це</w:t>
+      </w:r>
+      <w:proofErr w:type="spellEnd"/>
+      <w:r>
+        <w:rPr>
+          <w:rFonts w:ascii="Times New Roman" w:hAnsi="Times New Roman" w:cs="Times New Roman"/>
+          <w:sz w:val="28"/>
+          <w:szCs w:val="28"/>
+        </w:rPr>
+        <w:t xml:space="preserve"> </w:t>
+      </w:r>
+      <w:proofErr w:type="spellStart"/>
+      <w:r>
+        <w:rPr>
+          <w:rFonts w:ascii="Times New Roman" w:hAnsi="Times New Roman" w:cs="Times New Roman"/>
+          <w:sz w:val="28"/>
+          <w:szCs w:val="28"/>
+        </w:rPr>
+        <w:t>дозволяє</w:t>
+      </w:r>
+      <w:proofErr w:type="spellEnd"/>
+      <w:r>
+        <w:rPr>
+          <w:rFonts w:ascii="Times New Roman" w:hAnsi="Times New Roman" w:cs="Times New Roman"/>
+          <w:sz w:val="28"/>
+          <w:szCs w:val="28"/>
+        </w:rPr>
+        <w:t xml:space="preserve"> серверу не </w:t>
+      </w:r>
+      <w:proofErr w:type="spellStart"/>
+      <w:r>
+        <w:rPr>
+          <w:rFonts w:ascii="Times New Roman" w:hAnsi="Times New Roman" w:cs="Times New Roman"/>
+          <w:sz w:val="28"/>
+          <w:szCs w:val="28"/>
+        </w:rPr>
+        <w:t>блокувати</w:t>
+      </w:r>
+      <w:proofErr w:type="spellEnd"/>
+      <w:r>
+        <w:rPr>
+          <w:rFonts w:ascii="Times New Roman" w:hAnsi="Times New Roman" w:cs="Times New Roman"/>
+          <w:sz w:val="28"/>
+          <w:szCs w:val="28"/>
+        </w:rPr>
+        <w:t xml:space="preserve"> </w:t>
+      </w:r>
+      <w:proofErr w:type="spellStart"/>
+      <w:r>
+        <w:rPr>
+          <w:rFonts w:ascii="Times New Roman" w:hAnsi="Times New Roman" w:cs="Times New Roman"/>
+          <w:sz w:val="28"/>
+          <w:szCs w:val="28"/>
+        </w:rPr>
+        <w:t>робочі</w:t>
+      </w:r>
+      <w:proofErr w:type="spellEnd"/>
+      <w:r>
+        <w:rPr>
+          <w:rFonts w:ascii="Times New Roman" w:hAnsi="Times New Roman" w:cs="Times New Roman"/>
+          <w:sz w:val="28"/>
+          <w:szCs w:val="28"/>
+        </w:rPr>
+        <w:t xml:space="preserve"> потоки </w:t>
+      </w:r>
+      <w:proofErr w:type="spellStart"/>
+      <w:r>
+        <w:rPr>
+          <w:rFonts w:ascii="Times New Roman" w:hAnsi="Times New Roman" w:cs="Times New Roman"/>
+          <w:sz w:val="28"/>
+          <w:szCs w:val="28"/>
+        </w:rPr>
+        <w:t>під</w:t>
+      </w:r>
+      <w:proofErr w:type="spellEnd"/>
+      <w:r>
+        <w:rPr>
+          <w:rFonts w:ascii="Times New Roman" w:hAnsi="Times New Roman" w:cs="Times New Roman"/>
+          <w:sz w:val="28"/>
+          <w:szCs w:val="28"/>
+        </w:rPr>
+        <w:t xml:space="preserve"> час </w:t>
+      </w:r>
+      <w:proofErr w:type="spellStart"/>
+      <w:r>
+        <w:rPr>
+          <w:rFonts w:ascii="Times New Roman" w:hAnsi="Times New Roman" w:cs="Times New Roman"/>
+          <w:sz w:val="28"/>
+          <w:szCs w:val="28"/>
+        </w:rPr>
+        <w:t>звернень</w:t>
+      </w:r>
+      <w:proofErr w:type="spellEnd"/>
+      <w:r>
+        <w:rPr>
+          <w:rFonts w:ascii="Times New Roman" w:hAnsi="Times New Roman" w:cs="Times New Roman"/>
+          <w:sz w:val="28"/>
+          <w:szCs w:val="28"/>
+        </w:rPr>
+        <w:t xml:space="preserve"> до </w:t>
+      </w:r>
+      <w:proofErr w:type="spellStart"/>
+      <w:r>
+        <w:rPr>
+          <w:rFonts w:ascii="Times New Roman" w:hAnsi="Times New Roman" w:cs="Times New Roman"/>
+          <w:sz w:val="28"/>
+          <w:szCs w:val="28"/>
+        </w:rPr>
+        <w:t>бази</w:t>
+      </w:r>
+      <w:proofErr w:type="spellEnd"/>
+      <w:r>
+        <w:rPr>
+          <w:rFonts w:ascii="Times New Roman" w:hAnsi="Times New Roman" w:cs="Times New Roman"/>
+          <w:sz w:val="28"/>
+          <w:szCs w:val="28"/>
+        </w:rPr>
+        <w:t xml:space="preserve"> </w:t>
+      </w:r>
+      <w:proofErr w:type="spellStart"/>
+      <w:r>
+        <w:rPr>
+          <w:rFonts w:ascii="Times New Roman" w:hAnsi="Times New Roman" w:cs="Times New Roman"/>
+          <w:sz w:val="28"/>
+          <w:szCs w:val="28"/>
+        </w:rPr>
+        <w:t>даних</w:t>
+      </w:r>
+      <w:proofErr w:type="spellEnd"/>
+      <w:r>
+        <w:rPr>
+          <w:rFonts w:ascii="Times New Roman" w:hAnsi="Times New Roman" w:cs="Times New Roman"/>
+          <w:sz w:val="28"/>
+          <w:szCs w:val="28"/>
+        </w:rPr>
+        <w:t xml:space="preserve">, </w:t>
+      </w:r>
+      <w:proofErr w:type="spellStart"/>
+      <w:r>
+        <w:rPr>
+          <w:rFonts w:ascii="Times New Roman" w:hAnsi="Times New Roman" w:cs="Times New Roman"/>
+          <w:sz w:val="28"/>
+          <w:szCs w:val="28"/>
+        </w:rPr>
+        <w:t>забезпечуючи</w:t>
+      </w:r>
+      <w:proofErr w:type="spellEnd"/>
+      <w:r>
+        <w:rPr>
+          <w:rFonts w:ascii="Times New Roman" w:hAnsi="Times New Roman" w:cs="Times New Roman"/>
+          <w:sz w:val="28"/>
+          <w:szCs w:val="28"/>
+        </w:rPr>
+        <w:t xml:space="preserve"> </w:t>
+      </w:r>
+      <w:proofErr w:type="spellStart"/>
+      <w:r>
+        <w:rPr>
+          <w:rFonts w:ascii="Times New Roman" w:hAnsi="Times New Roman" w:cs="Times New Roman"/>
+          <w:sz w:val="28"/>
+          <w:szCs w:val="28"/>
+        </w:rPr>
+        <w:t>швидку</w:t>
+      </w:r>
+      <w:proofErr w:type="spellEnd"/>
+      <w:r>
+        <w:rPr>
+          <w:rFonts w:ascii="Times New Roman" w:hAnsi="Times New Roman" w:cs="Times New Roman"/>
+          <w:sz w:val="28"/>
+          <w:szCs w:val="28"/>
+        </w:rPr>
+        <w:t xml:space="preserve"> </w:t>
+      </w:r>
+      <w:proofErr w:type="spellStart"/>
+      <w:r>
+        <w:rPr>
+          <w:rFonts w:ascii="Times New Roman" w:hAnsi="Times New Roman" w:cs="Times New Roman"/>
+          <w:sz w:val="28"/>
+          <w:szCs w:val="28"/>
+        </w:rPr>
+        <w:t>відповідь</w:t>
+      </w:r>
+      <w:proofErr w:type="spellEnd"/>
+      <w:r>
+        <w:rPr>
+          <w:rFonts w:ascii="Times New Roman" w:hAnsi="Times New Roman" w:cs="Times New Roman"/>
+          <w:sz w:val="28"/>
+          <w:szCs w:val="28"/>
+        </w:rPr>
+        <w:t xml:space="preserve"> </w:t>
+      </w:r>
+      <w:proofErr w:type="spellStart"/>
+      <w:r>
+        <w:rPr>
+          <w:rFonts w:ascii="Times New Roman" w:hAnsi="Times New Roman" w:cs="Times New Roman"/>
+          <w:sz w:val="28"/>
+          <w:szCs w:val="28"/>
+        </w:rPr>
+        <w:t>клієнту</w:t>
+      </w:r>
+      <w:proofErr w:type="spellEnd"/>
+      <w:r>
+        <w:rPr>
+          <w:rFonts w:ascii="Times New Roman" w:hAnsi="Times New Roman" w:cs="Times New Roman"/>
+          <w:sz w:val="28"/>
+          <w:szCs w:val="28"/>
+        </w:rPr>
+        <w:t xml:space="preserve"> </w:t>
+      </w:r>
+      <w:proofErr w:type="spellStart"/>
+      <w:r>
+        <w:rPr>
+          <w:rFonts w:ascii="Times New Roman" w:hAnsi="Times New Roman" w:cs="Times New Roman"/>
+          <w:sz w:val="28"/>
+          <w:szCs w:val="28"/>
+        </w:rPr>
+        <w:t>навіть</w:t>
+      </w:r>
+      <w:proofErr w:type="spellEnd"/>
+      <w:r>
+        <w:rPr>
+          <w:rFonts w:ascii="Times New Roman" w:hAnsi="Times New Roman" w:cs="Times New Roman"/>
+          <w:sz w:val="28"/>
+          <w:szCs w:val="28"/>
+        </w:rPr>
+        <w:t xml:space="preserve"> при </w:t>
+      </w:r>
+      <w:proofErr w:type="spellStart"/>
+      <w:r>
+        <w:rPr>
+          <w:rFonts w:ascii="Times New Roman" w:hAnsi="Times New Roman" w:cs="Times New Roman"/>
+          <w:sz w:val="28"/>
+          <w:szCs w:val="28"/>
+        </w:rPr>
+        <w:t>великій</w:t>
+      </w:r>
+      <w:proofErr w:type="spellEnd"/>
+      <w:r>
+        <w:rPr>
+          <w:rFonts w:ascii="Times New Roman" w:hAnsi="Times New Roman" w:cs="Times New Roman"/>
+          <w:sz w:val="28"/>
+          <w:szCs w:val="28"/>
+        </w:rPr>
+        <w:t xml:space="preserve"> </w:t>
+      </w:r>
+      <w:proofErr w:type="spellStart"/>
+      <w:r>
+        <w:rPr>
+          <w:rFonts w:ascii="Times New Roman" w:hAnsi="Times New Roman" w:cs="Times New Roman"/>
+          <w:sz w:val="28"/>
+          <w:szCs w:val="28"/>
+        </w:rPr>
+        <w:t>кількості</w:t>
+      </w:r>
+      <w:proofErr w:type="spellEnd"/>
+      <w:r>
+        <w:rPr>
+          <w:rFonts w:ascii="Times New Roman" w:hAnsi="Times New Roman" w:cs="Times New Roman"/>
+          <w:sz w:val="28"/>
+          <w:szCs w:val="28"/>
+        </w:rPr>
+        <w:t xml:space="preserve"> </w:t>
+      </w:r>
+      <w:proofErr w:type="spellStart"/>
+      <w:r>
+        <w:rPr>
+          <w:rFonts w:ascii="Times New Roman" w:hAnsi="Times New Roman" w:cs="Times New Roman"/>
+          <w:sz w:val="28"/>
+          <w:szCs w:val="28"/>
+        </w:rPr>
+        <w:t>одночасних</w:t>
+      </w:r>
+      <w:proofErr w:type="spellEnd"/>
+      <w:r>
+        <w:rPr>
+          <w:rFonts w:ascii="Times New Roman" w:hAnsi="Times New Roman" w:cs="Times New Roman"/>
+          <w:sz w:val="28"/>
+          <w:szCs w:val="28"/>
+        </w:rPr>
+        <w:t xml:space="preserve"> </w:t>
+      </w:r>
+      <w:proofErr w:type="spellStart"/>
+      <w:r>
+        <w:rPr>
+          <w:rFonts w:ascii="Times New Roman" w:hAnsi="Times New Roman" w:cs="Times New Roman"/>
+          <w:sz w:val="28"/>
+          <w:szCs w:val="28"/>
+        </w:rPr>
+        <w:t>запитів</w:t>
+      </w:r>
+      <w:proofErr w:type="spellEnd"/>
+      <w:r>
+        <w:rPr>
+          <w:rFonts w:ascii="Times New Roman" w:hAnsi="Times New Roman" w:cs="Times New Roman"/>
+          <w:sz w:val="28"/>
+          <w:szCs w:val="28"/>
+        </w:rPr>
+        <w:t xml:space="preserve"> </w:t>
+      </w:r>
+      <w:proofErr w:type="gramStart"/>
+      <w:r>
+        <w:rPr>
+          <w:rFonts w:ascii="Times New Roman" w:hAnsi="Times New Roman" w:cs="Times New Roman"/>
+          <w:sz w:val="28"/>
+          <w:szCs w:val="28"/>
+        </w:rPr>
+        <w:t>до каталогу</w:t>
+      </w:r>
+      <w:proofErr w:type="gramEnd"/>
+      <w:r>
+        <w:rPr>
+          <w:rFonts w:ascii="Times New Roman" w:hAnsi="Times New Roman" w:cs="Times New Roman"/>
+          <w:sz w:val="28"/>
+          <w:szCs w:val="28"/>
+        </w:rPr>
+        <w:t xml:space="preserve">. </w:t>
+      </w:r>
+      <w:proofErr w:type="spellStart"/>
+      <w:r>
+        <w:rPr>
+          <w:rFonts w:ascii="Times New Roman" w:hAnsi="Times New Roman" w:cs="Times New Roman"/>
+          <w:sz w:val="28"/>
+          <w:szCs w:val="28"/>
+        </w:rPr>
+        <w:t>Другий</w:t>
+      </w:r>
+      <w:proofErr w:type="spellEnd"/>
+      <w:r>
+        <w:rPr>
+          <w:rFonts w:ascii="Times New Roman" w:hAnsi="Times New Roman" w:cs="Times New Roman"/>
+          <w:sz w:val="28"/>
+          <w:szCs w:val="28"/>
+        </w:rPr>
+        <w:t xml:space="preserve"> атрибут </w:t>
+      </w:r>
+      <w:proofErr w:type="spellStart"/>
+      <w:r>
+        <w:rPr>
+          <w:rFonts w:ascii="Times New Roman" w:hAnsi="Times New Roman" w:cs="Times New Roman"/>
+          <w:sz w:val="28"/>
+          <w:szCs w:val="28"/>
+        </w:rPr>
+        <w:t>надійність</w:t>
+      </w:r>
+      <w:proofErr w:type="spellEnd"/>
+      <w:r>
+        <w:rPr>
+          <w:rFonts w:ascii="Times New Roman" w:hAnsi="Times New Roman" w:cs="Times New Roman"/>
+          <w:sz w:val="28"/>
+          <w:szCs w:val="28"/>
+        </w:rPr>
+        <w:t xml:space="preserve"> (</w:t>
+      </w:r>
+      <w:proofErr w:type="spellStart"/>
+      <w:r>
+        <w:rPr>
+          <w:rFonts w:ascii="Times New Roman" w:hAnsi="Times New Roman" w:cs="Times New Roman"/>
+          <w:sz w:val="28"/>
+          <w:szCs w:val="28"/>
+        </w:rPr>
+        <w:t>Reliability</w:t>
+      </w:r>
+      <w:proofErr w:type="spellEnd"/>
+      <w:r>
+        <w:rPr>
+          <w:rFonts w:ascii="Times New Roman" w:hAnsi="Times New Roman" w:cs="Times New Roman"/>
+          <w:sz w:val="28"/>
+          <w:szCs w:val="28"/>
+        </w:rPr>
+        <w:t xml:space="preserve">) </w:t>
+      </w:r>
+      <w:proofErr w:type="spellStart"/>
+      <w:r>
+        <w:rPr>
+          <w:rFonts w:ascii="Times New Roman" w:hAnsi="Times New Roman" w:cs="Times New Roman"/>
+          <w:sz w:val="28"/>
+          <w:szCs w:val="28"/>
+        </w:rPr>
+        <w:t>гарантується</w:t>
+      </w:r>
+      <w:proofErr w:type="spellEnd"/>
+      <w:r>
+        <w:rPr>
+          <w:rFonts w:ascii="Times New Roman" w:hAnsi="Times New Roman" w:cs="Times New Roman"/>
+          <w:sz w:val="28"/>
+          <w:szCs w:val="28"/>
+        </w:rPr>
+        <w:t xml:space="preserve"> строгими </w:t>
+      </w:r>
+      <w:proofErr w:type="spellStart"/>
+      <w:r>
+        <w:rPr>
+          <w:rFonts w:ascii="Times New Roman" w:hAnsi="Times New Roman" w:cs="Times New Roman"/>
+          <w:sz w:val="28"/>
+          <w:szCs w:val="28"/>
+        </w:rPr>
+        <w:t>перевірками</w:t>
+      </w:r>
+      <w:proofErr w:type="spellEnd"/>
+      <w:r>
+        <w:rPr>
+          <w:rFonts w:ascii="Times New Roman" w:hAnsi="Times New Roman" w:cs="Times New Roman"/>
+          <w:sz w:val="28"/>
+          <w:szCs w:val="28"/>
+        </w:rPr>
+        <w:t xml:space="preserve"> на </w:t>
+      </w:r>
+      <w:proofErr w:type="spellStart"/>
+      <w:r>
+        <w:rPr>
+          <w:rFonts w:ascii="Times New Roman" w:hAnsi="Times New Roman" w:cs="Times New Roman"/>
+          <w:sz w:val="28"/>
+          <w:szCs w:val="28"/>
+        </w:rPr>
+        <w:t>сервісному</w:t>
+      </w:r>
+      <w:proofErr w:type="spellEnd"/>
+      <w:r>
+        <w:rPr>
+          <w:rFonts w:ascii="Times New Roman" w:hAnsi="Times New Roman" w:cs="Times New Roman"/>
+          <w:sz w:val="28"/>
+          <w:szCs w:val="28"/>
+        </w:rPr>
+        <w:t xml:space="preserve"> </w:t>
+      </w:r>
+      <w:proofErr w:type="spellStart"/>
+      <w:r>
+        <w:rPr>
+          <w:rFonts w:ascii="Times New Roman" w:hAnsi="Times New Roman" w:cs="Times New Roman"/>
+          <w:sz w:val="28"/>
+          <w:szCs w:val="28"/>
+        </w:rPr>
+        <w:t>рівні</w:t>
+      </w:r>
+      <w:proofErr w:type="spellEnd"/>
+      <w:r>
+        <w:rPr>
+          <w:rFonts w:ascii="Times New Roman" w:hAnsi="Times New Roman" w:cs="Times New Roman"/>
+          <w:sz w:val="28"/>
+          <w:szCs w:val="28"/>
+        </w:rPr>
+        <w:t xml:space="preserve">. </w:t>
+      </w:r>
+      <w:proofErr w:type="spellStart"/>
+      <w:r>
+        <w:rPr>
+          <w:rFonts w:ascii="Times New Roman" w:hAnsi="Times New Roman" w:cs="Times New Roman"/>
+          <w:sz w:val="28"/>
+          <w:szCs w:val="28"/>
+        </w:rPr>
+        <w:t>Під</w:t>
+      </w:r>
+      <w:proofErr w:type="spellEnd"/>
+      <w:r>
+        <w:rPr>
+          <w:rFonts w:ascii="Times New Roman" w:hAnsi="Times New Roman" w:cs="Times New Roman"/>
+          <w:sz w:val="28"/>
+          <w:szCs w:val="28"/>
+        </w:rPr>
+        <w:t xml:space="preserve"> час </w:t>
+      </w:r>
+      <w:proofErr w:type="spellStart"/>
+      <w:r>
+        <w:rPr>
+          <w:rFonts w:ascii="Times New Roman" w:hAnsi="Times New Roman" w:cs="Times New Roman"/>
+          <w:sz w:val="28"/>
+          <w:szCs w:val="28"/>
+        </w:rPr>
+        <w:t>процедури</w:t>
+      </w:r>
+      <w:proofErr w:type="spellEnd"/>
+      <w:r>
+        <w:rPr>
+          <w:rFonts w:ascii="Times New Roman" w:hAnsi="Times New Roman" w:cs="Times New Roman"/>
+          <w:sz w:val="28"/>
+          <w:szCs w:val="28"/>
+        </w:rPr>
+        <w:t xml:space="preserve"> </w:t>
+      </w:r>
+      <w:proofErr w:type="spellStart"/>
+      <w:r>
+        <w:rPr>
+          <w:rFonts w:ascii="Times New Roman" w:hAnsi="Times New Roman" w:cs="Times New Roman"/>
+          <w:sz w:val="28"/>
+          <w:szCs w:val="28"/>
+        </w:rPr>
+        <w:t>бронювання</w:t>
+      </w:r>
+      <w:proofErr w:type="spellEnd"/>
+      <w:r>
+        <w:rPr>
+          <w:rFonts w:ascii="Times New Roman" w:hAnsi="Times New Roman" w:cs="Times New Roman"/>
+          <w:sz w:val="28"/>
+          <w:szCs w:val="28"/>
+        </w:rPr>
+        <w:t xml:space="preserve"> система </w:t>
+      </w:r>
+      <w:proofErr w:type="spellStart"/>
+      <w:r>
+        <w:rPr>
+          <w:rFonts w:ascii="Times New Roman" w:hAnsi="Times New Roman" w:cs="Times New Roman"/>
+          <w:sz w:val="28"/>
+          <w:szCs w:val="28"/>
+        </w:rPr>
+        <w:t>перевіряє</w:t>
+      </w:r>
+      <w:proofErr w:type="spellEnd"/>
+      <w:r>
+        <w:rPr>
+          <w:rFonts w:ascii="Times New Roman" w:hAnsi="Times New Roman" w:cs="Times New Roman"/>
+          <w:sz w:val="28"/>
+          <w:szCs w:val="28"/>
+        </w:rPr>
+        <w:t xml:space="preserve"> </w:t>
+      </w:r>
+      <w:proofErr w:type="spellStart"/>
+      <w:r>
+        <w:rPr>
+          <w:rFonts w:ascii="Times New Roman" w:hAnsi="Times New Roman" w:cs="Times New Roman"/>
+          <w:sz w:val="28"/>
+          <w:szCs w:val="28"/>
+        </w:rPr>
+        <w:t>наявність</w:t>
+      </w:r>
+      <w:proofErr w:type="spellEnd"/>
+      <w:r>
+        <w:rPr>
+          <w:rFonts w:ascii="Times New Roman" w:hAnsi="Times New Roman" w:cs="Times New Roman"/>
+          <w:sz w:val="28"/>
+          <w:szCs w:val="28"/>
+        </w:rPr>
+        <w:t xml:space="preserve"> </w:t>
+      </w:r>
+      <w:proofErr w:type="spellStart"/>
+      <w:r>
+        <w:rPr>
+          <w:rFonts w:ascii="Times New Roman" w:hAnsi="Times New Roman" w:cs="Times New Roman"/>
+          <w:sz w:val="28"/>
+          <w:szCs w:val="28"/>
+        </w:rPr>
+        <w:t>вільних</w:t>
+      </w:r>
+      <w:proofErr w:type="spellEnd"/>
+      <w:r>
+        <w:rPr>
+          <w:rFonts w:ascii="Times New Roman" w:hAnsi="Times New Roman" w:cs="Times New Roman"/>
+          <w:sz w:val="28"/>
+          <w:szCs w:val="28"/>
+        </w:rPr>
+        <w:t xml:space="preserve"> </w:t>
+      </w:r>
+      <w:proofErr w:type="spellStart"/>
+      <w:r>
+        <w:rPr>
+          <w:rFonts w:ascii="Times New Roman" w:hAnsi="Times New Roman" w:cs="Times New Roman"/>
+          <w:sz w:val="28"/>
+          <w:szCs w:val="28"/>
+        </w:rPr>
+        <w:t>примірників</w:t>
+      </w:r>
+      <w:proofErr w:type="spellEnd"/>
+      <w:r>
+        <w:rPr>
+          <w:rFonts w:ascii="Times New Roman" w:hAnsi="Times New Roman" w:cs="Times New Roman"/>
+          <w:sz w:val="28"/>
+          <w:szCs w:val="28"/>
+        </w:rPr>
+        <w:t xml:space="preserve">. </w:t>
+      </w:r>
+      <w:proofErr w:type="spellStart"/>
+      <w:r>
+        <w:rPr>
+          <w:rFonts w:ascii="Times New Roman" w:hAnsi="Times New Roman" w:cs="Times New Roman"/>
+          <w:sz w:val="28"/>
+          <w:szCs w:val="28"/>
+        </w:rPr>
+        <w:t>Якщо</w:t>
+      </w:r>
+      <w:proofErr w:type="spellEnd"/>
+      <w:r>
+        <w:rPr>
+          <w:rFonts w:ascii="Times New Roman" w:hAnsi="Times New Roman" w:cs="Times New Roman"/>
+          <w:sz w:val="28"/>
+          <w:szCs w:val="28"/>
+        </w:rPr>
+        <w:t xml:space="preserve"> параметр </w:t>
+      </w:r>
+      <w:proofErr w:type="spellStart"/>
+      <w:r>
+        <w:rPr>
+          <w:rFonts w:ascii="Times New Roman" w:hAnsi="Times New Roman" w:cs="Times New Roman"/>
+          <w:sz w:val="28"/>
+          <w:szCs w:val="28"/>
+        </w:rPr>
+        <w:t>вільних</w:t>
+      </w:r>
+      <w:proofErr w:type="spellEnd"/>
+      <w:r>
+        <w:rPr>
+          <w:rFonts w:ascii="Times New Roman" w:hAnsi="Times New Roman" w:cs="Times New Roman"/>
+          <w:sz w:val="28"/>
+          <w:szCs w:val="28"/>
+        </w:rPr>
+        <w:t xml:space="preserve"> </w:t>
+      </w:r>
+      <w:proofErr w:type="spellStart"/>
+      <w:r>
+        <w:rPr>
+          <w:rFonts w:ascii="Times New Roman" w:hAnsi="Times New Roman" w:cs="Times New Roman"/>
+          <w:sz w:val="28"/>
+          <w:szCs w:val="28"/>
+        </w:rPr>
+        <w:t>копій</w:t>
+      </w:r>
+      <w:proofErr w:type="spellEnd"/>
+      <w:r>
+        <w:rPr>
+          <w:rFonts w:ascii="Times New Roman" w:hAnsi="Times New Roman" w:cs="Times New Roman"/>
+          <w:sz w:val="28"/>
+          <w:szCs w:val="28"/>
+        </w:rPr>
+        <w:t xml:space="preserve"> </w:t>
+      </w:r>
+      <w:proofErr w:type="spellStart"/>
+      <w:r>
+        <w:rPr>
+          <w:rFonts w:ascii="Times New Roman" w:hAnsi="Times New Roman" w:cs="Times New Roman"/>
+          <w:sz w:val="28"/>
+          <w:szCs w:val="28"/>
+        </w:rPr>
+        <w:t>менший</w:t>
+      </w:r>
+      <w:proofErr w:type="spellEnd"/>
+      <w:r>
+        <w:rPr>
+          <w:rFonts w:ascii="Times New Roman" w:hAnsi="Times New Roman" w:cs="Times New Roman"/>
+          <w:sz w:val="28"/>
+          <w:szCs w:val="28"/>
+        </w:rPr>
+        <w:t xml:space="preserve"> </w:t>
+      </w:r>
+      <w:proofErr w:type="spellStart"/>
+      <w:r>
+        <w:rPr>
+          <w:rFonts w:ascii="Times New Roman" w:hAnsi="Times New Roman" w:cs="Times New Roman"/>
+          <w:sz w:val="28"/>
+          <w:szCs w:val="28"/>
+        </w:rPr>
+        <w:t>або</w:t>
+      </w:r>
+      <w:proofErr w:type="spellEnd"/>
+      <w:r>
+        <w:rPr>
+          <w:rFonts w:ascii="Times New Roman" w:hAnsi="Times New Roman" w:cs="Times New Roman"/>
+          <w:sz w:val="28"/>
+          <w:szCs w:val="28"/>
+        </w:rPr>
+        <w:t xml:space="preserve"> </w:t>
+      </w:r>
+      <w:proofErr w:type="spellStart"/>
+      <w:r>
+        <w:rPr>
+          <w:rFonts w:ascii="Times New Roman" w:hAnsi="Times New Roman" w:cs="Times New Roman"/>
+          <w:sz w:val="28"/>
+          <w:szCs w:val="28"/>
+        </w:rPr>
+        <w:t>дорівнює</w:t>
+      </w:r>
+      <w:proofErr w:type="spellEnd"/>
+      <w:r>
+        <w:rPr>
+          <w:rFonts w:ascii="Times New Roman" w:hAnsi="Times New Roman" w:cs="Times New Roman"/>
+          <w:sz w:val="28"/>
+          <w:szCs w:val="28"/>
+        </w:rPr>
+        <w:t xml:space="preserve"> нулю, </w:t>
+      </w:r>
+      <w:proofErr w:type="spellStart"/>
+      <w:r>
+        <w:rPr>
+          <w:rFonts w:ascii="Times New Roman" w:hAnsi="Times New Roman" w:cs="Times New Roman"/>
+          <w:sz w:val="28"/>
+          <w:szCs w:val="28"/>
+        </w:rPr>
+        <w:t>сервісний</w:t>
+      </w:r>
+      <w:proofErr w:type="spellEnd"/>
+      <w:r>
+        <w:rPr>
+          <w:rFonts w:ascii="Times New Roman" w:hAnsi="Times New Roman" w:cs="Times New Roman"/>
+          <w:sz w:val="28"/>
+          <w:szCs w:val="28"/>
+        </w:rPr>
+        <w:t xml:space="preserve"> шар </w:t>
+      </w:r>
+      <w:proofErr w:type="spellStart"/>
+      <w:r>
+        <w:rPr>
+          <w:rFonts w:ascii="Times New Roman" w:hAnsi="Times New Roman" w:cs="Times New Roman"/>
+          <w:sz w:val="28"/>
+          <w:szCs w:val="28"/>
+        </w:rPr>
+        <w:t>генерує</w:t>
+      </w:r>
+      <w:proofErr w:type="spellEnd"/>
+      <w:r>
+        <w:rPr>
+          <w:rFonts w:ascii="Times New Roman" w:hAnsi="Times New Roman" w:cs="Times New Roman"/>
+          <w:sz w:val="28"/>
+          <w:szCs w:val="28"/>
+        </w:rPr>
+        <w:t xml:space="preserve"> </w:t>
+      </w:r>
+      <w:proofErr w:type="spellStart"/>
+      <w:r>
+        <w:rPr>
+          <w:rFonts w:ascii="Times New Roman" w:hAnsi="Times New Roman" w:cs="Times New Roman"/>
+          <w:sz w:val="28"/>
+          <w:szCs w:val="28"/>
+        </w:rPr>
+        <w:t>виняток</w:t>
+      </w:r>
+      <w:proofErr w:type="spellEnd"/>
+      <w:r>
+        <w:rPr>
+          <w:rFonts w:ascii="Times New Roman" w:hAnsi="Times New Roman" w:cs="Times New Roman"/>
+          <w:sz w:val="28"/>
+          <w:szCs w:val="28"/>
+        </w:rPr>
+        <w:t xml:space="preserve"> і </w:t>
+      </w:r>
+      <w:proofErr w:type="spellStart"/>
+      <w:r>
+        <w:rPr>
+          <w:rFonts w:ascii="Times New Roman" w:hAnsi="Times New Roman" w:cs="Times New Roman"/>
+          <w:sz w:val="28"/>
+          <w:szCs w:val="28"/>
+        </w:rPr>
+        <w:t>блокує</w:t>
+      </w:r>
+      <w:proofErr w:type="spellEnd"/>
+      <w:r>
+        <w:rPr>
+          <w:rFonts w:ascii="Times New Roman" w:hAnsi="Times New Roman" w:cs="Times New Roman"/>
+          <w:sz w:val="28"/>
+          <w:szCs w:val="28"/>
+        </w:rPr>
+        <w:t xml:space="preserve"> </w:t>
+      </w:r>
+      <w:proofErr w:type="spellStart"/>
+      <w:r>
+        <w:rPr>
+          <w:rFonts w:ascii="Times New Roman" w:hAnsi="Times New Roman" w:cs="Times New Roman"/>
+          <w:sz w:val="28"/>
+          <w:szCs w:val="28"/>
+        </w:rPr>
+        <w:t>транзакцію</w:t>
+      </w:r>
+      <w:proofErr w:type="spellEnd"/>
+      <w:r>
+        <w:rPr>
+          <w:rFonts w:ascii="Times New Roman" w:hAnsi="Times New Roman" w:cs="Times New Roman"/>
+          <w:sz w:val="28"/>
+          <w:szCs w:val="28"/>
+        </w:rPr>
+        <w:t xml:space="preserve">, </w:t>
+      </w:r>
+      <w:proofErr w:type="spellStart"/>
+      <w:r>
+        <w:rPr>
+          <w:rFonts w:ascii="Times New Roman" w:hAnsi="Times New Roman" w:cs="Times New Roman"/>
+          <w:sz w:val="28"/>
+          <w:szCs w:val="28"/>
+        </w:rPr>
+        <w:t>що</w:t>
+      </w:r>
+      <w:proofErr w:type="spellEnd"/>
+      <w:r>
+        <w:rPr>
+          <w:rFonts w:ascii="Times New Roman" w:hAnsi="Times New Roman" w:cs="Times New Roman"/>
+          <w:sz w:val="28"/>
+          <w:szCs w:val="28"/>
+        </w:rPr>
+        <w:t xml:space="preserve"> </w:t>
+      </w:r>
+      <w:proofErr w:type="spellStart"/>
+      <w:r>
+        <w:rPr>
+          <w:rFonts w:ascii="Times New Roman" w:hAnsi="Times New Roman" w:cs="Times New Roman"/>
+          <w:sz w:val="28"/>
+          <w:szCs w:val="28"/>
+        </w:rPr>
+        <w:t>унеможливлює</w:t>
+      </w:r>
+      <w:proofErr w:type="spellEnd"/>
+      <w:r>
+        <w:rPr>
+          <w:rFonts w:ascii="Times New Roman" w:hAnsi="Times New Roman" w:cs="Times New Roman"/>
+          <w:sz w:val="28"/>
+          <w:szCs w:val="28"/>
+        </w:rPr>
+        <w:t xml:space="preserve"> </w:t>
+      </w:r>
+      <w:proofErr w:type="spellStart"/>
+      <w:r>
+        <w:rPr>
+          <w:rFonts w:ascii="Times New Roman" w:hAnsi="Times New Roman" w:cs="Times New Roman"/>
+          <w:sz w:val="28"/>
+          <w:szCs w:val="28"/>
+        </w:rPr>
+        <w:t>видачу</w:t>
+      </w:r>
+      <w:proofErr w:type="spellEnd"/>
+      <w:r>
+        <w:rPr>
+          <w:rFonts w:ascii="Times New Roman" w:hAnsi="Times New Roman" w:cs="Times New Roman"/>
+          <w:sz w:val="28"/>
+          <w:szCs w:val="28"/>
+        </w:rPr>
+        <w:t xml:space="preserve"> </w:t>
+      </w:r>
+      <w:proofErr w:type="spellStart"/>
+      <w:r>
+        <w:rPr>
+          <w:rFonts w:ascii="Times New Roman" w:hAnsi="Times New Roman" w:cs="Times New Roman"/>
+          <w:sz w:val="28"/>
+          <w:szCs w:val="28"/>
+        </w:rPr>
+        <w:t>неіснуючих</w:t>
+      </w:r>
+      <w:proofErr w:type="spellEnd"/>
+      <w:r>
+        <w:rPr>
+          <w:rFonts w:ascii="Times New Roman" w:hAnsi="Times New Roman" w:cs="Times New Roman"/>
+          <w:sz w:val="28"/>
+          <w:szCs w:val="28"/>
+        </w:rPr>
+        <w:t xml:space="preserve"> книг та </w:t>
+      </w:r>
+      <w:proofErr w:type="spellStart"/>
+      <w:r>
+        <w:rPr>
+          <w:rFonts w:ascii="Times New Roman" w:hAnsi="Times New Roman" w:cs="Times New Roman"/>
+          <w:sz w:val="28"/>
+          <w:szCs w:val="28"/>
+        </w:rPr>
+        <w:t>виникнення</w:t>
+      </w:r>
+      <w:proofErr w:type="spellEnd"/>
+      <w:r>
+        <w:rPr>
+          <w:rFonts w:ascii="Times New Roman" w:hAnsi="Times New Roman" w:cs="Times New Roman"/>
+          <w:sz w:val="28"/>
+          <w:szCs w:val="28"/>
+        </w:rPr>
+        <w:t xml:space="preserve"> </w:t>
+      </w:r>
+      <w:proofErr w:type="spellStart"/>
+      <w:r>
+        <w:rPr>
+          <w:rFonts w:ascii="Times New Roman" w:hAnsi="Times New Roman" w:cs="Times New Roman"/>
+          <w:sz w:val="28"/>
+          <w:szCs w:val="28"/>
+        </w:rPr>
+        <w:t>від'ємних</w:t>
+      </w:r>
+      <w:proofErr w:type="spellEnd"/>
+      <w:r>
+        <w:rPr>
+          <w:rFonts w:ascii="Times New Roman" w:hAnsi="Times New Roman" w:cs="Times New Roman"/>
+          <w:sz w:val="28"/>
+          <w:szCs w:val="28"/>
+        </w:rPr>
+        <w:t xml:space="preserve"> </w:t>
+      </w:r>
+      <w:proofErr w:type="spellStart"/>
+      <w:r>
+        <w:rPr>
+          <w:rFonts w:ascii="Times New Roman" w:hAnsi="Times New Roman" w:cs="Times New Roman"/>
+          <w:sz w:val="28"/>
+          <w:szCs w:val="28"/>
+        </w:rPr>
+        <w:t>залишків</w:t>
+      </w:r>
+      <w:proofErr w:type="spellEnd"/>
+      <w:r>
+        <w:rPr>
+          <w:rFonts w:ascii="Times New Roman" w:hAnsi="Times New Roman" w:cs="Times New Roman"/>
+          <w:sz w:val="28"/>
+          <w:szCs w:val="28"/>
+        </w:rPr>
+        <w:t xml:space="preserve"> у </w:t>
+      </w:r>
+      <w:proofErr w:type="spellStart"/>
+      <w:r>
+        <w:rPr>
+          <w:rFonts w:ascii="Times New Roman" w:hAnsi="Times New Roman" w:cs="Times New Roman"/>
+          <w:sz w:val="28"/>
+          <w:szCs w:val="28"/>
+        </w:rPr>
+        <w:t>фізичному</w:t>
+      </w:r>
+      <w:proofErr w:type="spellEnd"/>
+      <w:r>
+        <w:rPr>
+          <w:rFonts w:ascii="Times New Roman" w:hAnsi="Times New Roman" w:cs="Times New Roman"/>
+          <w:sz w:val="28"/>
+          <w:szCs w:val="28"/>
+        </w:rPr>
+        <w:t xml:space="preserve"> </w:t>
+      </w:r>
+      <w:proofErr w:type="spellStart"/>
+      <w:r>
+        <w:rPr>
+          <w:rFonts w:ascii="Times New Roman" w:hAnsi="Times New Roman" w:cs="Times New Roman"/>
+          <w:sz w:val="28"/>
+          <w:szCs w:val="28"/>
+        </w:rPr>
+        <w:t>фонді</w:t>
+      </w:r>
+      <w:proofErr w:type="spellEnd"/>
+      <w:r>
+        <w:rPr>
+          <w:rFonts w:ascii="Times New Roman" w:hAnsi="Times New Roman" w:cs="Times New Roman"/>
+          <w:sz w:val="28"/>
+          <w:szCs w:val="28"/>
+        </w:rPr>
+        <w:t xml:space="preserve">. </w:t>
+      </w:r>
+      <w:proofErr w:type="spellStart"/>
+      <w:r>
+        <w:rPr>
+          <w:rFonts w:ascii="Times New Roman" w:hAnsi="Times New Roman" w:cs="Times New Roman"/>
+          <w:sz w:val="28"/>
+          <w:szCs w:val="28"/>
+        </w:rPr>
+        <w:t>Аналогічний</w:t>
+      </w:r>
+      <w:proofErr w:type="spellEnd"/>
+      <w:r>
+        <w:rPr>
+          <w:rFonts w:ascii="Times New Roman" w:hAnsi="Times New Roman" w:cs="Times New Roman"/>
+          <w:sz w:val="28"/>
+          <w:szCs w:val="28"/>
+        </w:rPr>
+        <w:t xml:space="preserve"> </w:t>
+      </w:r>
+      <w:proofErr w:type="spellStart"/>
+      <w:r>
+        <w:rPr>
+          <w:rFonts w:ascii="Times New Roman" w:hAnsi="Times New Roman" w:cs="Times New Roman"/>
+          <w:sz w:val="28"/>
+          <w:szCs w:val="28"/>
+        </w:rPr>
+        <w:t>підхід</w:t>
+      </w:r>
+      <w:proofErr w:type="spellEnd"/>
+      <w:r>
+        <w:rPr>
+          <w:rFonts w:ascii="Times New Roman" w:hAnsi="Times New Roman" w:cs="Times New Roman"/>
+          <w:sz w:val="28"/>
+          <w:szCs w:val="28"/>
+        </w:rPr>
+        <w:t xml:space="preserve"> з </w:t>
+      </w:r>
+      <w:proofErr w:type="spellStart"/>
+      <w:r>
+        <w:rPr>
+          <w:rFonts w:ascii="Times New Roman" w:hAnsi="Times New Roman" w:cs="Times New Roman"/>
+          <w:sz w:val="28"/>
+          <w:szCs w:val="28"/>
+        </w:rPr>
+        <w:t>перевіркою</w:t>
+      </w:r>
+      <w:proofErr w:type="spellEnd"/>
+      <w:r>
+        <w:rPr>
+          <w:rFonts w:ascii="Times New Roman" w:hAnsi="Times New Roman" w:cs="Times New Roman"/>
+          <w:sz w:val="28"/>
+          <w:szCs w:val="28"/>
+        </w:rPr>
+        <w:t xml:space="preserve"> </w:t>
+      </w:r>
+      <w:proofErr w:type="spellStart"/>
+      <w:r>
+        <w:rPr>
+          <w:rFonts w:ascii="Times New Roman" w:hAnsi="Times New Roman" w:cs="Times New Roman"/>
+          <w:sz w:val="28"/>
+          <w:szCs w:val="28"/>
+        </w:rPr>
+        <w:t>залишку</w:t>
+      </w:r>
+      <w:proofErr w:type="spellEnd"/>
+      <w:r>
+        <w:rPr>
+          <w:rFonts w:ascii="Times New Roman" w:hAnsi="Times New Roman" w:cs="Times New Roman"/>
+          <w:sz w:val="28"/>
+          <w:szCs w:val="28"/>
+        </w:rPr>
+        <w:t xml:space="preserve"> та </w:t>
+      </w:r>
+      <w:proofErr w:type="spellStart"/>
+      <w:r>
+        <w:rPr>
+          <w:rFonts w:ascii="Times New Roman" w:hAnsi="Times New Roman" w:cs="Times New Roman"/>
+          <w:sz w:val="28"/>
+          <w:szCs w:val="28"/>
+        </w:rPr>
+        <w:t>генерацією</w:t>
+      </w:r>
+      <w:proofErr w:type="spellEnd"/>
+      <w:r>
+        <w:rPr>
+          <w:rFonts w:ascii="Times New Roman" w:hAnsi="Times New Roman" w:cs="Times New Roman"/>
+          <w:sz w:val="28"/>
+          <w:szCs w:val="28"/>
+        </w:rPr>
+        <w:t xml:space="preserve"> </w:t>
+      </w:r>
+      <w:proofErr w:type="spellStart"/>
+      <w:r>
+        <w:rPr>
+          <w:rFonts w:ascii="Times New Roman" w:hAnsi="Times New Roman" w:cs="Times New Roman"/>
+          <w:sz w:val="28"/>
+          <w:szCs w:val="28"/>
+        </w:rPr>
+        <w:t>винятків</w:t>
+      </w:r>
+      <w:proofErr w:type="spellEnd"/>
+      <w:r>
+        <w:rPr>
+          <w:rFonts w:ascii="Times New Roman" w:hAnsi="Times New Roman" w:cs="Times New Roman"/>
+          <w:sz w:val="28"/>
+          <w:szCs w:val="28"/>
+        </w:rPr>
+        <w:t xml:space="preserve"> </w:t>
+      </w:r>
+      <w:proofErr w:type="spellStart"/>
+      <w:r>
+        <w:rPr>
+          <w:rFonts w:ascii="Times New Roman" w:hAnsi="Times New Roman" w:cs="Times New Roman"/>
+          <w:sz w:val="28"/>
+          <w:szCs w:val="28"/>
+        </w:rPr>
+        <w:t>був</w:t>
+      </w:r>
+      <w:proofErr w:type="spellEnd"/>
+      <w:r>
+        <w:rPr>
+          <w:rFonts w:ascii="Times New Roman" w:hAnsi="Times New Roman" w:cs="Times New Roman"/>
+          <w:sz w:val="28"/>
+          <w:szCs w:val="28"/>
+        </w:rPr>
+        <w:t xml:space="preserve"> </w:t>
+      </w:r>
+      <w:proofErr w:type="spellStart"/>
+      <w:r>
+        <w:rPr>
+          <w:rFonts w:ascii="Times New Roman" w:hAnsi="Times New Roman" w:cs="Times New Roman"/>
+          <w:sz w:val="28"/>
+          <w:szCs w:val="28"/>
+        </w:rPr>
+        <w:t>продемонстрований</w:t>
+      </w:r>
+      <w:proofErr w:type="spellEnd"/>
+      <w:r>
+        <w:rPr>
+          <w:rFonts w:ascii="Times New Roman" w:hAnsi="Times New Roman" w:cs="Times New Roman"/>
+          <w:sz w:val="28"/>
+          <w:szCs w:val="28"/>
+        </w:rPr>
+        <w:t xml:space="preserve"> у </w:t>
+      </w:r>
+      <w:proofErr w:type="spellStart"/>
+      <w:r>
+        <w:rPr>
+          <w:rFonts w:ascii="Times New Roman" w:hAnsi="Times New Roman" w:cs="Times New Roman"/>
+          <w:sz w:val="28"/>
+          <w:szCs w:val="28"/>
+        </w:rPr>
+        <w:t>прикладі</w:t>
+      </w:r>
+      <w:proofErr w:type="spellEnd"/>
+      <w:r>
+        <w:rPr>
+          <w:rFonts w:ascii="Times New Roman" w:hAnsi="Times New Roman" w:cs="Times New Roman"/>
+          <w:sz w:val="28"/>
+          <w:szCs w:val="28"/>
+        </w:rPr>
+        <w:t xml:space="preserve"> на </w:t>
+      </w:r>
+      <w:proofErr w:type="spellStart"/>
+      <w:r>
+        <w:rPr>
+          <w:rFonts w:ascii="Times New Roman" w:hAnsi="Times New Roman" w:cs="Times New Roman"/>
+          <w:sz w:val="28"/>
+          <w:szCs w:val="28"/>
+        </w:rPr>
+        <w:t>Java</w:t>
+      </w:r>
+      <w:proofErr w:type="spellEnd"/>
+      <w:r>
+        <w:rPr>
+          <w:rFonts w:ascii="Times New Roman" w:hAnsi="Times New Roman" w:cs="Times New Roman"/>
+          <w:sz w:val="28"/>
+          <w:szCs w:val="28"/>
+        </w:rPr>
+        <w:t xml:space="preserve"> для </w:t>
+      </w:r>
+      <w:proofErr w:type="spellStart"/>
+      <w:r>
+        <w:rPr>
+          <w:rFonts w:ascii="Times New Roman" w:hAnsi="Times New Roman" w:cs="Times New Roman"/>
+          <w:sz w:val="28"/>
+          <w:szCs w:val="28"/>
+        </w:rPr>
+        <w:t>банківського</w:t>
+      </w:r>
+      <w:proofErr w:type="spellEnd"/>
+      <w:r>
+        <w:rPr>
+          <w:rFonts w:ascii="Times New Roman" w:hAnsi="Times New Roman" w:cs="Times New Roman"/>
+          <w:sz w:val="28"/>
+          <w:szCs w:val="28"/>
+        </w:rPr>
+        <w:t xml:space="preserve"> </w:t>
+      </w:r>
+      <w:proofErr w:type="spellStart"/>
+      <w:r>
+        <w:rPr>
+          <w:rFonts w:ascii="Times New Roman" w:hAnsi="Times New Roman" w:cs="Times New Roman"/>
+          <w:sz w:val="28"/>
+          <w:szCs w:val="28"/>
+        </w:rPr>
+        <w:t>рахунку</w:t>
+      </w:r>
+      <w:proofErr w:type="spellEnd"/>
+      <w:r>
+        <w:rPr>
+          <w:rFonts w:ascii="Times New Roman" w:hAnsi="Times New Roman" w:cs="Times New Roman"/>
+          <w:sz w:val="28"/>
+          <w:szCs w:val="28"/>
+        </w:rPr>
+        <w:t xml:space="preserve">. </w:t>
+      </w:r>
+      <w:proofErr w:type="spellStart"/>
+      <w:r>
+        <w:rPr>
+          <w:rFonts w:ascii="Times New Roman" w:hAnsi="Times New Roman" w:cs="Times New Roman"/>
+          <w:sz w:val="28"/>
+          <w:szCs w:val="28"/>
+        </w:rPr>
+        <w:t>Третій</w:t>
+      </w:r>
+      <w:proofErr w:type="spellEnd"/>
+      <w:r>
+        <w:rPr>
+          <w:rFonts w:ascii="Times New Roman" w:hAnsi="Times New Roman" w:cs="Times New Roman"/>
+          <w:sz w:val="28"/>
+          <w:szCs w:val="28"/>
+        </w:rPr>
+        <w:t xml:space="preserve"> атрибут </w:t>
+      </w:r>
+      <w:proofErr w:type="spellStart"/>
+      <w:r>
+        <w:rPr>
+          <w:rFonts w:ascii="Times New Roman" w:hAnsi="Times New Roman" w:cs="Times New Roman"/>
+          <w:sz w:val="28"/>
+          <w:szCs w:val="28"/>
+        </w:rPr>
+        <w:t>безпека</w:t>
+      </w:r>
+      <w:proofErr w:type="spellEnd"/>
+      <w:r>
+        <w:rPr>
+          <w:rFonts w:ascii="Times New Roman" w:hAnsi="Times New Roman" w:cs="Times New Roman"/>
+          <w:sz w:val="28"/>
+          <w:szCs w:val="28"/>
+        </w:rPr>
+        <w:t xml:space="preserve"> (</w:t>
+      </w:r>
+      <w:proofErr w:type="spellStart"/>
+      <w:r>
+        <w:rPr>
+          <w:rFonts w:ascii="Times New Roman" w:hAnsi="Times New Roman" w:cs="Times New Roman"/>
+          <w:sz w:val="28"/>
+          <w:szCs w:val="28"/>
+        </w:rPr>
+        <w:t>Security</w:t>
+      </w:r>
+      <w:proofErr w:type="spellEnd"/>
+      <w:r>
+        <w:rPr>
+          <w:rFonts w:ascii="Times New Roman" w:hAnsi="Times New Roman" w:cs="Times New Roman"/>
+          <w:sz w:val="28"/>
+          <w:szCs w:val="28"/>
+        </w:rPr>
+        <w:t xml:space="preserve">) </w:t>
+      </w:r>
+      <w:proofErr w:type="spellStart"/>
+      <w:r>
+        <w:rPr>
+          <w:rFonts w:ascii="Times New Roman" w:hAnsi="Times New Roman" w:cs="Times New Roman"/>
+          <w:sz w:val="28"/>
+          <w:szCs w:val="28"/>
+        </w:rPr>
+        <w:t>імплементовано</w:t>
+      </w:r>
+      <w:proofErr w:type="spellEnd"/>
+      <w:r>
+        <w:rPr>
+          <w:rFonts w:ascii="Times New Roman" w:hAnsi="Times New Roman" w:cs="Times New Roman"/>
+          <w:sz w:val="28"/>
+          <w:szCs w:val="28"/>
+        </w:rPr>
+        <w:t xml:space="preserve"> через </w:t>
+      </w:r>
+      <w:proofErr w:type="spellStart"/>
+      <w:r>
+        <w:rPr>
+          <w:rFonts w:ascii="Times New Roman" w:hAnsi="Times New Roman" w:cs="Times New Roman"/>
+          <w:sz w:val="28"/>
+          <w:szCs w:val="28"/>
+        </w:rPr>
+        <w:t>використання</w:t>
+      </w:r>
+      <w:proofErr w:type="spellEnd"/>
+      <w:r>
+        <w:rPr>
+          <w:rFonts w:ascii="Times New Roman" w:hAnsi="Times New Roman" w:cs="Times New Roman"/>
+          <w:sz w:val="28"/>
+          <w:szCs w:val="28"/>
+        </w:rPr>
+        <w:t xml:space="preserve"> DTO </w:t>
+      </w:r>
+      <w:proofErr w:type="spellStart"/>
+      <w:r>
+        <w:rPr>
+          <w:rFonts w:ascii="Times New Roman" w:hAnsi="Times New Roman" w:cs="Times New Roman"/>
+          <w:sz w:val="28"/>
+          <w:szCs w:val="28"/>
+        </w:rPr>
+        <w:t>замість</w:t>
+      </w:r>
+      <w:proofErr w:type="spellEnd"/>
+      <w:r>
+        <w:rPr>
+          <w:rFonts w:ascii="Times New Roman" w:hAnsi="Times New Roman" w:cs="Times New Roman"/>
+          <w:sz w:val="28"/>
+          <w:szCs w:val="28"/>
+        </w:rPr>
+        <w:t xml:space="preserve"> </w:t>
+      </w:r>
+      <w:proofErr w:type="spellStart"/>
+      <w:r>
+        <w:rPr>
+          <w:rFonts w:ascii="Times New Roman" w:hAnsi="Times New Roman" w:cs="Times New Roman"/>
+          <w:sz w:val="28"/>
+          <w:szCs w:val="28"/>
+        </w:rPr>
+        <w:t>прямих</w:t>
+      </w:r>
+      <w:proofErr w:type="spellEnd"/>
+      <w:r>
+        <w:rPr>
+          <w:rFonts w:ascii="Times New Roman" w:hAnsi="Times New Roman" w:cs="Times New Roman"/>
+          <w:sz w:val="28"/>
+          <w:szCs w:val="28"/>
+        </w:rPr>
+        <w:t xml:space="preserve"> моделей </w:t>
+      </w:r>
+      <w:proofErr w:type="spellStart"/>
+      <w:r>
+        <w:rPr>
+          <w:rFonts w:ascii="Times New Roman" w:hAnsi="Times New Roman" w:cs="Times New Roman"/>
+          <w:sz w:val="28"/>
+          <w:szCs w:val="28"/>
+        </w:rPr>
+        <w:t>бази</w:t>
+      </w:r>
+      <w:proofErr w:type="spellEnd"/>
+      <w:r>
+        <w:rPr>
+          <w:rFonts w:ascii="Times New Roman" w:hAnsi="Times New Roman" w:cs="Times New Roman"/>
+          <w:sz w:val="28"/>
+          <w:szCs w:val="28"/>
+        </w:rPr>
+        <w:t xml:space="preserve"> </w:t>
+      </w:r>
+      <w:proofErr w:type="spellStart"/>
+      <w:r>
+        <w:rPr>
+          <w:rFonts w:ascii="Times New Roman" w:hAnsi="Times New Roman" w:cs="Times New Roman"/>
+          <w:sz w:val="28"/>
+          <w:szCs w:val="28"/>
+        </w:rPr>
+        <w:t>даних</w:t>
+      </w:r>
+      <w:proofErr w:type="spellEnd"/>
+      <w:r>
+        <w:rPr>
+          <w:rFonts w:ascii="Times New Roman" w:hAnsi="Times New Roman" w:cs="Times New Roman"/>
+          <w:sz w:val="28"/>
+          <w:szCs w:val="28"/>
+        </w:rPr>
+        <w:t xml:space="preserve">. </w:t>
+      </w:r>
+      <w:proofErr w:type="spellStart"/>
+      <w:r>
+        <w:rPr>
+          <w:rFonts w:ascii="Times New Roman" w:hAnsi="Times New Roman" w:cs="Times New Roman"/>
+          <w:sz w:val="28"/>
+          <w:szCs w:val="28"/>
+        </w:rPr>
+        <w:t>Внутрішні</w:t>
+      </w:r>
+      <w:proofErr w:type="spellEnd"/>
+      <w:r>
+        <w:rPr>
+          <w:rFonts w:ascii="Times New Roman" w:hAnsi="Times New Roman" w:cs="Times New Roman"/>
+          <w:sz w:val="28"/>
+          <w:szCs w:val="28"/>
+        </w:rPr>
+        <w:t xml:space="preserve"> </w:t>
+      </w:r>
+      <w:proofErr w:type="spellStart"/>
+      <w:r>
+        <w:rPr>
+          <w:rFonts w:ascii="Times New Roman" w:hAnsi="Times New Roman" w:cs="Times New Roman"/>
+          <w:sz w:val="28"/>
+          <w:szCs w:val="28"/>
+        </w:rPr>
+        <w:t>моделі</w:t>
+      </w:r>
+      <w:proofErr w:type="spellEnd"/>
+      <w:r>
+        <w:rPr>
+          <w:rFonts w:ascii="Times New Roman" w:hAnsi="Times New Roman" w:cs="Times New Roman"/>
+          <w:sz w:val="28"/>
+          <w:szCs w:val="28"/>
+        </w:rPr>
+        <w:t xml:space="preserve"> </w:t>
+      </w:r>
+      <w:proofErr w:type="spellStart"/>
+      <w:r>
+        <w:rPr>
+          <w:rFonts w:ascii="Times New Roman" w:hAnsi="Times New Roman" w:cs="Times New Roman"/>
+          <w:sz w:val="28"/>
+          <w:szCs w:val="28"/>
+        </w:rPr>
+        <w:t>ніколи</w:t>
+      </w:r>
+      <w:proofErr w:type="spellEnd"/>
+      <w:r>
+        <w:rPr>
+          <w:rFonts w:ascii="Times New Roman" w:hAnsi="Times New Roman" w:cs="Times New Roman"/>
+          <w:sz w:val="28"/>
+          <w:szCs w:val="28"/>
+        </w:rPr>
+        <w:t xml:space="preserve"> не </w:t>
+      </w:r>
+      <w:proofErr w:type="spellStart"/>
+      <w:r>
+        <w:rPr>
+          <w:rFonts w:ascii="Times New Roman" w:hAnsi="Times New Roman" w:cs="Times New Roman"/>
+          <w:sz w:val="28"/>
+          <w:szCs w:val="28"/>
+        </w:rPr>
+        <w:t>повертаються</w:t>
+      </w:r>
+      <w:proofErr w:type="spellEnd"/>
+      <w:r>
+        <w:rPr>
+          <w:rFonts w:ascii="Times New Roman" w:hAnsi="Times New Roman" w:cs="Times New Roman"/>
+          <w:sz w:val="28"/>
+          <w:szCs w:val="28"/>
+        </w:rPr>
+        <w:t xml:space="preserve"> </w:t>
+      </w:r>
+      <w:proofErr w:type="spellStart"/>
+      <w:r>
+        <w:rPr>
+          <w:rFonts w:ascii="Times New Roman" w:hAnsi="Times New Roman" w:cs="Times New Roman"/>
+          <w:sz w:val="28"/>
+          <w:szCs w:val="28"/>
+        </w:rPr>
+        <w:t>безпосередньо</w:t>
+      </w:r>
+      <w:proofErr w:type="spellEnd"/>
+      <w:r>
+        <w:rPr>
+          <w:rFonts w:ascii="Times New Roman" w:hAnsi="Times New Roman" w:cs="Times New Roman"/>
+          <w:sz w:val="28"/>
+          <w:szCs w:val="28"/>
+        </w:rPr>
+        <w:t xml:space="preserve"> </w:t>
+      </w:r>
+      <w:proofErr w:type="spellStart"/>
+      <w:r>
+        <w:rPr>
+          <w:rFonts w:ascii="Times New Roman" w:hAnsi="Times New Roman" w:cs="Times New Roman"/>
+          <w:sz w:val="28"/>
+          <w:szCs w:val="28"/>
+        </w:rPr>
+        <w:t>клієнту</w:t>
+      </w:r>
+      <w:proofErr w:type="spellEnd"/>
+      <w:r>
+        <w:rPr>
+          <w:rFonts w:ascii="Times New Roman" w:hAnsi="Times New Roman" w:cs="Times New Roman"/>
+          <w:sz w:val="28"/>
+          <w:szCs w:val="28"/>
+        </w:rPr>
+        <w:t xml:space="preserve">, </w:t>
+      </w:r>
+      <w:proofErr w:type="spellStart"/>
+      <w:r>
+        <w:rPr>
+          <w:rFonts w:ascii="Times New Roman" w:hAnsi="Times New Roman" w:cs="Times New Roman"/>
+          <w:sz w:val="28"/>
+          <w:szCs w:val="28"/>
+        </w:rPr>
+        <w:t>що</w:t>
+      </w:r>
+      <w:proofErr w:type="spellEnd"/>
+      <w:r>
+        <w:rPr>
+          <w:rFonts w:ascii="Times New Roman" w:hAnsi="Times New Roman" w:cs="Times New Roman"/>
+          <w:sz w:val="28"/>
+          <w:szCs w:val="28"/>
+        </w:rPr>
+        <w:t xml:space="preserve"> </w:t>
+      </w:r>
+      <w:proofErr w:type="spellStart"/>
+      <w:r>
+        <w:rPr>
+          <w:rFonts w:ascii="Times New Roman" w:hAnsi="Times New Roman" w:cs="Times New Roman"/>
+          <w:sz w:val="28"/>
+          <w:szCs w:val="28"/>
+        </w:rPr>
+        <w:t>надійно</w:t>
+      </w:r>
+      <w:proofErr w:type="spellEnd"/>
+      <w:r>
+        <w:rPr>
+          <w:rFonts w:ascii="Times New Roman" w:hAnsi="Times New Roman" w:cs="Times New Roman"/>
+          <w:sz w:val="28"/>
+          <w:szCs w:val="28"/>
+        </w:rPr>
+        <w:t xml:space="preserve"> </w:t>
+      </w:r>
+      <w:proofErr w:type="spellStart"/>
+      <w:r>
+        <w:rPr>
+          <w:rFonts w:ascii="Times New Roman" w:hAnsi="Times New Roman" w:cs="Times New Roman"/>
+          <w:sz w:val="28"/>
+          <w:szCs w:val="28"/>
+        </w:rPr>
+        <w:t>приховує</w:t>
+      </w:r>
+      <w:proofErr w:type="spellEnd"/>
+      <w:r>
+        <w:rPr>
+          <w:rFonts w:ascii="Times New Roman" w:hAnsi="Times New Roman" w:cs="Times New Roman"/>
+          <w:sz w:val="28"/>
+          <w:szCs w:val="28"/>
+        </w:rPr>
+        <w:t xml:space="preserve"> структуру </w:t>
+      </w:r>
+      <w:proofErr w:type="spellStart"/>
+      <w:r>
+        <w:rPr>
+          <w:rFonts w:ascii="Times New Roman" w:hAnsi="Times New Roman" w:cs="Times New Roman"/>
+          <w:sz w:val="28"/>
+          <w:szCs w:val="28"/>
+        </w:rPr>
+        <w:t>таблиць</w:t>
+      </w:r>
+      <w:proofErr w:type="spellEnd"/>
+      <w:r>
+        <w:rPr>
+          <w:rFonts w:ascii="Times New Roman" w:hAnsi="Times New Roman" w:cs="Times New Roman"/>
+          <w:sz w:val="28"/>
+          <w:szCs w:val="28"/>
+        </w:rPr>
+        <w:t xml:space="preserve"> </w:t>
+      </w:r>
+      <w:proofErr w:type="spellStart"/>
+      <w:r>
+        <w:rPr>
+          <w:rFonts w:ascii="Times New Roman" w:hAnsi="Times New Roman" w:cs="Times New Roman"/>
+          <w:sz w:val="28"/>
+          <w:szCs w:val="28"/>
+        </w:rPr>
+        <w:t>від</w:t>
+      </w:r>
+      <w:proofErr w:type="spellEnd"/>
+      <w:r>
+        <w:rPr>
+          <w:rFonts w:ascii="Times New Roman" w:hAnsi="Times New Roman" w:cs="Times New Roman"/>
+          <w:sz w:val="28"/>
+          <w:szCs w:val="28"/>
+        </w:rPr>
+        <w:t xml:space="preserve"> </w:t>
+      </w:r>
+      <w:proofErr w:type="spellStart"/>
+      <w:r>
+        <w:rPr>
+          <w:rFonts w:ascii="Times New Roman" w:hAnsi="Times New Roman" w:cs="Times New Roman"/>
+          <w:sz w:val="28"/>
+          <w:szCs w:val="28"/>
+        </w:rPr>
+        <w:t>кінцевого</w:t>
+      </w:r>
+      <w:proofErr w:type="spellEnd"/>
+      <w:r>
+        <w:rPr>
+          <w:rFonts w:ascii="Times New Roman" w:hAnsi="Times New Roman" w:cs="Times New Roman"/>
+          <w:sz w:val="28"/>
+          <w:szCs w:val="28"/>
+        </w:rPr>
+        <w:t xml:space="preserve"> </w:t>
+      </w:r>
+      <w:proofErr w:type="spellStart"/>
+      <w:r>
+        <w:rPr>
+          <w:rFonts w:ascii="Times New Roman" w:hAnsi="Times New Roman" w:cs="Times New Roman"/>
+          <w:sz w:val="28"/>
+          <w:szCs w:val="28"/>
+        </w:rPr>
+        <w:t>користувача</w:t>
+      </w:r>
+      <w:proofErr w:type="spellEnd"/>
+      <w:r>
+        <w:rPr>
+          <w:rFonts w:ascii="Times New Roman" w:hAnsi="Times New Roman" w:cs="Times New Roman"/>
+          <w:sz w:val="28"/>
+          <w:szCs w:val="28"/>
+        </w:rPr>
+        <w:t xml:space="preserve"> та </w:t>
+      </w:r>
+      <w:proofErr w:type="spellStart"/>
+      <w:r>
+        <w:rPr>
+          <w:rFonts w:ascii="Times New Roman" w:hAnsi="Times New Roman" w:cs="Times New Roman"/>
+          <w:sz w:val="28"/>
+          <w:szCs w:val="28"/>
+        </w:rPr>
+        <w:t>захищає</w:t>
+      </w:r>
+      <w:proofErr w:type="spellEnd"/>
+      <w:r>
+        <w:rPr>
+          <w:rFonts w:ascii="Times New Roman" w:hAnsi="Times New Roman" w:cs="Times New Roman"/>
+          <w:sz w:val="28"/>
+          <w:szCs w:val="28"/>
+        </w:rPr>
+        <w:t xml:space="preserve"> систему </w:t>
+      </w:r>
+      <w:proofErr w:type="spellStart"/>
+      <w:r>
+        <w:rPr>
+          <w:rFonts w:ascii="Times New Roman" w:hAnsi="Times New Roman" w:cs="Times New Roman"/>
+          <w:sz w:val="28"/>
+          <w:szCs w:val="28"/>
+        </w:rPr>
+        <w:t>від</w:t>
+      </w:r>
+      <w:proofErr w:type="spellEnd"/>
+      <w:r>
+        <w:rPr>
+          <w:rFonts w:ascii="Times New Roman" w:hAnsi="Times New Roman" w:cs="Times New Roman"/>
+          <w:sz w:val="28"/>
+          <w:szCs w:val="28"/>
+        </w:rPr>
+        <w:t xml:space="preserve"> атак типу </w:t>
+      </w:r>
+      <w:proofErr w:type="spellStart"/>
+      <w:r>
+        <w:rPr>
+          <w:rFonts w:ascii="Times New Roman" w:hAnsi="Times New Roman" w:cs="Times New Roman"/>
+          <w:sz w:val="28"/>
+          <w:szCs w:val="28"/>
+        </w:rPr>
+        <w:t>перевизначення</w:t>
+      </w:r>
+      <w:proofErr w:type="spellEnd"/>
+      <w:r>
+        <w:rPr>
+          <w:rFonts w:ascii="Times New Roman" w:hAnsi="Times New Roman" w:cs="Times New Roman"/>
+          <w:sz w:val="28"/>
+          <w:szCs w:val="28"/>
+        </w:rPr>
+        <w:t xml:space="preserve"> </w:t>
+      </w:r>
+      <w:proofErr w:type="spellStart"/>
+      <w:r>
+        <w:rPr>
+          <w:rFonts w:ascii="Times New Roman" w:hAnsi="Times New Roman" w:cs="Times New Roman"/>
+          <w:sz w:val="28"/>
+          <w:szCs w:val="28"/>
+        </w:rPr>
+        <w:t>даних</w:t>
+      </w:r>
+      <w:proofErr w:type="spellEnd"/>
+      <w:r>
+        <w:rPr>
+          <w:rFonts w:ascii="Times New Roman" w:hAnsi="Times New Roman" w:cs="Times New Roman"/>
+          <w:sz w:val="28"/>
+          <w:szCs w:val="28"/>
+        </w:rPr>
+        <w:t xml:space="preserve">. </w:t>
+      </w:r>
+      <w:proofErr w:type="spellStart"/>
+      <w:r>
+        <w:rPr>
+          <w:rFonts w:ascii="Times New Roman" w:hAnsi="Times New Roman" w:cs="Times New Roman"/>
+          <w:sz w:val="28"/>
+          <w:szCs w:val="28"/>
+        </w:rPr>
+        <w:t>Четвертий</w:t>
+      </w:r>
+      <w:proofErr w:type="spellEnd"/>
+      <w:r>
+        <w:rPr>
+          <w:rFonts w:ascii="Times New Roman" w:hAnsi="Times New Roman" w:cs="Times New Roman"/>
+          <w:sz w:val="28"/>
+          <w:szCs w:val="28"/>
+        </w:rPr>
+        <w:t xml:space="preserve"> атрибут </w:t>
+      </w:r>
+      <w:proofErr w:type="spellStart"/>
+      <w:r>
+        <w:rPr>
+          <w:rFonts w:ascii="Times New Roman" w:hAnsi="Times New Roman" w:cs="Times New Roman"/>
+          <w:sz w:val="28"/>
+          <w:szCs w:val="28"/>
+        </w:rPr>
+        <w:t>ремонтопридатність</w:t>
+      </w:r>
+      <w:proofErr w:type="spellEnd"/>
+      <w:r>
+        <w:rPr>
+          <w:rFonts w:ascii="Times New Roman" w:hAnsi="Times New Roman" w:cs="Times New Roman"/>
+          <w:sz w:val="28"/>
+          <w:szCs w:val="28"/>
+        </w:rPr>
+        <w:t xml:space="preserve"> (</w:t>
+      </w:r>
+      <w:proofErr w:type="spellStart"/>
+      <w:r>
+        <w:rPr>
+          <w:rFonts w:ascii="Times New Roman" w:hAnsi="Times New Roman" w:cs="Times New Roman"/>
+          <w:sz w:val="28"/>
+          <w:szCs w:val="28"/>
+        </w:rPr>
+        <w:t>Maintainability</w:t>
+      </w:r>
+      <w:proofErr w:type="spellEnd"/>
+      <w:r>
+        <w:rPr>
+          <w:rFonts w:ascii="Times New Roman" w:hAnsi="Times New Roman" w:cs="Times New Roman"/>
+          <w:sz w:val="28"/>
+          <w:szCs w:val="28"/>
+        </w:rPr>
+        <w:t xml:space="preserve">) </w:t>
+      </w:r>
+      <w:proofErr w:type="spellStart"/>
+      <w:r>
+        <w:rPr>
+          <w:rFonts w:ascii="Times New Roman" w:hAnsi="Times New Roman" w:cs="Times New Roman"/>
+          <w:sz w:val="28"/>
+          <w:szCs w:val="28"/>
+        </w:rPr>
+        <w:t>забезпечується</w:t>
+      </w:r>
+      <w:proofErr w:type="spellEnd"/>
+      <w:r>
+        <w:rPr>
+          <w:rFonts w:ascii="Times New Roman" w:hAnsi="Times New Roman" w:cs="Times New Roman"/>
+          <w:sz w:val="28"/>
+          <w:szCs w:val="28"/>
+        </w:rPr>
+        <w:t xml:space="preserve"> </w:t>
+      </w:r>
+      <w:proofErr w:type="spellStart"/>
+      <w:r>
+        <w:rPr>
+          <w:rFonts w:ascii="Times New Roman" w:hAnsi="Times New Roman" w:cs="Times New Roman"/>
+          <w:sz w:val="28"/>
+          <w:szCs w:val="28"/>
+        </w:rPr>
+        <w:t>механізмом</w:t>
+      </w:r>
+      <w:proofErr w:type="spellEnd"/>
+      <w:r>
+        <w:rPr>
+          <w:rFonts w:ascii="Times New Roman" w:hAnsi="Times New Roman" w:cs="Times New Roman"/>
+          <w:sz w:val="28"/>
+          <w:szCs w:val="28"/>
+        </w:rPr>
+        <w:t xml:space="preserve"> </w:t>
+      </w:r>
+      <w:proofErr w:type="spellStart"/>
+      <w:r>
+        <w:rPr>
+          <w:rFonts w:ascii="Times New Roman" w:hAnsi="Times New Roman" w:cs="Times New Roman"/>
+          <w:sz w:val="28"/>
+          <w:szCs w:val="28"/>
+        </w:rPr>
+        <w:t>впровадження</w:t>
+      </w:r>
+      <w:proofErr w:type="spellEnd"/>
+      <w:r>
+        <w:rPr>
+          <w:rFonts w:ascii="Times New Roman" w:hAnsi="Times New Roman" w:cs="Times New Roman"/>
+          <w:sz w:val="28"/>
+          <w:szCs w:val="28"/>
+        </w:rPr>
+        <w:t xml:space="preserve"> </w:t>
+      </w:r>
+      <w:proofErr w:type="spellStart"/>
+      <w:r>
+        <w:rPr>
+          <w:rFonts w:ascii="Times New Roman" w:hAnsi="Times New Roman" w:cs="Times New Roman"/>
+          <w:sz w:val="28"/>
+          <w:szCs w:val="28"/>
+        </w:rPr>
+        <w:t>залежностей</w:t>
+      </w:r>
+      <w:proofErr w:type="spellEnd"/>
+      <w:r>
+        <w:rPr>
+          <w:rFonts w:ascii="Times New Roman" w:hAnsi="Times New Roman" w:cs="Times New Roman"/>
+          <w:sz w:val="28"/>
+          <w:szCs w:val="28"/>
+        </w:rPr>
+        <w:t xml:space="preserve"> (</w:t>
+      </w:r>
+      <w:proofErr w:type="spellStart"/>
+      <w:r>
+        <w:rPr>
+          <w:rFonts w:ascii="Times New Roman" w:hAnsi="Times New Roman" w:cs="Times New Roman"/>
+          <w:sz w:val="28"/>
+          <w:szCs w:val="28"/>
+        </w:rPr>
+        <w:t>Dependency</w:t>
+      </w:r>
+      <w:proofErr w:type="spellEnd"/>
+      <w:r>
+        <w:rPr>
+          <w:rFonts w:ascii="Times New Roman" w:hAnsi="Times New Roman" w:cs="Times New Roman"/>
+          <w:sz w:val="28"/>
+          <w:szCs w:val="28"/>
+        </w:rPr>
+        <w:t xml:space="preserve"> </w:t>
+      </w:r>
+      <w:proofErr w:type="spellStart"/>
+      <w:r>
+        <w:rPr>
+          <w:rFonts w:ascii="Times New Roman" w:hAnsi="Times New Roman" w:cs="Times New Roman"/>
+          <w:sz w:val="28"/>
+          <w:szCs w:val="28"/>
+        </w:rPr>
+        <w:t>Injection</w:t>
+      </w:r>
+      <w:proofErr w:type="spellEnd"/>
+      <w:r>
+        <w:rPr>
+          <w:rFonts w:ascii="Times New Roman" w:hAnsi="Times New Roman" w:cs="Times New Roman"/>
+          <w:sz w:val="28"/>
+          <w:szCs w:val="28"/>
+        </w:rPr>
+        <w:t xml:space="preserve">). </w:t>
+      </w:r>
+      <w:proofErr w:type="spellStart"/>
+      <w:r>
+        <w:rPr>
+          <w:rFonts w:ascii="Times New Roman" w:hAnsi="Times New Roman" w:cs="Times New Roman"/>
+          <w:sz w:val="28"/>
+          <w:szCs w:val="28"/>
+        </w:rPr>
+        <w:t>Усі</w:t>
+      </w:r>
+      <w:proofErr w:type="spellEnd"/>
+      <w:r>
+        <w:rPr>
+          <w:rFonts w:ascii="Times New Roman" w:hAnsi="Times New Roman" w:cs="Times New Roman"/>
+          <w:sz w:val="28"/>
+          <w:szCs w:val="28"/>
+        </w:rPr>
+        <w:t xml:space="preserve"> </w:t>
+      </w:r>
+      <w:proofErr w:type="spellStart"/>
+      <w:r>
+        <w:rPr>
+          <w:rFonts w:ascii="Times New Roman" w:hAnsi="Times New Roman" w:cs="Times New Roman"/>
+          <w:sz w:val="28"/>
+          <w:szCs w:val="28"/>
+        </w:rPr>
+        <w:t>класи</w:t>
+      </w:r>
+      <w:proofErr w:type="spellEnd"/>
+      <w:r>
+        <w:rPr>
+          <w:rFonts w:ascii="Times New Roman" w:hAnsi="Times New Roman" w:cs="Times New Roman"/>
+          <w:sz w:val="28"/>
+          <w:szCs w:val="28"/>
+        </w:rPr>
+        <w:t xml:space="preserve"> </w:t>
+      </w:r>
+      <w:proofErr w:type="spellStart"/>
+      <w:r>
+        <w:rPr>
+          <w:rFonts w:ascii="Times New Roman" w:hAnsi="Times New Roman" w:cs="Times New Roman"/>
+          <w:sz w:val="28"/>
+          <w:szCs w:val="28"/>
+        </w:rPr>
+        <w:t>взаємодіють</w:t>
+      </w:r>
+      <w:proofErr w:type="spellEnd"/>
+      <w:r>
+        <w:rPr>
+          <w:rFonts w:ascii="Times New Roman" w:hAnsi="Times New Roman" w:cs="Times New Roman"/>
+          <w:sz w:val="28"/>
+          <w:szCs w:val="28"/>
+        </w:rPr>
+        <w:t xml:space="preserve"> </w:t>
+      </w:r>
+      <w:proofErr w:type="spellStart"/>
+      <w:r>
+        <w:rPr>
+          <w:rFonts w:ascii="Times New Roman" w:hAnsi="Times New Roman" w:cs="Times New Roman"/>
+          <w:sz w:val="28"/>
+          <w:szCs w:val="28"/>
+        </w:rPr>
+        <w:t>між</w:t>
+      </w:r>
+      <w:proofErr w:type="spellEnd"/>
+      <w:r>
+        <w:rPr>
+          <w:rFonts w:ascii="Times New Roman" w:hAnsi="Times New Roman" w:cs="Times New Roman"/>
+          <w:sz w:val="28"/>
+          <w:szCs w:val="28"/>
+        </w:rPr>
+        <w:t xml:space="preserve"> собою </w:t>
+      </w:r>
+      <w:proofErr w:type="spellStart"/>
+      <w:r>
+        <w:rPr>
+          <w:rFonts w:ascii="Times New Roman" w:hAnsi="Times New Roman" w:cs="Times New Roman"/>
+          <w:sz w:val="28"/>
+          <w:szCs w:val="28"/>
+        </w:rPr>
+        <w:t>виключно</w:t>
+      </w:r>
+      <w:proofErr w:type="spellEnd"/>
+      <w:r>
+        <w:rPr>
+          <w:rFonts w:ascii="Times New Roman" w:hAnsi="Times New Roman" w:cs="Times New Roman"/>
+          <w:sz w:val="28"/>
+          <w:szCs w:val="28"/>
+        </w:rPr>
+        <w:t xml:space="preserve"> через </w:t>
+      </w:r>
+      <w:proofErr w:type="spellStart"/>
+      <w:r>
+        <w:rPr>
+          <w:rFonts w:ascii="Times New Roman" w:hAnsi="Times New Roman" w:cs="Times New Roman"/>
+          <w:sz w:val="28"/>
+          <w:szCs w:val="28"/>
+        </w:rPr>
+        <w:t>інтерфейси</w:t>
+      </w:r>
+      <w:proofErr w:type="spellEnd"/>
+      <w:r>
+        <w:rPr>
+          <w:rFonts w:ascii="Times New Roman" w:hAnsi="Times New Roman" w:cs="Times New Roman"/>
+          <w:sz w:val="28"/>
+          <w:szCs w:val="28"/>
+        </w:rPr>
+        <w:t xml:space="preserve">, </w:t>
+      </w:r>
+      <w:proofErr w:type="spellStart"/>
+      <w:r>
+        <w:rPr>
+          <w:rFonts w:ascii="Times New Roman" w:hAnsi="Times New Roman" w:cs="Times New Roman"/>
+          <w:sz w:val="28"/>
+          <w:szCs w:val="28"/>
+        </w:rPr>
+        <w:t>що</w:t>
+      </w:r>
+      <w:proofErr w:type="spellEnd"/>
+      <w:r>
+        <w:rPr>
+          <w:rFonts w:ascii="Times New Roman" w:hAnsi="Times New Roman" w:cs="Times New Roman"/>
+          <w:sz w:val="28"/>
+          <w:szCs w:val="28"/>
+        </w:rPr>
+        <w:t xml:space="preserve"> </w:t>
+      </w:r>
+      <w:proofErr w:type="spellStart"/>
+      <w:r>
+        <w:rPr>
+          <w:rFonts w:ascii="Times New Roman" w:hAnsi="Times New Roman" w:cs="Times New Roman"/>
+          <w:sz w:val="28"/>
+          <w:szCs w:val="28"/>
+        </w:rPr>
+        <w:t>дозволяє</w:t>
+      </w:r>
+      <w:proofErr w:type="spellEnd"/>
+      <w:r>
+        <w:rPr>
+          <w:rFonts w:ascii="Times New Roman" w:hAnsi="Times New Roman" w:cs="Times New Roman"/>
+          <w:sz w:val="28"/>
+          <w:szCs w:val="28"/>
+        </w:rPr>
+        <w:t xml:space="preserve"> легко </w:t>
+      </w:r>
+      <w:proofErr w:type="spellStart"/>
+      <w:r>
+        <w:rPr>
+          <w:rFonts w:ascii="Times New Roman" w:hAnsi="Times New Roman" w:cs="Times New Roman"/>
+          <w:sz w:val="28"/>
+          <w:szCs w:val="28"/>
+        </w:rPr>
+        <w:t>масштабувати</w:t>
+      </w:r>
+      <w:proofErr w:type="spellEnd"/>
+      <w:r>
+        <w:rPr>
+          <w:rFonts w:ascii="Times New Roman" w:hAnsi="Times New Roman" w:cs="Times New Roman"/>
+          <w:sz w:val="28"/>
+          <w:szCs w:val="28"/>
+        </w:rPr>
+        <w:t xml:space="preserve"> код </w:t>
+      </w:r>
+      <w:proofErr w:type="spellStart"/>
+      <w:r>
+        <w:rPr>
+          <w:rFonts w:ascii="Times New Roman" w:hAnsi="Times New Roman" w:cs="Times New Roman"/>
+          <w:sz w:val="28"/>
+          <w:szCs w:val="28"/>
+        </w:rPr>
+        <w:t>або</w:t>
+      </w:r>
+      <w:proofErr w:type="spellEnd"/>
+      <w:r>
+        <w:rPr>
+          <w:rFonts w:ascii="Times New Roman" w:hAnsi="Times New Roman" w:cs="Times New Roman"/>
+          <w:sz w:val="28"/>
+          <w:szCs w:val="28"/>
+        </w:rPr>
+        <w:t xml:space="preserve"> </w:t>
+      </w:r>
+      <w:proofErr w:type="spellStart"/>
+      <w:r>
+        <w:rPr>
+          <w:rFonts w:ascii="Times New Roman" w:hAnsi="Times New Roman" w:cs="Times New Roman"/>
+          <w:sz w:val="28"/>
+          <w:szCs w:val="28"/>
+        </w:rPr>
+        <w:t>змінювати</w:t>
+      </w:r>
+      <w:proofErr w:type="spellEnd"/>
+      <w:r>
+        <w:rPr>
+          <w:rFonts w:ascii="Times New Roman" w:hAnsi="Times New Roman" w:cs="Times New Roman"/>
+          <w:sz w:val="28"/>
+          <w:szCs w:val="28"/>
+        </w:rPr>
+        <w:t xml:space="preserve"> </w:t>
+      </w:r>
+      <w:proofErr w:type="spellStart"/>
+      <w:r>
+        <w:rPr>
+          <w:rFonts w:ascii="Times New Roman" w:hAnsi="Times New Roman" w:cs="Times New Roman"/>
+          <w:sz w:val="28"/>
+          <w:szCs w:val="28"/>
+        </w:rPr>
+        <w:t>реалізацію</w:t>
+      </w:r>
+      <w:proofErr w:type="spellEnd"/>
+      <w:r>
+        <w:rPr>
+          <w:rFonts w:ascii="Times New Roman" w:hAnsi="Times New Roman" w:cs="Times New Roman"/>
+          <w:sz w:val="28"/>
+          <w:szCs w:val="28"/>
+        </w:rPr>
+        <w:t xml:space="preserve"> </w:t>
+      </w:r>
+      <w:proofErr w:type="spellStart"/>
+      <w:r>
+        <w:rPr>
+          <w:rFonts w:ascii="Times New Roman" w:hAnsi="Times New Roman" w:cs="Times New Roman"/>
+          <w:sz w:val="28"/>
+          <w:szCs w:val="28"/>
+        </w:rPr>
+        <w:t>бази</w:t>
+      </w:r>
+      <w:proofErr w:type="spellEnd"/>
+      <w:r>
+        <w:rPr>
+          <w:rFonts w:ascii="Times New Roman" w:hAnsi="Times New Roman" w:cs="Times New Roman"/>
+          <w:sz w:val="28"/>
+          <w:szCs w:val="28"/>
+        </w:rPr>
+        <w:t xml:space="preserve"> </w:t>
+      </w:r>
+      <w:proofErr w:type="spellStart"/>
+      <w:r>
+        <w:rPr>
+          <w:rFonts w:ascii="Times New Roman" w:hAnsi="Times New Roman" w:cs="Times New Roman"/>
+          <w:sz w:val="28"/>
+          <w:szCs w:val="28"/>
+        </w:rPr>
+        <w:t>даних</w:t>
+      </w:r>
+      <w:proofErr w:type="spellEnd"/>
+      <w:r>
+        <w:rPr>
+          <w:rFonts w:ascii="Times New Roman" w:hAnsi="Times New Roman" w:cs="Times New Roman"/>
+          <w:sz w:val="28"/>
+          <w:szCs w:val="28"/>
+        </w:rPr>
+        <w:t xml:space="preserve"> без </w:t>
+      </w:r>
+      <w:proofErr w:type="spellStart"/>
+      <w:r>
+        <w:rPr>
+          <w:rFonts w:ascii="Times New Roman" w:hAnsi="Times New Roman" w:cs="Times New Roman"/>
+          <w:sz w:val="28"/>
+          <w:szCs w:val="28"/>
+        </w:rPr>
+        <w:t>необхідності</w:t>
+      </w:r>
+      <w:proofErr w:type="spellEnd"/>
+      <w:r>
+        <w:rPr>
+          <w:rFonts w:ascii="Times New Roman" w:hAnsi="Times New Roman" w:cs="Times New Roman"/>
+          <w:sz w:val="28"/>
+          <w:szCs w:val="28"/>
+        </w:rPr>
+        <w:t xml:space="preserve"> </w:t>
+      </w:r>
+      <w:proofErr w:type="spellStart"/>
+      <w:r>
+        <w:rPr>
+          <w:rFonts w:ascii="Times New Roman" w:hAnsi="Times New Roman" w:cs="Times New Roman"/>
+          <w:sz w:val="28"/>
+          <w:szCs w:val="28"/>
+        </w:rPr>
+        <w:t>переробляти</w:t>
+      </w:r>
+      <w:proofErr w:type="spellEnd"/>
+      <w:r>
+        <w:rPr>
+          <w:rFonts w:ascii="Times New Roman" w:hAnsi="Times New Roman" w:cs="Times New Roman"/>
+          <w:sz w:val="28"/>
+          <w:szCs w:val="28"/>
+        </w:rPr>
+        <w:t xml:space="preserve"> </w:t>
+      </w:r>
+      <w:proofErr w:type="spellStart"/>
+      <w:r>
+        <w:rPr>
+          <w:rFonts w:ascii="Times New Roman" w:hAnsi="Times New Roman" w:cs="Times New Roman"/>
+          <w:sz w:val="28"/>
+          <w:szCs w:val="28"/>
+        </w:rPr>
+        <w:t>бізнес-логіку</w:t>
+      </w:r>
+      <w:proofErr w:type="spellEnd"/>
+      <w:r>
+        <w:rPr>
+          <w:rFonts w:ascii="Times New Roman" w:hAnsi="Times New Roman" w:cs="Times New Roman"/>
+          <w:sz w:val="28"/>
+          <w:szCs w:val="28"/>
+        </w:rPr>
+        <w:t xml:space="preserve">. </w:t>
+      </w:r>
+    </w:p>
+    <w:p>
+      <w:pPr>
+        <w:tabs>
+          <w:tab w:val="left" w:pos="1134"/>
+        </w:tabs>
+        <w:spacing w:after="0"/>
+        <w:ind w:firstLine="709"/>
+        <w:jc w:val="both"/>
+        <w:rPr>
+          <w:rFonts w:ascii="Times New Roman" w:hAnsi="Times New Roman" w:cs="Times New Roman"/>
+          <w:sz w:val="28"/>
+          <w:szCs w:val="28"/>
+        </w:rPr>
+      </w:pPr>
+      <w:r>
+        <w:rPr>
+          <w:rFonts w:ascii="Times New Roman" w:hAnsi="Times New Roman" w:cs="Times New Roman"/>
+          <w:sz w:val="28"/>
+          <w:szCs w:val="28"/>
+        </w:rPr>
+        <w:t xml:space="preserve">У </w:t>
+      </w:r>
+      <w:proofErr w:type="spellStart"/>
+      <w:r>
+        <w:rPr>
+          <w:rFonts w:ascii="Times New Roman" w:hAnsi="Times New Roman" w:cs="Times New Roman"/>
+          <w:sz w:val="28"/>
+          <w:szCs w:val="28"/>
+        </w:rPr>
+        <w:t>проєкті</w:t>
+      </w:r>
+      <w:proofErr w:type="spellEnd"/>
+      <w:r>
+        <w:rPr>
+          <w:rFonts w:ascii="Times New Roman" w:hAnsi="Times New Roman" w:cs="Times New Roman"/>
+          <w:sz w:val="28"/>
+          <w:szCs w:val="28"/>
+        </w:rPr>
+        <w:t xml:space="preserve"> </w:t>
+      </w:r>
+      <w:proofErr w:type="spellStart"/>
+      <w:r>
+        <w:rPr>
+          <w:rFonts w:ascii="Times New Roman" w:hAnsi="Times New Roman" w:cs="Times New Roman"/>
+          <w:sz w:val="28"/>
+          <w:szCs w:val="28"/>
+        </w:rPr>
+        <w:t>було</w:t>
+      </w:r>
+      <w:proofErr w:type="spellEnd"/>
+      <w:r>
+        <w:rPr>
+          <w:rFonts w:ascii="Times New Roman" w:hAnsi="Times New Roman" w:cs="Times New Roman"/>
+          <w:sz w:val="28"/>
+          <w:szCs w:val="28"/>
+        </w:rPr>
+        <w:t xml:space="preserve"> </w:t>
+      </w:r>
+      <w:proofErr w:type="spellStart"/>
+      <w:r>
+        <w:rPr>
+          <w:rFonts w:ascii="Times New Roman" w:hAnsi="Times New Roman" w:cs="Times New Roman"/>
+          <w:sz w:val="28"/>
+          <w:szCs w:val="28"/>
+        </w:rPr>
+        <w:t>успішно</w:t>
+      </w:r>
+      <w:proofErr w:type="spellEnd"/>
+      <w:r>
+        <w:rPr>
+          <w:rFonts w:ascii="Times New Roman" w:hAnsi="Times New Roman" w:cs="Times New Roman"/>
+          <w:sz w:val="28"/>
+          <w:szCs w:val="28"/>
+        </w:rPr>
+        <w:t xml:space="preserve"> </w:t>
+      </w:r>
+      <w:proofErr w:type="spellStart"/>
+      <w:r>
+        <w:rPr>
+          <w:rFonts w:ascii="Times New Roman" w:hAnsi="Times New Roman" w:cs="Times New Roman"/>
+          <w:sz w:val="28"/>
+          <w:szCs w:val="28"/>
+        </w:rPr>
+        <w:t>імплементовано</w:t>
+      </w:r>
+      <w:proofErr w:type="spellEnd"/>
+      <w:r>
+        <w:rPr>
+          <w:rFonts w:ascii="Times New Roman" w:hAnsi="Times New Roman" w:cs="Times New Roman"/>
+          <w:sz w:val="28"/>
+          <w:szCs w:val="28"/>
+        </w:rPr>
+        <w:t xml:space="preserve"> </w:t>
+      </w:r>
+      <w:proofErr w:type="spellStart"/>
+      <w:r>
+        <w:rPr>
+          <w:rFonts w:ascii="Times New Roman" w:hAnsi="Times New Roman" w:cs="Times New Roman"/>
+          <w:sz w:val="28"/>
+          <w:szCs w:val="28"/>
+        </w:rPr>
+        <w:t>п'ять</w:t>
+      </w:r>
+      <w:proofErr w:type="spellEnd"/>
+      <w:r>
+        <w:rPr>
+          <w:rFonts w:ascii="Times New Roman" w:hAnsi="Times New Roman" w:cs="Times New Roman"/>
+          <w:sz w:val="28"/>
+          <w:szCs w:val="28"/>
+        </w:rPr>
+        <w:t xml:space="preserve"> </w:t>
+      </w:r>
+      <w:proofErr w:type="spellStart"/>
+      <w:r>
+        <w:rPr>
+          <w:rFonts w:ascii="Times New Roman" w:hAnsi="Times New Roman" w:cs="Times New Roman"/>
+          <w:sz w:val="28"/>
+          <w:szCs w:val="28"/>
+        </w:rPr>
+        <w:t>основних</w:t>
+      </w:r>
+      <w:proofErr w:type="spellEnd"/>
+      <w:r>
+        <w:rPr>
+          <w:rFonts w:ascii="Times New Roman" w:hAnsi="Times New Roman" w:cs="Times New Roman"/>
+          <w:sz w:val="28"/>
+          <w:szCs w:val="28"/>
+        </w:rPr>
+        <w:t xml:space="preserve"> </w:t>
+      </w:r>
+      <w:proofErr w:type="spellStart"/>
+      <w:r>
+        <w:rPr>
+          <w:rFonts w:ascii="Times New Roman" w:hAnsi="Times New Roman" w:cs="Times New Roman"/>
+          <w:sz w:val="28"/>
+          <w:szCs w:val="28"/>
+        </w:rPr>
+        <w:t>бізнес-сценаріїв</w:t>
+      </w:r>
+      <w:proofErr w:type="spellEnd"/>
+      <w:r>
+        <w:rPr>
+          <w:rFonts w:ascii="Times New Roman" w:hAnsi="Times New Roman" w:cs="Times New Roman"/>
+          <w:sz w:val="28"/>
+          <w:szCs w:val="28"/>
+        </w:rPr>
+        <w:t xml:space="preserve">. Перший </w:t>
+      </w:r>
+      <w:proofErr w:type="spellStart"/>
+      <w:r>
+        <w:rPr>
+          <w:rFonts w:ascii="Times New Roman" w:hAnsi="Times New Roman" w:cs="Times New Roman"/>
+          <w:sz w:val="28"/>
+          <w:szCs w:val="28"/>
+        </w:rPr>
+        <w:t>сценарій</w:t>
+      </w:r>
+      <w:proofErr w:type="spellEnd"/>
+      <w:r>
+        <w:rPr>
+          <w:rFonts w:ascii="Times New Roman" w:hAnsi="Times New Roman" w:cs="Times New Roman"/>
+          <w:sz w:val="28"/>
+          <w:szCs w:val="28"/>
+        </w:rPr>
+        <w:t xml:space="preserve"> перегляду каталогу </w:t>
+      </w:r>
+      <w:proofErr w:type="spellStart"/>
+      <w:r>
+        <w:rPr>
+          <w:rFonts w:ascii="Times New Roman" w:hAnsi="Times New Roman" w:cs="Times New Roman"/>
+          <w:sz w:val="28"/>
+          <w:szCs w:val="28"/>
+        </w:rPr>
+        <w:t>реалізує</w:t>
+      </w:r>
+      <w:proofErr w:type="spellEnd"/>
+      <w:r>
+        <w:rPr>
+          <w:rFonts w:ascii="Times New Roman" w:hAnsi="Times New Roman" w:cs="Times New Roman"/>
+          <w:sz w:val="28"/>
+          <w:szCs w:val="28"/>
+        </w:rPr>
+        <w:t xml:space="preserve"> </w:t>
+      </w:r>
+      <w:proofErr w:type="spellStart"/>
+      <w:r>
+        <w:rPr>
+          <w:rFonts w:ascii="Times New Roman" w:hAnsi="Times New Roman" w:cs="Times New Roman"/>
+          <w:sz w:val="28"/>
+          <w:szCs w:val="28"/>
+        </w:rPr>
+        <w:t>отримання</w:t>
+      </w:r>
+      <w:proofErr w:type="spellEnd"/>
+      <w:r>
+        <w:rPr>
+          <w:rFonts w:ascii="Times New Roman" w:hAnsi="Times New Roman" w:cs="Times New Roman"/>
+          <w:sz w:val="28"/>
+          <w:szCs w:val="28"/>
+        </w:rPr>
+        <w:t xml:space="preserve"> списку </w:t>
+      </w:r>
+      <w:proofErr w:type="spellStart"/>
+      <w:r>
+        <w:rPr>
+          <w:rFonts w:ascii="Times New Roman" w:hAnsi="Times New Roman" w:cs="Times New Roman"/>
+          <w:sz w:val="28"/>
+          <w:szCs w:val="28"/>
+        </w:rPr>
+        <w:t>доступних</w:t>
+      </w:r>
+      <w:proofErr w:type="spellEnd"/>
+      <w:r>
+        <w:rPr>
+          <w:rFonts w:ascii="Times New Roman" w:hAnsi="Times New Roman" w:cs="Times New Roman"/>
+          <w:sz w:val="28"/>
+          <w:szCs w:val="28"/>
+        </w:rPr>
+        <w:t xml:space="preserve"> книг для </w:t>
+      </w:r>
+      <w:proofErr w:type="spellStart"/>
+      <w:r>
+        <w:rPr>
+          <w:rFonts w:ascii="Times New Roman" w:hAnsi="Times New Roman" w:cs="Times New Roman"/>
+          <w:sz w:val="28"/>
+          <w:szCs w:val="28"/>
+        </w:rPr>
+        <w:t>читачів</w:t>
+      </w:r>
+      <w:proofErr w:type="spellEnd"/>
+      <w:r>
+        <w:rPr>
+          <w:rFonts w:ascii="Times New Roman" w:hAnsi="Times New Roman" w:cs="Times New Roman"/>
+          <w:sz w:val="28"/>
+          <w:szCs w:val="28"/>
+        </w:rPr>
+        <w:t xml:space="preserve"> </w:t>
+      </w:r>
+      <w:proofErr w:type="spellStart"/>
+      <w:r>
+        <w:rPr>
+          <w:rFonts w:ascii="Times New Roman" w:hAnsi="Times New Roman" w:cs="Times New Roman"/>
+          <w:sz w:val="28"/>
+          <w:szCs w:val="28"/>
+        </w:rPr>
+        <w:t>із</w:t>
+      </w:r>
+      <w:proofErr w:type="spellEnd"/>
+      <w:r>
+        <w:rPr>
+          <w:rFonts w:ascii="Times New Roman" w:hAnsi="Times New Roman" w:cs="Times New Roman"/>
+          <w:sz w:val="28"/>
+          <w:szCs w:val="28"/>
+        </w:rPr>
+        <w:t xml:space="preserve"> </w:t>
+      </w:r>
+      <w:proofErr w:type="spellStart"/>
+      <w:r>
+        <w:rPr>
+          <w:rFonts w:ascii="Times New Roman" w:hAnsi="Times New Roman" w:cs="Times New Roman"/>
+          <w:sz w:val="28"/>
+          <w:szCs w:val="28"/>
+        </w:rPr>
+        <w:t>можливістю</w:t>
+      </w:r>
+      <w:proofErr w:type="spellEnd"/>
+      <w:r>
+        <w:rPr>
+          <w:rFonts w:ascii="Times New Roman" w:hAnsi="Times New Roman" w:cs="Times New Roman"/>
+          <w:sz w:val="28"/>
+          <w:szCs w:val="28"/>
+        </w:rPr>
+        <w:t xml:space="preserve"> </w:t>
+      </w:r>
+      <w:proofErr w:type="spellStart"/>
+      <w:r>
+        <w:rPr>
+          <w:rFonts w:ascii="Times New Roman" w:hAnsi="Times New Roman" w:cs="Times New Roman"/>
+          <w:sz w:val="28"/>
+          <w:szCs w:val="28"/>
+        </w:rPr>
+        <w:t>фільтрації</w:t>
+      </w:r>
+      <w:proofErr w:type="spellEnd"/>
+      <w:r>
+        <w:rPr>
+          <w:rFonts w:ascii="Times New Roman" w:hAnsi="Times New Roman" w:cs="Times New Roman"/>
+          <w:sz w:val="28"/>
+          <w:szCs w:val="28"/>
+        </w:rPr>
+        <w:t xml:space="preserve"> за авторами та статусом </w:t>
+      </w:r>
+      <w:proofErr w:type="spellStart"/>
+      <w:r>
+        <w:rPr>
+          <w:rFonts w:ascii="Times New Roman" w:hAnsi="Times New Roman" w:cs="Times New Roman"/>
+          <w:sz w:val="28"/>
+          <w:szCs w:val="28"/>
+        </w:rPr>
+        <w:t>відцифрування</w:t>
+      </w:r>
+      <w:proofErr w:type="spellEnd"/>
+      <w:r>
+        <w:rPr>
+          <w:rFonts w:ascii="Times New Roman" w:hAnsi="Times New Roman" w:cs="Times New Roman"/>
+          <w:sz w:val="28"/>
+          <w:szCs w:val="28"/>
+        </w:rPr>
+        <w:t xml:space="preserve">. </w:t>
+      </w:r>
+      <w:proofErr w:type="spellStart"/>
+      <w:r>
+        <w:rPr>
+          <w:rFonts w:ascii="Times New Roman" w:hAnsi="Times New Roman" w:cs="Times New Roman"/>
+          <w:sz w:val="28"/>
+          <w:szCs w:val="28"/>
+        </w:rPr>
+        <w:t>Другий</w:t>
+      </w:r>
+      <w:proofErr w:type="spellEnd"/>
+      <w:r>
+        <w:rPr>
+          <w:rFonts w:ascii="Times New Roman" w:hAnsi="Times New Roman" w:cs="Times New Roman"/>
+          <w:sz w:val="28"/>
+          <w:szCs w:val="28"/>
+        </w:rPr>
+        <w:t xml:space="preserve"> </w:t>
+      </w:r>
+      <w:proofErr w:type="spellStart"/>
+      <w:r>
+        <w:rPr>
+          <w:rFonts w:ascii="Times New Roman" w:hAnsi="Times New Roman" w:cs="Times New Roman"/>
+          <w:sz w:val="28"/>
+          <w:szCs w:val="28"/>
+        </w:rPr>
+        <w:t>сценарій</w:t>
+      </w:r>
+      <w:proofErr w:type="spellEnd"/>
+      <w:r>
+        <w:rPr>
+          <w:rFonts w:ascii="Times New Roman" w:hAnsi="Times New Roman" w:cs="Times New Roman"/>
+          <w:sz w:val="28"/>
+          <w:szCs w:val="28"/>
+        </w:rPr>
+        <w:t xml:space="preserve"> </w:t>
+      </w:r>
+      <w:proofErr w:type="spellStart"/>
+      <w:r>
+        <w:rPr>
+          <w:rFonts w:ascii="Times New Roman" w:hAnsi="Times New Roman" w:cs="Times New Roman"/>
+          <w:sz w:val="28"/>
+          <w:szCs w:val="28"/>
+        </w:rPr>
+        <w:t>додавання</w:t>
+      </w:r>
+      <w:proofErr w:type="spellEnd"/>
+      <w:r>
+        <w:rPr>
+          <w:rFonts w:ascii="Times New Roman" w:hAnsi="Times New Roman" w:cs="Times New Roman"/>
+          <w:sz w:val="28"/>
+          <w:szCs w:val="28"/>
+        </w:rPr>
+        <w:t xml:space="preserve"> книги </w:t>
+      </w:r>
+      <w:proofErr w:type="spellStart"/>
+      <w:r>
+        <w:rPr>
+          <w:rFonts w:ascii="Times New Roman" w:hAnsi="Times New Roman" w:cs="Times New Roman"/>
+          <w:sz w:val="28"/>
+          <w:szCs w:val="28"/>
+        </w:rPr>
+        <w:t>дозволяє</w:t>
+      </w:r>
+      <w:proofErr w:type="spellEnd"/>
+      <w:r>
+        <w:rPr>
+          <w:rFonts w:ascii="Times New Roman" w:hAnsi="Times New Roman" w:cs="Times New Roman"/>
+          <w:sz w:val="28"/>
+          <w:szCs w:val="28"/>
+        </w:rPr>
+        <w:t xml:space="preserve"> </w:t>
+      </w:r>
+      <w:proofErr w:type="spellStart"/>
+      <w:r>
+        <w:rPr>
+          <w:rFonts w:ascii="Times New Roman" w:hAnsi="Times New Roman" w:cs="Times New Roman"/>
+          <w:sz w:val="28"/>
+          <w:szCs w:val="28"/>
+        </w:rPr>
+        <w:t>бібліотекарю</w:t>
+      </w:r>
+      <w:proofErr w:type="spellEnd"/>
+      <w:r>
+        <w:rPr>
+          <w:rFonts w:ascii="Times New Roman" w:hAnsi="Times New Roman" w:cs="Times New Roman"/>
+          <w:sz w:val="28"/>
+          <w:szCs w:val="28"/>
+        </w:rPr>
+        <w:t xml:space="preserve"> </w:t>
+      </w:r>
+      <w:proofErr w:type="spellStart"/>
+      <w:r>
+        <w:rPr>
+          <w:rFonts w:ascii="Times New Roman" w:hAnsi="Times New Roman" w:cs="Times New Roman"/>
+          <w:sz w:val="28"/>
+          <w:szCs w:val="28"/>
+        </w:rPr>
+        <w:t>реєструвати</w:t>
+      </w:r>
+      <w:proofErr w:type="spellEnd"/>
+      <w:r>
+        <w:rPr>
+          <w:rFonts w:ascii="Times New Roman" w:hAnsi="Times New Roman" w:cs="Times New Roman"/>
+          <w:sz w:val="28"/>
+          <w:szCs w:val="28"/>
+        </w:rPr>
+        <w:t xml:space="preserve"> </w:t>
+      </w:r>
+      <w:proofErr w:type="spellStart"/>
+      <w:r>
+        <w:rPr>
+          <w:rFonts w:ascii="Times New Roman" w:hAnsi="Times New Roman" w:cs="Times New Roman"/>
+          <w:sz w:val="28"/>
+          <w:szCs w:val="28"/>
+        </w:rPr>
+        <w:t>нові</w:t>
+      </w:r>
+      <w:proofErr w:type="spellEnd"/>
+      <w:r>
+        <w:rPr>
+          <w:rFonts w:ascii="Times New Roman" w:hAnsi="Times New Roman" w:cs="Times New Roman"/>
+          <w:sz w:val="28"/>
+          <w:szCs w:val="28"/>
+        </w:rPr>
+        <w:t xml:space="preserve"> </w:t>
+      </w:r>
+      <w:proofErr w:type="spellStart"/>
+      <w:r>
+        <w:rPr>
+          <w:rFonts w:ascii="Times New Roman" w:hAnsi="Times New Roman" w:cs="Times New Roman"/>
+          <w:sz w:val="28"/>
+          <w:szCs w:val="28"/>
+        </w:rPr>
+        <w:t>надходження</w:t>
+      </w:r>
+      <w:proofErr w:type="spellEnd"/>
+      <w:r>
+        <w:rPr>
+          <w:rFonts w:ascii="Times New Roman" w:hAnsi="Times New Roman" w:cs="Times New Roman"/>
+          <w:sz w:val="28"/>
+          <w:szCs w:val="28"/>
+        </w:rPr>
+        <w:t xml:space="preserve"> </w:t>
+      </w:r>
+      <w:proofErr w:type="gramStart"/>
+      <w:r>
+        <w:rPr>
+          <w:rFonts w:ascii="Times New Roman" w:hAnsi="Times New Roman" w:cs="Times New Roman"/>
+          <w:sz w:val="28"/>
+          <w:szCs w:val="28"/>
+        </w:rPr>
+        <w:t>до фонду</w:t>
+      </w:r>
+      <w:proofErr w:type="gramEnd"/>
+      <w:r>
+        <w:rPr>
+          <w:rFonts w:ascii="Times New Roman" w:hAnsi="Times New Roman" w:cs="Times New Roman"/>
+          <w:sz w:val="28"/>
+          <w:szCs w:val="28"/>
+        </w:rPr>
+        <w:t xml:space="preserve"> </w:t>
+      </w:r>
+      <w:proofErr w:type="spellStart"/>
+      <w:r>
+        <w:rPr>
+          <w:rFonts w:ascii="Times New Roman" w:hAnsi="Times New Roman" w:cs="Times New Roman"/>
+          <w:sz w:val="28"/>
+          <w:szCs w:val="28"/>
+        </w:rPr>
+        <w:t>із</w:t>
+      </w:r>
+      <w:proofErr w:type="spellEnd"/>
+      <w:r>
+        <w:rPr>
+          <w:rFonts w:ascii="Times New Roman" w:hAnsi="Times New Roman" w:cs="Times New Roman"/>
+          <w:sz w:val="28"/>
+          <w:szCs w:val="28"/>
+        </w:rPr>
+        <w:t xml:space="preserve"> </w:t>
+      </w:r>
+      <w:proofErr w:type="spellStart"/>
+      <w:r>
+        <w:rPr>
+          <w:rFonts w:ascii="Times New Roman" w:hAnsi="Times New Roman" w:cs="Times New Roman"/>
+          <w:sz w:val="28"/>
+          <w:szCs w:val="28"/>
+        </w:rPr>
+        <w:t>зазначенням</w:t>
+      </w:r>
+      <w:proofErr w:type="spellEnd"/>
+      <w:r>
+        <w:rPr>
+          <w:rFonts w:ascii="Times New Roman" w:hAnsi="Times New Roman" w:cs="Times New Roman"/>
+          <w:sz w:val="28"/>
+          <w:szCs w:val="28"/>
+        </w:rPr>
+        <w:t xml:space="preserve"> </w:t>
+      </w:r>
+      <w:proofErr w:type="spellStart"/>
+      <w:r>
+        <w:rPr>
+          <w:rFonts w:ascii="Times New Roman" w:hAnsi="Times New Roman" w:cs="Times New Roman"/>
+          <w:sz w:val="28"/>
+          <w:szCs w:val="28"/>
+        </w:rPr>
+        <w:t>загальної</w:t>
+      </w:r>
+      <w:proofErr w:type="spellEnd"/>
+      <w:r>
+        <w:rPr>
+          <w:rFonts w:ascii="Times New Roman" w:hAnsi="Times New Roman" w:cs="Times New Roman"/>
+          <w:sz w:val="28"/>
+          <w:szCs w:val="28"/>
+        </w:rPr>
+        <w:t xml:space="preserve"> </w:t>
+      </w:r>
+      <w:proofErr w:type="spellStart"/>
+      <w:r>
+        <w:rPr>
+          <w:rFonts w:ascii="Times New Roman" w:hAnsi="Times New Roman" w:cs="Times New Roman"/>
+          <w:sz w:val="28"/>
+          <w:szCs w:val="28"/>
+        </w:rPr>
+        <w:t>кількості</w:t>
+      </w:r>
+      <w:proofErr w:type="spellEnd"/>
+      <w:r>
+        <w:rPr>
+          <w:rFonts w:ascii="Times New Roman" w:hAnsi="Times New Roman" w:cs="Times New Roman"/>
+          <w:sz w:val="28"/>
+          <w:szCs w:val="28"/>
+        </w:rPr>
+        <w:t xml:space="preserve"> </w:t>
+      </w:r>
+      <w:proofErr w:type="spellStart"/>
+      <w:r>
+        <w:rPr>
+          <w:rFonts w:ascii="Times New Roman" w:hAnsi="Times New Roman" w:cs="Times New Roman"/>
+          <w:sz w:val="28"/>
+          <w:szCs w:val="28"/>
+        </w:rPr>
+        <w:t>примірників</w:t>
+      </w:r>
+      <w:proofErr w:type="spellEnd"/>
+      <w:r>
+        <w:rPr>
+          <w:rFonts w:ascii="Times New Roman" w:hAnsi="Times New Roman" w:cs="Times New Roman"/>
+          <w:sz w:val="28"/>
+          <w:szCs w:val="28"/>
+        </w:rPr>
+        <w:t xml:space="preserve"> та </w:t>
+      </w:r>
+      <w:proofErr w:type="spellStart"/>
+      <w:r>
+        <w:rPr>
+          <w:rFonts w:ascii="Times New Roman" w:hAnsi="Times New Roman" w:cs="Times New Roman"/>
+          <w:sz w:val="28"/>
+          <w:szCs w:val="28"/>
+        </w:rPr>
+        <w:t>видавництва</w:t>
+      </w:r>
+      <w:proofErr w:type="spellEnd"/>
+      <w:r>
+        <w:rPr>
+          <w:rFonts w:ascii="Times New Roman" w:hAnsi="Times New Roman" w:cs="Times New Roman"/>
+          <w:sz w:val="28"/>
+          <w:szCs w:val="28"/>
+        </w:rPr>
+        <w:t xml:space="preserve">. </w:t>
+      </w:r>
+      <w:proofErr w:type="spellStart"/>
+      <w:r>
+        <w:rPr>
+          <w:rFonts w:ascii="Times New Roman" w:hAnsi="Times New Roman" w:cs="Times New Roman"/>
+          <w:sz w:val="28"/>
+          <w:szCs w:val="28"/>
+        </w:rPr>
+        <w:t>Третій</w:t>
+      </w:r>
+      <w:proofErr w:type="spellEnd"/>
+      <w:r>
+        <w:rPr>
+          <w:rFonts w:ascii="Times New Roman" w:hAnsi="Times New Roman" w:cs="Times New Roman"/>
+          <w:sz w:val="28"/>
+          <w:szCs w:val="28"/>
+        </w:rPr>
+        <w:t xml:space="preserve"> </w:t>
+      </w:r>
+      <w:proofErr w:type="spellStart"/>
+      <w:r>
+        <w:rPr>
+          <w:rFonts w:ascii="Times New Roman" w:hAnsi="Times New Roman" w:cs="Times New Roman"/>
+          <w:sz w:val="28"/>
+          <w:szCs w:val="28"/>
+        </w:rPr>
+        <w:t>сценарій</w:t>
+      </w:r>
+      <w:proofErr w:type="spellEnd"/>
+      <w:r>
+        <w:rPr>
+          <w:rFonts w:ascii="Times New Roman" w:hAnsi="Times New Roman" w:cs="Times New Roman"/>
+          <w:sz w:val="28"/>
+          <w:szCs w:val="28"/>
+        </w:rPr>
+        <w:t xml:space="preserve"> </w:t>
+      </w:r>
+      <w:proofErr w:type="spellStart"/>
+      <w:r>
+        <w:rPr>
+          <w:rFonts w:ascii="Times New Roman" w:hAnsi="Times New Roman" w:cs="Times New Roman"/>
+          <w:sz w:val="28"/>
+          <w:szCs w:val="28"/>
+        </w:rPr>
+        <w:t>реєстрації</w:t>
+      </w:r>
+      <w:proofErr w:type="spellEnd"/>
+      <w:r>
+        <w:rPr>
+          <w:rFonts w:ascii="Times New Roman" w:hAnsi="Times New Roman" w:cs="Times New Roman"/>
+          <w:sz w:val="28"/>
+          <w:szCs w:val="28"/>
+        </w:rPr>
+        <w:t xml:space="preserve"> </w:t>
+      </w:r>
+      <w:proofErr w:type="spellStart"/>
+      <w:r>
+        <w:rPr>
+          <w:rFonts w:ascii="Times New Roman" w:hAnsi="Times New Roman" w:cs="Times New Roman"/>
+          <w:sz w:val="28"/>
+          <w:szCs w:val="28"/>
+        </w:rPr>
+        <w:t>читача</w:t>
+      </w:r>
+      <w:proofErr w:type="spellEnd"/>
+      <w:r>
+        <w:rPr>
+          <w:rFonts w:ascii="Times New Roman" w:hAnsi="Times New Roman" w:cs="Times New Roman"/>
+          <w:sz w:val="28"/>
+          <w:szCs w:val="28"/>
+        </w:rPr>
+        <w:t xml:space="preserve"> </w:t>
+      </w:r>
+      <w:proofErr w:type="spellStart"/>
+      <w:r>
+        <w:rPr>
+          <w:rFonts w:ascii="Times New Roman" w:hAnsi="Times New Roman" w:cs="Times New Roman"/>
+          <w:sz w:val="28"/>
+          <w:szCs w:val="28"/>
+        </w:rPr>
+        <w:t>відповідає</w:t>
+      </w:r>
+      <w:proofErr w:type="spellEnd"/>
+      <w:r>
+        <w:rPr>
+          <w:rFonts w:ascii="Times New Roman" w:hAnsi="Times New Roman" w:cs="Times New Roman"/>
+          <w:sz w:val="28"/>
+          <w:szCs w:val="28"/>
+        </w:rPr>
+        <w:t xml:space="preserve"> за </w:t>
+      </w:r>
+      <w:proofErr w:type="spellStart"/>
+      <w:r>
+        <w:rPr>
+          <w:rFonts w:ascii="Times New Roman" w:hAnsi="Times New Roman" w:cs="Times New Roman"/>
+          <w:sz w:val="28"/>
+          <w:szCs w:val="28"/>
+        </w:rPr>
+        <w:lastRenderedPageBreak/>
+        <w:t>створення</w:t>
+      </w:r>
+      <w:proofErr w:type="spellEnd"/>
+      <w:r>
+        <w:rPr>
+          <w:rFonts w:ascii="Times New Roman" w:hAnsi="Times New Roman" w:cs="Times New Roman"/>
+          <w:sz w:val="28"/>
+          <w:szCs w:val="28"/>
+        </w:rPr>
+        <w:t xml:space="preserve"> </w:t>
+      </w:r>
+      <w:proofErr w:type="spellStart"/>
+      <w:r>
+        <w:rPr>
+          <w:rFonts w:ascii="Times New Roman" w:hAnsi="Times New Roman" w:cs="Times New Roman"/>
+          <w:sz w:val="28"/>
+          <w:szCs w:val="28"/>
+        </w:rPr>
+        <w:t>профілю</w:t>
+      </w:r>
+      <w:proofErr w:type="spellEnd"/>
+      <w:r>
+        <w:rPr>
+          <w:rFonts w:ascii="Times New Roman" w:hAnsi="Times New Roman" w:cs="Times New Roman"/>
+          <w:sz w:val="28"/>
+          <w:szCs w:val="28"/>
+        </w:rPr>
+        <w:t xml:space="preserve"> нового </w:t>
+      </w:r>
+      <w:proofErr w:type="spellStart"/>
+      <w:r>
+        <w:rPr>
+          <w:rFonts w:ascii="Times New Roman" w:hAnsi="Times New Roman" w:cs="Times New Roman"/>
+          <w:sz w:val="28"/>
+          <w:szCs w:val="28"/>
+        </w:rPr>
+        <w:t>користувача</w:t>
+      </w:r>
+      <w:proofErr w:type="spellEnd"/>
+      <w:r>
+        <w:rPr>
+          <w:rFonts w:ascii="Times New Roman" w:hAnsi="Times New Roman" w:cs="Times New Roman"/>
+          <w:sz w:val="28"/>
+          <w:szCs w:val="28"/>
+        </w:rPr>
+        <w:t xml:space="preserve"> в </w:t>
+      </w:r>
+      <w:proofErr w:type="spellStart"/>
+      <w:r>
+        <w:rPr>
+          <w:rFonts w:ascii="Times New Roman" w:hAnsi="Times New Roman" w:cs="Times New Roman"/>
+          <w:sz w:val="28"/>
+          <w:szCs w:val="28"/>
+        </w:rPr>
+        <w:t>системі</w:t>
+      </w:r>
+      <w:proofErr w:type="spellEnd"/>
+      <w:r>
+        <w:rPr>
+          <w:rFonts w:ascii="Times New Roman" w:hAnsi="Times New Roman" w:cs="Times New Roman"/>
+          <w:sz w:val="28"/>
+          <w:szCs w:val="28"/>
+        </w:rPr>
+        <w:t xml:space="preserve">. </w:t>
+      </w:r>
+      <w:proofErr w:type="spellStart"/>
+      <w:r>
+        <w:rPr>
+          <w:rFonts w:ascii="Times New Roman" w:hAnsi="Times New Roman" w:cs="Times New Roman"/>
+          <w:sz w:val="28"/>
+          <w:szCs w:val="28"/>
+        </w:rPr>
+        <w:t>Четвертий</w:t>
+      </w:r>
+      <w:proofErr w:type="spellEnd"/>
+      <w:r>
+        <w:rPr>
+          <w:rFonts w:ascii="Times New Roman" w:hAnsi="Times New Roman" w:cs="Times New Roman"/>
+          <w:sz w:val="28"/>
+          <w:szCs w:val="28"/>
+        </w:rPr>
+        <w:t xml:space="preserve"> </w:t>
+      </w:r>
+      <w:proofErr w:type="spellStart"/>
+      <w:r>
+        <w:rPr>
+          <w:rFonts w:ascii="Times New Roman" w:hAnsi="Times New Roman" w:cs="Times New Roman"/>
+          <w:sz w:val="28"/>
+          <w:szCs w:val="28"/>
+        </w:rPr>
+        <w:t>сценарій</w:t>
+      </w:r>
+      <w:proofErr w:type="spellEnd"/>
+      <w:r>
+        <w:rPr>
+          <w:rFonts w:ascii="Times New Roman" w:hAnsi="Times New Roman" w:cs="Times New Roman"/>
+          <w:sz w:val="28"/>
+          <w:szCs w:val="28"/>
+        </w:rPr>
+        <w:t xml:space="preserve"> </w:t>
+      </w:r>
+      <w:proofErr w:type="spellStart"/>
+      <w:r>
+        <w:rPr>
+          <w:rFonts w:ascii="Times New Roman" w:hAnsi="Times New Roman" w:cs="Times New Roman"/>
+          <w:sz w:val="28"/>
+          <w:szCs w:val="28"/>
+        </w:rPr>
+        <w:t>бронювання</w:t>
+      </w:r>
+      <w:proofErr w:type="spellEnd"/>
+      <w:r>
+        <w:rPr>
+          <w:rFonts w:ascii="Times New Roman" w:hAnsi="Times New Roman" w:cs="Times New Roman"/>
+          <w:sz w:val="28"/>
+          <w:szCs w:val="28"/>
+        </w:rPr>
+        <w:t xml:space="preserve"> книги </w:t>
+      </w:r>
+      <w:proofErr w:type="spellStart"/>
+      <w:r>
+        <w:rPr>
+          <w:rFonts w:ascii="Times New Roman" w:hAnsi="Times New Roman" w:cs="Times New Roman"/>
+          <w:sz w:val="28"/>
+          <w:szCs w:val="28"/>
+        </w:rPr>
+        <w:t>забезпечує</w:t>
+      </w:r>
+      <w:proofErr w:type="spellEnd"/>
+      <w:r>
+        <w:rPr>
+          <w:rFonts w:ascii="Times New Roman" w:hAnsi="Times New Roman" w:cs="Times New Roman"/>
+          <w:sz w:val="28"/>
+          <w:szCs w:val="28"/>
+        </w:rPr>
+        <w:t xml:space="preserve"> </w:t>
+      </w:r>
+      <w:proofErr w:type="spellStart"/>
+      <w:r>
+        <w:rPr>
+          <w:rFonts w:ascii="Times New Roman" w:hAnsi="Times New Roman" w:cs="Times New Roman"/>
+          <w:sz w:val="28"/>
+          <w:szCs w:val="28"/>
+        </w:rPr>
+        <w:t>створення</w:t>
+      </w:r>
+      <w:proofErr w:type="spellEnd"/>
+      <w:r>
+        <w:rPr>
+          <w:rFonts w:ascii="Times New Roman" w:hAnsi="Times New Roman" w:cs="Times New Roman"/>
+          <w:sz w:val="28"/>
+          <w:szCs w:val="28"/>
+        </w:rPr>
+        <w:t xml:space="preserve"> ордеру </w:t>
+      </w:r>
+      <w:proofErr w:type="spellStart"/>
+      <w:r>
+        <w:rPr>
+          <w:rFonts w:ascii="Times New Roman" w:hAnsi="Times New Roman" w:cs="Times New Roman"/>
+          <w:sz w:val="28"/>
+          <w:szCs w:val="28"/>
+        </w:rPr>
+        <w:t>із</w:t>
+      </w:r>
+      <w:proofErr w:type="spellEnd"/>
+      <w:r>
+        <w:rPr>
+          <w:rFonts w:ascii="Times New Roman" w:hAnsi="Times New Roman" w:cs="Times New Roman"/>
+          <w:sz w:val="28"/>
+          <w:szCs w:val="28"/>
+        </w:rPr>
+        <w:t xml:space="preserve"> </w:t>
+      </w:r>
+      <w:proofErr w:type="spellStart"/>
+      <w:r>
+        <w:rPr>
+          <w:rFonts w:ascii="Times New Roman" w:hAnsi="Times New Roman" w:cs="Times New Roman"/>
+          <w:sz w:val="28"/>
+          <w:szCs w:val="28"/>
+        </w:rPr>
+        <w:t>закріпленням</w:t>
+      </w:r>
+      <w:proofErr w:type="spellEnd"/>
+      <w:r>
+        <w:rPr>
+          <w:rFonts w:ascii="Times New Roman" w:hAnsi="Times New Roman" w:cs="Times New Roman"/>
+          <w:sz w:val="28"/>
+          <w:szCs w:val="28"/>
+        </w:rPr>
+        <w:t xml:space="preserve"> </w:t>
+      </w:r>
+      <w:proofErr w:type="spellStart"/>
+      <w:r>
+        <w:rPr>
+          <w:rFonts w:ascii="Times New Roman" w:hAnsi="Times New Roman" w:cs="Times New Roman"/>
+          <w:sz w:val="28"/>
+          <w:szCs w:val="28"/>
+        </w:rPr>
+        <w:t>фізичного</w:t>
+      </w:r>
+      <w:proofErr w:type="spellEnd"/>
+      <w:r>
+        <w:rPr>
+          <w:rFonts w:ascii="Times New Roman" w:hAnsi="Times New Roman" w:cs="Times New Roman"/>
+          <w:sz w:val="28"/>
+          <w:szCs w:val="28"/>
+        </w:rPr>
+        <w:t xml:space="preserve"> </w:t>
+      </w:r>
+      <w:proofErr w:type="spellStart"/>
+      <w:r>
+        <w:rPr>
+          <w:rFonts w:ascii="Times New Roman" w:hAnsi="Times New Roman" w:cs="Times New Roman"/>
+          <w:sz w:val="28"/>
+          <w:szCs w:val="28"/>
+        </w:rPr>
+        <w:t>екземпляра</w:t>
+      </w:r>
+      <w:proofErr w:type="spellEnd"/>
+      <w:r>
+        <w:rPr>
+          <w:rFonts w:ascii="Times New Roman" w:hAnsi="Times New Roman" w:cs="Times New Roman"/>
+          <w:sz w:val="28"/>
+          <w:szCs w:val="28"/>
+        </w:rPr>
+        <w:t xml:space="preserve"> за </w:t>
+      </w:r>
+      <w:proofErr w:type="spellStart"/>
+      <w:r>
+        <w:rPr>
+          <w:rFonts w:ascii="Times New Roman" w:hAnsi="Times New Roman" w:cs="Times New Roman"/>
+          <w:sz w:val="28"/>
+          <w:szCs w:val="28"/>
+        </w:rPr>
+        <w:t>читачем</w:t>
+      </w:r>
+      <w:proofErr w:type="spellEnd"/>
+      <w:r>
+        <w:rPr>
+          <w:rFonts w:ascii="Times New Roman" w:hAnsi="Times New Roman" w:cs="Times New Roman"/>
+          <w:sz w:val="28"/>
+          <w:szCs w:val="28"/>
+        </w:rPr>
+        <w:t xml:space="preserve"> та </w:t>
+      </w:r>
+      <w:proofErr w:type="spellStart"/>
+      <w:r>
+        <w:rPr>
+          <w:rFonts w:ascii="Times New Roman" w:hAnsi="Times New Roman" w:cs="Times New Roman"/>
+          <w:sz w:val="28"/>
+          <w:szCs w:val="28"/>
+        </w:rPr>
+        <w:t>автоматичним</w:t>
+      </w:r>
+      <w:proofErr w:type="spellEnd"/>
+      <w:r>
+        <w:rPr>
+          <w:rFonts w:ascii="Times New Roman" w:hAnsi="Times New Roman" w:cs="Times New Roman"/>
+          <w:sz w:val="28"/>
+          <w:szCs w:val="28"/>
+        </w:rPr>
+        <w:t xml:space="preserve"> </w:t>
+      </w:r>
+      <w:proofErr w:type="spellStart"/>
+      <w:r>
+        <w:rPr>
+          <w:rFonts w:ascii="Times New Roman" w:hAnsi="Times New Roman" w:cs="Times New Roman"/>
+          <w:sz w:val="28"/>
+          <w:szCs w:val="28"/>
+        </w:rPr>
+        <w:t>зменшенням</w:t>
+      </w:r>
+      <w:proofErr w:type="spellEnd"/>
+      <w:r>
+        <w:rPr>
+          <w:rFonts w:ascii="Times New Roman" w:hAnsi="Times New Roman" w:cs="Times New Roman"/>
+          <w:sz w:val="28"/>
+          <w:szCs w:val="28"/>
+        </w:rPr>
+        <w:t xml:space="preserve"> </w:t>
+      </w:r>
+      <w:proofErr w:type="spellStart"/>
+      <w:r>
+        <w:rPr>
+          <w:rFonts w:ascii="Times New Roman" w:hAnsi="Times New Roman" w:cs="Times New Roman"/>
+          <w:sz w:val="28"/>
+          <w:szCs w:val="28"/>
+        </w:rPr>
+        <w:t>лічильника</w:t>
+      </w:r>
+      <w:proofErr w:type="spellEnd"/>
+      <w:r>
+        <w:rPr>
+          <w:rFonts w:ascii="Times New Roman" w:hAnsi="Times New Roman" w:cs="Times New Roman"/>
+          <w:sz w:val="28"/>
+          <w:szCs w:val="28"/>
+        </w:rPr>
+        <w:t xml:space="preserve"> </w:t>
+      </w:r>
+      <w:proofErr w:type="spellStart"/>
+      <w:r>
+        <w:rPr>
+          <w:rFonts w:ascii="Times New Roman" w:hAnsi="Times New Roman" w:cs="Times New Roman"/>
+          <w:sz w:val="28"/>
+          <w:szCs w:val="28"/>
+        </w:rPr>
+        <w:t>доступних</w:t>
+      </w:r>
+      <w:proofErr w:type="spellEnd"/>
+      <w:r>
+        <w:rPr>
+          <w:rFonts w:ascii="Times New Roman" w:hAnsi="Times New Roman" w:cs="Times New Roman"/>
+          <w:sz w:val="28"/>
+          <w:szCs w:val="28"/>
+        </w:rPr>
+        <w:t xml:space="preserve"> </w:t>
+      </w:r>
+      <w:proofErr w:type="spellStart"/>
+      <w:r>
+        <w:rPr>
+          <w:rFonts w:ascii="Times New Roman" w:hAnsi="Times New Roman" w:cs="Times New Roman"/>
+          <w:sz w:val="28"/>
+          <w:szCs w:val="28"/>
+        </w:rPr>
+        <w:t>копій</w:t>
+      </w:r>
+      <w:proofErr w:type="spellEnd"/>
+      <w:r>
+        <w:rPr>
+          <w:rFonts w:ascii="Times New Roman" w:hAnsi="Times New Roman" w:cs="Times New Roman"/>
+          <w:sz w:val="28"/>
+          <w:szCs w:val="28"/>
+        </w:rPr>
+        <w:t xml:space="preserve">. </w:t>
+      </w:r>
+      <w:proofErr w:type="spellStart"/>
+      <w:r>
+        <w:rPr>
+          <w:rFonts w:ascii="Times New Roman" w:hAnsi="Times New Roman" w:cs="Times New Roman"/>
+          <w:sz w:val="28"/>
+          <w:szCs w:val="28"/>
+        </w:rPr>
+        <w:t>П'ятий</w:t>
+      </w:r>
+      <w:proofErr w:type="spellEnd"/>
+      <w:r>
+        <w:rPr>
+          <w:rFonts w:ascii="Times New Roman" w:hAnsi="Times New Roman" w:cs="Times New Roman"/>
+          <w:sz w:val="28"/>
+          <w:szCs w:val="28"/>
+        </w:rPr>
+        <w:t xml:space="preserve"> </w:t>
+      </w:r>
+      <w:proofErr w:type="spellStart"/>
+      <w:r>
+        <w:rPr>
+          <w:rFonts w:ascii="Times New Roman" w:hAnsi="Times New Roman" w:cs="Times New Roman"/>
+          <w:sz w:val="28"/>
+          <w:szCs w:val="28"/>
+        </w:rPr>
+        <w:t>сценарій</w:t>
+      </w:r>
+      <w:proofErr w:type="spellEnd"/>
+      <w:r>
+        <w:rPr>
+          <w:rFonts w:ascii="Times New Roman" w:hAnsi="Times New Roman" w:cs="Times New Roman"/>
+          <w:sz w:val="28"/>
+          <w:szCs w:val="28"/>
+        </w:rPr>
+        <w:t xml:space="preserve"> </w:t>
+      </w:r>
+      <w:proofErr w:type="spellStart"/>
+      <w:r>
+        <w:rPr>
+          <w:rFonts w:ascii="Times New Roman" w:hAnsi="Times New Roman" w:cs="Times New Roman"/>
+          <w:sz w:val="28"/>
+          <w:szCs w:val="28"/>
+        </w:rPr>
+        <w:t>повернення</w:t>
+      </w:r>
+      <w:proofErr w:type="spellEnd"/>
+      <w:r>
+        <w:rPr>
+          <w:rFonts w:ascii="Times New Roman" w:hAnsi="Times New Roman" w:cs="Times New Roman"/>
+          <w:sz w:val="28"/>
+          <w:szCs w:val="28"/>
+        </w:rPr>
+        <w:t xml:space="preserve"> книги </w:t>
+      </w:r>
+      <w:proofErr w:type="spellStart"/>
+      <w:r>
+        <w:rPr>
+          <w:rFonts w:ascii="Times New Roman" w:hAnsi="Times New Roman" w:cs="Times New Roman"/>
+          <w:sz w:val="28"/>
+          <w:szCs w:val="28"/>
+        </w:rPr>
+        <w:t>відповідає</w:t>
+      </w:r>
+      <w:proofErr w:type="spellEnd"/>
+      <w:r>
+        <w:rPr>
+          <w:rFonts w:ascii="Times New Roman" w:hAnsi="Times New Roman" w:cs="Times New Roman"/>
+          <w:sz w:val="28"/>
+          <w:szCs w:val="28"/>
+        </w:rPr>
+        <w:t xml:space="preserve"> за </w:t>
+      </w:r>
+      <w:proofErr w:type="spellStart"/>
+      <w:r>
+        <w:rPr>
+          <w:rFonts w:ascii="Times New Roman" w:hAnsi="Times New Roman" w:cs="Times New Roman"/>
+          <w:sz w:val="28"/>
+          <w:szCs w:val="28"/>
+        </w:rPr>
+        <w:t>закриття</w:t>
+      </w:r>
+      <w:proofErr w:type="spellEnd"/>
+      <w:r>
+        <w:rPr>
+          <w:rFonts w:ascii="Times New Roman" w:hAnsi="Times New Roman" w:cs="Times New Roman"/>
+          <w:sz w:val="28"/>
+          <w:szCs w:val="28"/>
+        </w:rPr>
+        <w:t xml:space="preserve"> активного ордеру з </w:t>
+      </w:r>
+      <w:proofErr w:type="spellStart"/>
+      <w:r>
+        <w:rPr>
+          <w:rFonts w:ascii="Times New Roman" w:hAnsi="Times New Roman" w:cs="Times New Roman"/>
+          <w:sz w:val="28"/>
+          <w:szCs w:val="28"/>
+        </w:rPr>
+        <w:t>оновленням</w:t>
+      </w:r>
+      <w:proofErr w:type="spellEnd"/>
+      <w:r>
+        <w:rPr>
+          <w:rFonts w:ascii="Times New Roman" w:hAnsi="Times New Roman" w:cs="Times New Roman"/>
+          <w:sz w:val="28"/>
+          <w:szCs w:val="28"/>
+        </w:rPr>
+        <w:t xml:space="preserve"> статусу та </w:t>
+      </w:r>
+      <w:proofErr w:type="spellStart"/>
+      <w:r>
+        <w:rPr>
+          <w:rFonts w:ascii="Times New Roman" w:hAnsi="Times New Roman" w:cs="Times New Roman"/>
+          <w:sz w:val="28"/>
+          <w:szCs w:val="28"/>
+        </w:rPr>
+        <w:t>автоматичним</w:t>
+      </w:r>
+      <w:proofErr w:type="spellEnd"/>
+      <w:r>
+        <w:rPr>
+          <w:rFonts w:ascii="Times New Roman" w:hAnsi="Times New Roman" w:cs="Times New Roman"/>
+          <w:sz w:val="28"/>
+          <w:szCs w:val="28"/>
+        </w:rPr>
+        <w:t xml:space="preserve"> </w:t>
+      </w:r>
+      <w:proofErr w:type="spellStart"/>
+      <w:r>
+        <w:rPr>
+          <w:rFonts w:ascii="Times New Roman" w:hAnsi="Times New Roman" w:cs="Times New Roman"/>
+          <w:sz w:val="28"/>
+          <w:szCs w:val="28"/>
+        </w:rPr>
+        <w:t>збільшенням</w:t>
+      </w:r>
+      <w:proofErr w:type="spellEnd"/>
+      <w:r>
+        <w:rPr>
+          <w:rFonts w:ascii="Times New Roman" w:hAnsi="Times New Roman" w:cs="Times New Roman"/>
+          <w:sz w:val="28"/>
+          <w:szCs w:val="28"/>
+        </w:rPr>
+        <w:t xml:space="preserve"> </w:t>
+      </w:r>
+      <w:proofErr w:type="spellStart"/>
+      <w:r>
+        <w:rPr>
+          <w:rFonts w:ascii="Times New Roman" w:hAnsi="Times New Roman" w:cs="Times New Roman"/>
+          <w:sz w:val="28"/>
+          <w:szCs w:val="28"/>
+        </w:rPr>
+        <w:t>кількості</w:t>
+      </w:r>
+      <w:proofErr w:type="spellEnd"/>
+      <w:r>
+        <w:rPr>
+          <w:rFonts w:ascii="Times New Roman" w:hAnsi="Times New Roman" w:cs="Times New Roman"/>
+          <w:sz w:val="28"/>
+          <w:szCs w:val="28"/>
+        </w:rPr>
+        <w:t xml:space="preserve"> </w:t>
+      </w:r>
+      <w:proofErr w:type="spellStart"/>
+      <w:r>
+        <w:rPr>
+          <w:rFonts w:ascii="Times New Roman" w:hAnsi="Times New Roman" w:cs="Times New Roman"/>
+          <w:sz w:val="28"/>
+          <w:szCs w:val="28"/>
+        </w:rPr>
+        <w:t>вільних</w:t>
+      </w:r>
+      <w:proofErr w:type="spellEnd"/>
+      <w:r>
+        <w:rPr>
+          <w:rFonts w:ascii="Times New Roman" w:hAnsi="Times New Roman" w:cs="Times New Roman"/>
+          <w:sz w:val="28"/>
+          <w:szCs w:val="28"/>
+        </w:rPr>
+        <w:t xml:space="preserve"> </w:t>
+      </w:r>
+      <w:proofErr w:type="spellStart"/>
+      <w:r>
+        <w:rPr>
+          <w:rFonts w:ascii="Times New Roman" w:hAnsi="Times New Roman" w:cs="Times New Roman"/>
+          <w:sz w:val="28"/>
+          <w:szCs w:val="28"/>
+        </w:rPr>
+        <w:t>копій</w:t>
+      </w:r>
+      <w:proofErr w:type="spellEnd"/>
+      <w:r>
+        <w:rPr>
+          <w:rFonts w:ascii="Times New Roman" w:hAnsi="Times New Roman" w:cs="Times New Roman"/>
+          <w:sz w:val="28"/>
+          <w:szCs w:val="28"/>
+        </w:rPr>
+        <w:t xml:space="preserve"> у </w:t>
+      </w:r>
+      <w:proofErr w:type="spellStart"/>
+      <w:r>
+        <w:rPr>
+          <w:rFonts w:ascii="Times New Roman" w:hAnsi="Times New Roman" w:cs="Times New Roman"/>
+          <w:sz w:val="28"/>
+          <w:szCs w:val="28"/>
+        </w:rPr>
+        <w:t>каталозі</w:t>
+      </w:r>
+      <w:proofErr w:type="spellEnd"/>
+      <w:r>
+        <w:rPr>
+          <w:rFonts w:ascii="Times New Roman" w:hAnsi="Times New Roman" w:cs="Times New Roman"/>
+          <w:sz w:val="28"/>
+          <w:szCs w:val="28"/>
+        </w:rPr>
+        <w:t xml:space="preserve"> </w:t>
+      </w:r>
+      <w:proofErr w:type="spellStart"/>
+      <w:r>
+        <w:rPr>
+          <w:rFonts w:ascii="Times New Roman" w:hAnsi="Times New Roman" w:cs="Times New Roman"/>
+          <w:sz w:val="28"/>
+          <w:szCs w:val="28"/>
+        </w:rPr>
+        <w:t>бази</w:t>
+      </w:r>
+      <w:proofErr w:type="spellEnd"/>
+      <w:r>
+        <w:rPr>
+          <w:rFonts w:ascii="Times New Roman" w:hAnsi="Times New Roman" w:cs="Times New Roman"/>
+          <w:sz w:val="28"/>
+          <w:szCs w:val="28"/>
+        </w:rPr>
+        <w:t xml:space="preserve"> </w:t>
+      </w:r>
+      <w:proofErr w:type="spellStart"/>
+      <w:r>
+        <w:rPr>
+          <w:rFonts w:ascii="Times New Roman" w:hAnsi="Times New Roman" w:cs="Times New Roman"/>
+          <w:sz w:val="28"/>
+          <w:szCs w:val="28"/>
+        </w:rPr>
+        <w:t>даних</w:t>
+      </w:r>
+      <w:proofErr w:type="spellEnd"/>
+      <w:r>
+        <w:rPr>
+          <w:rFonts w:ascii="Times New Roman" w:hAnsi="Times New Roman" w:cs="Times New Roman"/>
+          <w:sz w:val="28"/>
+          <w:szCs w:val="28"/>
+        </w:rPr>
+        <w:t>.</w:t>
+      </w:r>
+    </w:p>
+    <w:p>
+      <w:pPr>
+        <w:tabs>
+          <w:tab w:val="left" w:pos="1134"/>
+        </w:tabs>
+        <w:spacing w:after="0"/>
+        <w:ind w:firstLine="709"/>
+        <w:jc w:val="both"/>
+        <w:rPr>
+          <w:rFonts w:ascii="Times New Roman" w:hAnsi="Times New Roman" w:cs="Times New Roman"/>
+          <w:sz w:val="28"/>
+          <w:szCs w:val="28"/>
+        </w:rPr>
+      </w:pPr>
+    </w:p>
+    <w:p>
+      <w:pPr>
+        <w:tabs>
+          <w:tab w:val="left" w:pos="1134"/>
+        </w:tabs>
+        <w:spacing w:after="0"/>
+        <w:ind w:firstLine="709"/>
+        <w:jc w:val="both"/>
+        <w:rPr>
+          <w:rFonts w:ascii="Times New Roman" w:hAnsi="Times New Roman" w:cs="Times New Roman"/>
+          <w:b/>
+          <w:sz w:val="28"/>
+          <w:szCs w:val="28"/>
+          <w:lang w:val="uk-UA"/>
+        </w:rPr>
+      </w:pPr>
+      <w:bookmarkStart w:id="0" w:name="_GoBack"/>
+      <w:proofErr w:type="spellStart"/>
+      <w:r>
+        <w:rPr>
+          <w:rFonts w:ascii="Times New Roman" w:hAnsi="Times New Roman" w:cs="Times New Roman"/>
+          <w:b/>
+          <w:sz w:val="28"/>
+          <w:szCs w:val="28"/>
+        </w:rPr>
+        <w:t>Запити</w:t>
+      </w:r>
+      <w:proofErr w:type="spellEnd"/>
+      <w:r>
+        <w:rPr>
+          <w:rFonts w:ascii="Times New Roman" w:hAnsi="Times New Roman" w:cs="Times New Roman"/>
+          <w:b/>
+          <w:sz w:val="28"/>
+          <w:szCs w:val="28"/>
+        </w:rPr>
+        <w:t xml:space="preserve"> </w:t>
+      </w:r>
+      <w:proofErr w:type="spellStart"/>
+      <w:r>
+        <w:rPr>
+          <w:rFonts w:ascii="Times New Roman" w:hAnsi="Times New Roman" w:cs="Times New Roman"/>
+          <w:b/>
+          <w:sz w:val="28"/>
+          <w:szCs w:val="28"/>
+        </w:rPr>
+        <w:t>виконані</w:t>
+      </w:r>
+      <w:proofErr w:type="spellEnd"/>
+      <w:r>
+        <w:rPr>
+          <w:rFonts w:ascii="Times New Roman" w:hAnsi="Times New Roman" w:cs="Times New Roman"/>
+          <w:b/>
+          <w:sz w:val="28"/>
+          <w:szCs w:val="28"/>
+        </w:rPr>
+        <w:t xml:space="preserve"> в </w:t>
+      </w:r>
+      <w:proofErr w:type="spellStart"/>
+      <w:r>
+        <w:rPr>
+          <w:rFonts w:ascii="Times New Roman" w:hAnsi="Times New Roman" w:cs="Times New Roman"/>
+          <w:b/>
+          <w:sz w:val="28"/>
+          <w:szCs w:val="28"/>
+        </w:rPr>
+        <w:t>ході</w:t>
+      </w:r>
+      <w:proofErr w:type="spellEnd"/>
+      <w:r>
+        <w:rPr>
+          <w:rFonts w:ascii="Times New Roman" w:hAnsi="Times New Roman" w:cs="Times New Roman"/>
+          <w:b/>
+          <w:sz w:val="28"/>
+          <w:szCs w:val="28"/>
+        </w:rPr>
+        <w:t xml:space="preserve"> </w:t>
+      </w:r>
+      <w:proofErr w:type="spellStart"/>
+      <w:r>
+        <w:rPr>
+          <w:rFonts w:ascii="Times New Roman" w:hAnsi="Times New Roman" w:cs="Times New Roman"/>
+          <w:b/>
+          <w:sz w:val="28"/>
+          <w:szCs w:val="28"/>
+        </w:rPr>
+        <w:t>тестування</w:t>
+      </w:r>
+      <w:proofErr w:type="spellEnd"/>
+      <w:r>
+        <w:rPr>
+          <w:rFonts w:ascii="Times New Roman" w:hAnsi="Times New Roman" w:cs="Times New Roman"/>
+          <w:b/>
+          <w:sz w:val="28"/>
+          <w:szCs w:val="28"/>
+          <w:lang w:val="uk-UA"/>
+        </w:rPr>
+        <w:t>:</w:t>
+      </w:r>
+    </w:p>
+    <w:bookmarkEnd w:id="0"/>
+    <w:p>
+      <w:pPr>
+        <w:tabs>
+          <w:tab w:val="left" w:pos="1134"/>
+        </w:tabs>
+        <w:spacing w:after="0"/>
+        <w:ind w:firstLine="709"/>
+        <w:jc w:val="both"/>
+        <w:rPr>
+          <w:rFonts w:ascii="Times New Roman" w:hAnsi="Times New Roman" w:cs="Times New Roman"/>
+          <w:sz w:val="28"/>
+          <w:szCs w:val="28"/>
+        </w:rPr>
+      </w:pPr>
+      <w:proofErr w:type="spellStart"/>
+      <w:r>
+        <w:rPr>
+          <w:rFonts w:ascii="Times New Roman" w:hAnsi="Times New Roman" w:cs="Times New Roman"/>
+          <w:sz w:val="28"/>
+          <w:szCs w:val="28"/>
+        </w:rPr>
+        <w:t>Вихідні</w:t>
+      </w:r>
+      <w:proofErr w:type="spellEnd"/>
+      <w:r>
+        <w:rPr>
+          <w:rFonts w:ascii="Times New Roman" w:hAnsi="Times New Roman" w:cs="Times New Roman"/>
+          <w:sz w:val="28"/>
+          <w:szCs w:val="28"/>
+        </w:rPr>
+        <w:t xml:space="preserve"> </w:t>
+      </w:r>
+      <w:proofErr w:type="spellStart"/>
+      <w:r>
+        <w:rPr>
+          <w:rFonts w:ascii="Times New Roman" w:hAnsi="Times New Roman" w:cs="Times New Roman"/>
+          <w:sz w:val="28"/>
+          <w:szCs w:val="28"/>
+        </w:rPr>
+        <w:t>коди</w:t>
+      </w:r>
+      <w:proofErr w:type="spellEnd"/>
+      <w:r>
+        <w:rPr>
+          <w:rFonts w:ascii="Times New Roman" w:hAnsi="Times New Roman" w:cs="Times New Roman"/>
+          <w:sz w:val="28"/>
+          <w:szCs w:val="28"/>
+        </w:rPr>
+        <w:t xml:space="preserve"> </w:t>
+      </w:r>
+      <w:proofErr w:type="spellStart"/>
+      <w:r>
+        <w:rPr>
+          <w:rFonts w:ascii="Times New Roman" w:hAnsi="Times New Roman" w:cs="Times New Roman"/>
+          <w:sz w:val="28"/>
+          <w:szCs w:val="28"/>
+        </w:rPr>
+        <w:t>програми</w:t>
+      </w:r>
+      <w:proofErr w:type="spellEnd"/>
+      <w:r>
+        <w:rPr>
+          <w:rFonts w:ascii="Times New Roman" w:hAnsi="Times New Roman" w:cs="Times New Roman"/>
+          <w:sz w:val="28"/>
+          <w:szCs w:val="28"/>
+        </w:rPr>
+        <w:t xml:space="preserve"> та </w:t>
+      </w:r>
+      <w:proofErr w:type="spellStart"/>
+      <w:r>
+        <w:rPr>
+          <w:rFonts w:ascii="Times New Roman" w:hAnsi="Times New Roman" w:cs="Times New Roman"/>
+          <w:sz w:val="28"/>
+          <w:szCs w:val="28"/>
+        </w:rPr>
+        <w:t>історія</w:t>
+      </w:r>
+      <w:proofErr w:type="spellEnd"/>
+      <w:r>
+        <w:rPr>
+          <w:rFonts w:ascii="Times New Roman" w:hAnsi="Times New Roman" w:cs="Times New Roman"/>
+          <w:sz w:val="28"/>
+          <w:szCs w:val="28"/>
+        </w:rPr>
+        <w:t xml:space="preserve"> </w:t>
+      </w:r>
+      <w:proofErr w:type="spellStart"/>
+      <w:r>
+        <w:rPr>
+          <w:rFonts w:ascii="Times New Roman" w:hAnsi="Times New Roman" w:cs="Times New Roman"/>
+          <w:sz w:val="28"/>
+          <w:szCs w:val="28"/>
+        </w:rPr>
+        <w:t>комітів</w:t>
+      </w:r>
+      <w:proofErr w:type="spellEnd"/>
+      <w:r>
+        <w:rPr>
+          <w:rFonts w:ascii="Times New Roman" w:hAnsi="Times New Roman" w:cs="Times New Roman"/>
+          <w:sz w:val="28"/>
+          <w:szCs w:val="28"/>
+        </w:rPr>
+        <w:t xml:space="preserve"> </w:t>
+      </w:r>
+      <w:proofErr w:type="spellStart"/>
+      <w:r>
+        <w:rPr>
+          <w:rFonts w:ascii="Times New Roman" w:hAnsi="Times New Roman" w:cs="Times New Roman"/>
+          <w:sz w:val="28"/>
+          <w:szCs w:val="28"/>
+        </w:rPr>
+        <w:t>доступні</w:t>
+      </w:r>
+      <w:proofErr w:type="spellEnd"/>
+      <w:r>
+        <w:rPr>
+          <w:rFonts w:ascii="Times New Roman" w:hAnsi="Times New Roman" w:cs="Times New Roman"/>
+          <w:sz w:val="28"/>
+          <w:szCs w:val="28"/>
+        </w:rPr>
+        <w:t xml:space="preserve"> у </w:t>
+      </w:r>
+      <w:proofErr w:type="spellStart"/>
+      <w:r>
+        <w:rPr>
+          <w:rFonts w:ascii="Times New Roman" w:hAnsi="Times New Roman" w:cs="Times New Roman"/>
+          <w:sz w:val="28"/>
+          <w:szCs w:val="28"/>
+        </w:rPr>
+        <w:t>віддаленому</w:t>
+      </w:r>
+      <w:proofErr w:type="spellEnd"/>
+      <w:r>
+        <w:rPr>
+          <w:rFonts w:ascii="Times New Roman" w:hAnsi="Times New Roman" w:cs="Times New Roman"/>
+          <w:sz w:val="28"/>
+          <w:szCs w:val="28"/>
+        </w:rPr>
+        <w:t xml:space="preserve"> </w:t>
+      </w:r>
+      <w:proofErr w:type="spellStart"/>
+      <w:r>
+        <w:rPr>
+          <w:rFonts w:ascii="Times New Roman" w:hAnsi="Times New Roman" w:cs="Times New Roman"/>
+          <w:sz w:val="28"/>
+          <w:szCs w:val="28"/>
+        </w:rPr>
+        <w:t>репозиторії</w:t>
+      </w:r>
+      <w:proofErr w:type="spellEnd"/>
+      <w:r>
+        <w:rPr>
+          <w:rFonts w:ascii="Times New Roman" w:hAnsi="Times New Roman" w:cs="Times New Roman"/>
+          <w:sz w:val="28"/>
+          <w:szCs w:val="28"/>
+        </w:rPr>
+        <w:t xml:space="preserve"> за </w:t>
+      </w:r>
+      <w:proofErr w:type="spellStart"/>
+      <w:r>
+        <w:rPr>
+          <w:rFonts w:ascii="Times New Roman" w:hAnsi="Times New Roman" w:cs="Times New Roman"/>
+          <w:sz w:val="28"/>
+          <w:szCs w:val="28"/>
+        </w:rPr>
+        <w:t>посиланням</w:t>
+      </w:r>
+      <w:proofErr w:type="spellEnd"/>
+      <w:r>
+        <w:rPr>
+          <w:rFonts w:ascii="Times New Roman" w:hAnsi="Times New Roman" w:cs="Times New Roman"/>
+          <w:sz w:val="28"/>
+          <w:szCs w:val="28"/>
+        </w:rPr>
+        <w:t xml:space="preserve"> https://github.com/IvanTukalo/PTAPZ</w:t>
+      </w:r>
+    </w:p>
+    <w:p>
+      <w:pPr>
+        <w:tabs>
+          <w:tab w:val="left" w:pos="1134"/>
+        </w:tabs>
+        <w:spacing w:after="0"/>
+        <w:ind w:firstLine="709"/>
+        <w:jc w:val="both"/>
+        <w:rPr>
+          <w:rFonts w:ascii="Times New Roman" w:hAnsi="Times New Roman" w:cs="Times New Roman"/>
+          <w:sz w:val="28"/>
+          <w:szCs w:val="28"/>
+        </w:rPr>
+      </w:pPr>
+      <w:r>
+        <w:rPr>
+          <w:rFonts w:ascii="Times New Roman" w:hAnsi="Times New Roman" w:cs="Times New Roman"/>
+          <w:sz w:val="28"/>
+          <w:szCs w:val="28"/>
+        </w:rPr>
+        <w:t>POST https://localhost:7257/api/books</w:t>
+      </w:r>
+    </w:p>
+    <w:p>
+      <w:pPr>
+        <w:tabs>
+          <w:tab w:val="left" w:pos="1134"/>
+        </w:tabs>
+        <w:spacing w:after="0"/>
+        <w:ind w:firstLine="709"/>
+        <w:jc w:val="both"/>
+        <w:rPr>
+          <w:rFonts w:ascii="Times New Roman" w:hAnsi="Times New Roman" w:cs="Times New Roman"/>
+          <w:sz w:val="28"/>
+          <w:szCs w:val="28"/>
+        </w:rPr>
+      </w:pPr>
+      <w:proofErr w:type="spellStart"/>
+      <w:r>
+        <w:rPr>
+          <w:rFonts w:ascii="Times New Roman" w:hAnsi="Times New Roman" w:cs="Times New Roman"/>
+          <w:sz w:val="28"/>
+          <w:szCs w:val="28"/>
+        </w:rPr>
+        <w:t>Тіло</w:t>
+      </w:r>
+      <w:proofErr w:type="spellEnd"/>
+      <w:r>
+        <w:rPr>
+          <w:rFonts w:ascii="Times New Roman" w:hAnsi="Times New Roman" w:cs="Times New Roman"/>
+          <w:sz w:val="28"/>
+          <w:szCs w:val="28"/>
+        </w:rPr>
+        <w:t xml:space="preserve"> </w:t>
+      </w:r>
+      <w:proofErr w:type="spellStart"/>
+      <w:r>
+        <w:rPr>
+          <w:rFonts w:ascii="Times New Roman" w:hAnsi="Times New Roman" w:cs="Times New Roman"/>
+          <w:sz w:val="28"/>
+          <w:szCs w:val="28"/>
+        </w:rPr>
+        <w:t>запиту</w:t>
+      </w:r>
+      <w:proofErr w:type="spellEnd"/>
+    </w:p>
+    <w:p>
+      <w:pPr>
+        <w:tabs>
+          <w:tab w:val="left" w:pos="1134"/>
+        </w:tabs>
+        <w:spacing w:after="0"/>
+        <w:ind w:firstLine="709"/>
+        <w:jc w:val="both"/>
+        <w:rPr>
+          <w:rFonts w:ascii="Courier New" w:hAnsi="Courier New" w:cs="Courier New"/>
+          <w:sz w:val="20"/>
+          <w:szCs w:val="20"/>
+          <w:lang w:val="en-US"/>
+        </w:rPr>
+      </w:pPr>
+      <w:r>
+        <w:rPr>
+          <w:rFonts w:ascii="Courier New" w:hAnsi="Courier New" w:cs="Courier New"/>
+          <w:sz w:val="20"/>
+          <w:szCs w:val="20"/>
+          <w:lang w:val="en-US"/>
+        </w:rPr>
+        <w:t>{</w:t>
+      </w:r>
+    </w:p>
+    <w:p>
+      <w:pPr>
+        <w:tabs>
+          <w:tab w:val="left" w:pos="1134"/>
+        </w:tabs>
+        <w:spacing w:after="0"/>
+        <w:ind w:firstLine="709"/>
+        <w:jc w:val="both"/>
+        <w:rPr>
+          <w:rFonts w:ascii="Courier New" w:hAnsi="Courier New" w:cs="Courier New"/>
+          <w:sz w:val="20"/>
+          <w:szCs w:val="20"/>
+          <w:lang w:val="en-US"/>
+        </w:rPr>
+      </w:pPr>
+      <w:r>
+        <w:rPr>
+          <w:rFonts w:ascii="Courier New" w:hAnsi="Courier New" w:cs="Courier New"/>
+          <w:sz w:val="20"/>
+          <w:szCs w:val="20"/>
+          <w:lang w:val="en-US"/>
+        </w:rPr>
+        <w:t>"</w:t>
+      </w:r>
+      <w:proofErr w:type="spellStart"/>
+      <w:r>
+        <w:rPr>
+          <w:rFonts w:ascii="Courier New" w:hAnsi="Courier New" w:cs="Courier New"/>
+          <w:sz w:val="20"/>
+          <w:szCs w:val="20"/>
+          <w:lang w:val="en-US"/>
+        </w:rPr>
+        <w:t>title</w:t>
+      </w:r>
+      <w:proofErr w:type="spellEnd"/>
+      <w:r>
+        <w:rPr>
+          <w:rFonts w:ascii="Courier New" w:hAnsi="Courier New" w:cs="Courier New"/>
+          <w:sz w:val="20"/>
+          <w:szCs w:val="20"/>
+          <w:lang w:val="en-US"/>
+        </w:rPr>
+        <w:t>": "</w:t>
+      </w:r>
+      <w:proofErr w:type="spellStart"/>
+      <w:r>
+        <w:rPr>
+          <w:rFonts w:ascii="Courier New" w:hAnsi="Courier New" w:cs="Courier New"/>
+          <w:sz w:val="20"/>
+          <w:szCs w:val="20"/>
+          <w:lang w:val="en-US"/>
+        </w:rPr>
+        <w:t>Патерни</w:t>
+      </w:r>
+      <w:proofErr w:type="spellEnd"/>
+      <w:r>
+        <w:rPr>
+          <w:rFonts w:ascii="Courier New" w:hAnsi="Courier New" w:cs="Courier New"/>
+          <w:sz w:val="20"/>
+          <w:szCs w:val="20"/>
+          <w:lang w:val="en-US"/>
+        </w:rPr>
+        <w:t xml:space="preserve"> </w:t>
+      </w:r>
+      <w:proofErr w:type="spellStart"/>
+      <w:r>
+        <w:rPr>
+          <w:rFonts w:ascii="Courier New" w:hAnsi="Courier New" w:cs="Courier New"/>
+          <w:sz w:val="20"/>
+          <w:szCs w:val="20"/>
+          <w:lang w:val="en-US"/>
+        </w:rPr>
+        <w:t>проєктування</w:t>
+      </w:r>
+      <w:proofErr w:type="spellEnd"/>
+      <w:r>
+        <w:rPr>
+          <w:rFonts w:ascii="Courier New" w:hAnsi="Courier New" w:cs="Courier New"/>
+          <w:sz w:val="20"/>
+          <w:szCs w:val="20"/>
+          <w:lang w:val="en-US"/>
+        </w:rPr>
+        <w:t>",</w:t>
+      </w:r>
+    </w:p>
+    <w:p>
+      <w:pPr>
+        <w:tabs>
+          <w:tab w:val="left" w:pos="1134"/>
+        </w:tabs>
+        <w:spacing w:after="0"/>
+        <w:ind w:firstLine="709"/>
+        <w:jc w:val="both"/>
+        <w:rPr>
+          <w:rFonts w:ascii="Courier New" w:hAnsi="Courier New" w:cs="Courier New"/>
+          <w:sz w:val="20"/>
+          <w:szCs w:val="20"/>
+          <w:lang w:val="en-US"/>
+        </w:rPr>
+      </w:pPr>
+      <w:r>
+        <w:rPr>
+          <w:rFonts w:ascii="Courier New" w:hAnsi="Courier New" w:cs="Courier New"/>
+          <w:sz w:val="20"/>
+          <w:szCs w:val="20"/>
+          <w:lang w:val="en-US"/>
+        </w:rPr>
+        <w:t>"</w:t>
+      </w:r>
+      <w:proofErr w:type="spellStart"/>
+      <w:r>
+        <w:rPr>
+          <w:rFonts w:ascii="Courier New" w:hAnsi="Courier New" w:cs="Courier New"/>
+          <w:sz w:val="20"/>
+          <w:szCs w:val="20"/>
+          <w:lang w:val="en-US"/>
+        </w:rPr>
+        <w:t>authors</w:t>
+      </w:r>
+      <w:proofErr w:type="spellEnd"/>
+      <w:r>
+        <w:rPr>
+          <w:rFonts w:ascii="Courier New" w:hAnsi="Courier New" w:cs="Courier New"/>
+          <w:sz w:val="20"/>
+          <w:szCs w:val="20"/>
+          <w:lang w:val="en-US"/>
+        </w:rPr>
+        <w:t>": ["</w:t>
+      </w:r>
+      <w:proofErr w:type="spellStart"/>
+      <w:r>
+        <w:rPr>
+          <w:rFonts w:ascii="Courier New" w:hAnsi="Courier New" w:cs="Courier New"/>
+          <w:sz w:val="20"/>
+          <w:szCs w:val="20"/>
+          <w:lang w:val="en-US"/>
+        </w:rPr>
+        <w:t>Еріх</w:t>
+      </w:r>
+      <w:proofErr w:type="spellEnd"/>
+      <w:r>
+        <w:rPr>
+          <w:rFonts w:ascii="Courier New" w:hAnsi="Courier New" w:cs="Courier New"/>
+          <w:sz w:val="20"/>
+          <w:szCs w:val="20"/>
+          <w:lang w:val="en-US"/>
+        </w:rPr>
+        <w:t xml:space="preserve"> Гамма", "</w:t>
+      </w:r>
+      <w:proofErr w:type="spellStart"/>
+      <w:r>
+        <w:rPr>
+          <w:rFonts w:ascii="Courier New" w:hAnsi="Courier New" w:cs="Courier New"/>
+          <w:sz w:val="20"/>
+          <w:szCs w:val="20"/>
+          <w:lang w:val="en-US"/>
+        </w:rPr>
+        <w:t>Річард</w:t>
+      </w:r>
+      <w:proofErr w:type="spellEnd"/>
+      <w:r>
+        <w:rPr>
+          <w:rFonts w:ascii="Courier New" w:hAnsi="Courier New" w:cs="Courier New"/>
+          <w:sz w:val="20"/>
+          <w:szCs w:val="20"/>
+          <w:lang w:val="en-US"/>
+        </w:rPr>
+        <w:t xml:space="preserve"> </w:t>
+      </w:r>
+      <w:proofErr w:type="spellStart"/>
+      <w:r>
+        <w:rPr>
+          <w:rFonts w:ascii="Courier New" w:hAnsi="Courier New" w:cs="Courier New"/>
+          <w:sz w:val="20"/>
+          <w:szCs w:val="20"/>
+          <w:lang w:val="en-US"/>
+        </w:rPr>
+        <w:t>Хелм</w:t>
+      </w:r>
+      <w:proofErr w:type="spellEnd"/>
+      <w:r>
+        <w:rPr>
+          <w:rFonts w:ascii="Courier New" w:hAnsi="Courier New" w:cs="Courier New"/>
+          <w:sz w:val="20"/>
+          <w:szCs w:val="20"/>
+          <w:lang w:val="en-US"/>
+        </w:rPr>
+        <w:t>"],</w:t>
+      </w:r>
+    </w:p>
+    <w:p>
+      <w:pPr>
+        <w:tabs>
+          <w:tab w:val="left" w:pos="1134"/>
+        </w:tabs>
+        <w:spacing w:after="0"/>
+        <w:ind w:firstLine="709"/>
+        <w:jc w:val="both"/>
+        <w:rPr>
+          <w:rFonts w:ascii="Courier New" w:hAnsi="Courier New" w:cs="Courier New"/>
+          <w:sz w:val="20"/>
+          <w:szCs w:val="20"/>
+          <w:lang w:val="en-US"/>
+        </w:rPr>
+      </w:pPr>
+      <w:r>
+        <w:rPr>
+          <w:rFonts w:ascii="Courier New" w:hAnsi="Courier New" w:cs="Courier New"/>
+          <w:sz w:val="20"/>
+          <w:szCs w:val="20"/>
+          <w:lang w:val="en-US"/>
+        </w:rPr>
+        <w:t>"</w:t>
+      </w:r>
+      <w:proofErr w:type="gramStart"/>
+      <w:r>
+        <w:rPr>
+          <w:rFonts w:ascii="Courier New" w:hAnsi="Courier New" w:cs="Courier New"/>
+          <w:sz w:val="20"/>
+          <w:szCs w:val="20"/>
+          <w:lang w:val="en-US"/>
+        </w:rPr>
+        <w:t>publisher</w:t>
+      </w:r>
+      <w:proofErr w:type="gramEnd"/>
+      <w:r>
+        <w:rPr>
+          <w:rFonts w:ascii="Courier New" w:hAnsi="Courier New" w:cs="Courier New"/>
+          <w:sz w:val="20"/>
+          <w:szCs w:val="20"/>
+          <w:lang w:val="en-US"/>
+        </w:rPr>
+        <w:t>": "</w:t>
+      </w:r>
+      <w:proofErr w:type="spellStart"/>
+      <w:r>
+        <w:rPr>
+          <w:rFonts w:ascii="Courier New" w:hAnsi="Courier New" w:cs="Courier New"/>
+          <w:sz w:val="20"/>
+          <w:szCs w:val="20"/>
+          <w:lang w:val="en-US"/>
+        </w:rPr>
+        <w:t>Пітер</w:t>
+      </w:r>
+      <w:proofErr w:type="spellEnd"/>
+      <w:r>
+        <w:rPr>
+          <w:rFonts w:ascii="Courier New" w:hAnsi="Courier New" w:cs="Courier New"/>
+          <w:sz w:val="20"/>
+          <w:szCs w:val="20"/>
+          <w:lang w:val="en-US"/>
+        </w:rPr>
+        <w:t>",</w:t>
+      </w:r>
+    </w:p>
+    <w:p>
+      <w:pPr>
+        <w:tabs>
+          <w:tab w:val="left" w:pos="1134"/>
+        </w:tabs>
+        <w:spacing w:after="0"/>
+        <w:ind w:firstLine="709"/>
+        <w:jc w:val="both"/>
+        <w:rPr>
+          <w:rFonts w:ascii="Courier New" w:hAnsi="Courier New" w:cs="Courier New"/>
+          <w:sz w:val="20"/>
+          <w:szCs w:val="20"/>
+          <w:lang w:val="en-US"/>
+        </w:rPr>
+      </w:pPr>
+      <w:r>
+        <w:rPr>
+          <w:rFonts w:ascii="Courier New" w:hAnsi="Courier New" w:cs="Courier New"/>
+          <w:sz w:val="20"/>
+          <w:szCs w:val="20"/>
+          <w:lang w:val="en-US"/>
+        </w:rPr>
+        <w:t>"</w:t>
+      </w:r>
+      <w:proofErr w:type="gramStart"/>
+      <w:r>
+        <w:rPr>
+          <w:rFonts w:ascii="Courier New" w:hAnsi="Courier New" w:cs="Courier New"/>
+          <w:sz w:val="20"/>
+          <w:szCs w:val="20"/>
+          <w:lang w:val="en-US"/>
+        </w:rPr>
+        <w:t>year</w:t>
+      </w:r>
+      <w:proofErr w:type="gramEnd"/>
+      <w:r>
+        <w:rPr>
+          <w:rFonts w:ascii="Courier New" w:hAnsi="Courier New" w:cs="Courier New"/>
+          <w:sz w:val="20"/>
+          <w:szCs w:val="20"/>
+          <w:lang w:val="en-US"/>
+        </w:rPr>
+        <w:t>": 2020,</w:t>
+      </w:r>
+    </w:p>
+    <w:p>
+      <w:pPr>
+        <w:tabs>
+          <w:tab w:val="left" w:pos="1134"/>
+        </w:tabs>
+        <w:spacing w:after="0"/>
+        <w:ind w:firstLine="709"/>
+        <w:jc w:val="both"/>
+        <w:rPr>
+          <w:rFonts w:ascii="Courier New" w:hAnsi="Courier New" w:cs="Courier New"/>
+          <w:sz w:val="20"/>
+          <w:szCs w:val="20"/>
+          <w:lang w:val="en-US"/>
+        </w:rPr>
+      </w:pPr>
+      <w:r>
+        <w:rPr>
+          <w:rFonts w:ascii="Courier New" w:hAnsi="Courier New" w:cs="Courier New"/>
+          <w:sz w:val="20"/>
+          <w:szCs w:val="20"/>
+          <w:lang w:val="en-US"/>
+        </w:rPr>
+        <w:t>"</w:t>
+      </w:r>
+      <w:proofErr w:type="spellStart"/>
+      <w:r>
+        <w:rPr>
+          <w:rFonts w:ascii="Courier New" w:hAnsi="Courier New" w:cs="Courier New"/>
+          <w:sz w:val="20"/>
+          <w:szCs w:val="20"/>
+          <w:lang w:val="en-US"/>
+        </w:rPr>
+        <w:t>free_copies</w:t>
+      </w:r>
+      <w:proofErr w:type="spellEnd"/>
+      <w:r>
+        <w:rPr>
+          <w:rFonts w:ascii="Courier New" w:hAnsi="Courier New" w:cs="Courier New"/>
+          <w:sz w:val="20"/>
+          <w:szCs w:val="20"/>
+          <w:lang w:val="en-US"/>
+        </w:rPr>
+        <w:t xml:space="preserve">": </w:t>
+      </w:r>
+      <w:proofErr w:type="gramStart"/>
+      <w:r>
+        <w:rPr>
+          <w:rFonts w:ascii="Courier New" w:hAnsi="Courier New" w:cs="Courier New"/>
+          <w:sz w:val="20"/>
+          <w:szCs w:val="20"/>
+          <w:lang w:val="en-US"/>
+        </w:rPr>
+        <w:t>3</w:t>
+      </w:r>
+      <w:proofErr w:type="gramEnd"/>
+      <w:r>
+        <w:rPr>
+          <w:rFonts w:ascii="Courier New" w:hAnsi="Courier New" w:cs="Courier New"/>
+          <w:sz w:val="20"/>
+          <w:szCs w:val="20"/>
+          <w:lang w:val="en-US"/>
+        </w:rPr>
+        <w:t>,</w:t>
+      </w:r>
+    </w:p>
+    <w:p>
+      <w:pPr>
+        <w:tabs>
+          <w:tab w:val="left" w:pos="1134"/>
+        </w:tabs>
+        <w:spacing w:after="0"/>
+        <w:ind w:firstLine="709"/>
+        <w:jc w:val="both"/>
+        <w:rPr>
+          <w:rFonts w:ascii="Courier New" w:hAnsi="Courier New" w:cs="Courier New"/>
+          <w:sz w:val="20"/>
+          <w:szCs w:val="20"/>
+          <w:lang w:val="en-US"/>
+        </w:rPr>
+      </w:pPr>
+      <w:r>
+        <w:rPr>
+          <w:rFonts w:ascii="Courier New" w:hAnsi="Courier New" w:cs="Courier New"/>
+          <w:sz w:val="20"/>
+          <w:szCs w:val="20"/>
+          <w:lang w:val="en-US"/>
+        </w:rPr>
+        <w:t>"</w:t>
+      </w:r>
+      <w:proofErr w:type="spellStart"/>
+      <w:r>
+        <w:rPr>
+          <w:rFonts w:ascii="Courier New" w:hAnsi="Courier New" w:cs="Courier New"/>
+          <w:sz w:val="20"/>
+          <w:szCs w:val="20"/>
+          <w:lang w:val="en-US"/>
+        </w:rPr>
+        <w:t>is_digitized</w:t>
+      </w:r>
+      <w:proofErr w:type="spellEnd"/>
+      <w:r>
+        <w:rPr>
+          <w:rFonts w:ascii="Courier New" w:hAnsi="Courier New" w:cs="Courier New"/>
+          <w:sz w:val="20"/>
+          <w:szCs w:val="20"/>
+          <w:lang w:val="en-US"/>
+        </w:rPr>
+        <w:t>": false</w:t>
+      </w:r>
+    </w:p>
+    <w:p>
+      <w:pPr>
+        <w:tabs>
+          <w:tab w:val="left" w:pos="1134"/>
+        </w:tabs>
+        <w:spacing w:after="0"/>
+        <w:ind w:firstLine="709"/>
+        <w:jc w:val="both"/>
+        <w:rPr>
+          <w:rFonts w:ascii="Courier New" w:hAnsi="Courier New" w:cs="Courier New"/>
+          <w:sz w:val="20"/>
+          <w:szCs w:val="20"/>
+          <w:lang w:val="en-US"/>
+        </w:rPr>
+      </w:pPr>
+      <w:r>
+        <w:rPr>
+          <w:rFonts w:ascii="Courier New" w:hAnsi="Courier New" w:cs="Courier New"/>
+          <w:sz w:val="20"/>
+          <w:szCs w:val="20"/>
+          <w:lang w:val="en-US"/>
+        </w:rPr>
+        <w:t>}</w:t>
+      </w:r>
+    </w:p>
+    <w:p>
+      <w:pPr>
+        <w:tabs>
+          <w:tab w:val="left" w:pos="1134"/>
+        </w:tabs>
+        <w:spacing w:after="0"/>
+        <w:jc w:val="center"/>
+        <w:rPr>
+          <w:rFonts w:ascii="Times New Roman" w:hAnsi="Times New Roman" w:cs="Times New Roman"/>
+          <w:sz w:val="28"/>
+          <w:szCs w:val="28"/>
+          <w:lang w:val="en-US"/>
+        </w:rPr>
+      </w:pPr>
+      <w:r>
+        <w:rPr>
+          <w:rFonts w:ascii="Times New Roman" w:hAnsi="Times New Roman" w:cs="Times New Roman"/>
+          <w:sz w:val="28"/>
+          <w:szCs w:val="28"/>
+          <w:lang w:val="en-US"/>
+        </w:rPr>
+        <w:drawing>
+          <wp:inline distT="0" distB="0" distL="0" distR="0" wp14:anchorId="44DF70FB" wp14:editId="294B3C7D">
+            <wp:extent cx="5400000" cy="3261358"/>
+            <wp:effectExtent l="0" t="0" r="0" b="0"/>
+            <wp:docPr id="1" name="Рисунок 1"/>
+            <wp:cNvGraphicFramePr>
+              <a:graphicFrameLocks xmlns:a="http://schemas.openxmlformats.org/drawingml/2006/main" noChangeAspect="1"/>
+            </wp:cNvGraphicFramePr>
+            <a:graphic xmlns:a="http://schemas.openxmlformats.org/drawingml/2006/main">
+              <a:graphicData uri="http://schemas.openxmlformats.org/drawingml/2006/picture">
+                <pic:pic xmlns:pic="http://schemas.openxmlformats.org/drawingml/2006/picture">
+                  <pic:nvPicPr>
+                    <pic:cNvPr id="1" name=""/>
+                    <pic:cNvPicPr/>
+                  </pic:nvPicPr>
+                  <pic:blipFill>
+                    <a:blip r:embed="rId5"/>
+                    <a:stretch>
+                      <a:fillRect/>
+                    </a:stretch>
+                  </pic:blipFill>
+                  <pic:spPr>
+                    <a:xfrm>
+                      <a:off x="0" y="0"/>
+                      <a:ext cx="5400000" cy="3261358"/>
+                    </a:xfrm>
+                    <a:prstGeom prst="rect">
+                      <a:avLst/>
+                    </a:prstGeom>
+                  </pic:spPr>
+                </pic:pic>
+              </a:graphicData>
+            </a:graphic>
+          </wp:inline>
+        </w:drawing>
+      </w:r>
+    </w:p>
+    <w:p>
+      <w:pPr>
+        <w:tabs>
+          <w:tab w:val="left" w:pos="1134"/>
+        </w:tabs>
+        <w:spacing w:after="0"/>
+        <w:ind w:firstLine="709"/>
+        <w:jc w:val="both"/>
+        <w:rPr>
+          <w:rFonts w:ascii="Times New Roman" w:hAnsi="Times New Roman" w:cs="Times New Roman"/>
+          <w:sz w:val="28"/>
+          <w:szCs w:val="28"/>
+          <w:lang w:val="en-US"/>
+        </w:rPr>
+      </w:pPr>
+    </w:p>
+    <w:p>
+      <w:pPr>
+        <w:tabs>
+          <w:tab w:val="left" w:pos="1134"/>
+        </w:tabs>
+        <w:spacing w:after="0"/>
+        <w:ind w:firstLine="709"/>
+        <w:jc w:val="both"/>
+        <w:rPr>
+          <w:rFonts w:ascii="Times New Roman" w:hAnsi="Times New Roman" w:cs="Times New Roman"/>
+          <w:sz w:val="28"/>
+          <w:szCs w:val="28"/>
+          <w:lang w:val="en-US"/>
+        </w:rPr>
+      </w:pPr>
+      <w:r>
+        <w:rPr>
+          <w:rFonts w:ascii="Times New Roman" w:hAnsi="Times New Roman" w:cs="Times New Roman"/>
+          <w:sz w:val="28"/>
+          <w:szCs w:val="28"/>
+          <w:lang w:val="en-US"/>
+        </w:rPr>
+        <w:t>POST https://localhost:7257/api/users</w:t>
+      </w:r>
+    </w:p>
+    <w:p>
+      <w:pPr>
+        <w:tabs>
+          <w:tab w:val="left" w:pos="1134"/>
+        </w:tabs>
+        <w:spacing w:after="0"/>
+        <w:ind w:firstLine="709"/>
+        <w:jc w:val="both"/>
+        <w:rPr>
+          <w:rFonts w:ascii="Times New Roman" w:hAnsi="Times New Roman" w:cs="Times New Roman"/>
+          <w:sz w:val="28"/>
+          <w:szCs w:val="28"/>
+        </w:rPr>
+      </w:pPr>
+      <w:proofErr w:type="spellStart"/>
+      <w:r>
+        <w:rPr>
+          <w:rFonts w:ascii="Times New Roman" w:hAnsi="Times New Roman" w:cs="Times New Roman"/>
+          <w:sz w:val="28"/>
+          <w:szCs w:val="28"/>
+        </w:rPr>
+        <w:t>Тіло</w:t>
+      </w:r>
+      <w:proofErr w:type="spellEnd"/>
+      <w:r>
+        <w:rPr>
+          <w:rFonts w:ascii="Times New Roman" w:hAnsi="Times New Roman" w:cs="Times New Roman"/>
+          <w:sz w:val="28"/>
+          <w:szCs w:val="28"/>
+        </w:rPr>
+        <w:t xml:space="preserve"> </w:t>
+      </w:r>
+      <w:proofErr w:type="spellStart"/>
+      <w:r>
+        <w:rPr>
+          <w:rFonts w:ascii="Times New Roman" w:hAnsi="Times New Roman" w:cs="Times New Roman"/>
+          <w:sz w:val="28"/>
+          <w:szCs w:val="28"/>
+        </w:rPr>
+        <w:t>запиту</w:t>
+      </w:r>
+      <w:proofErr w:type="spellEnd"/>
+    </w:p>
+    <w:p>
+      <w:pPr>
+        <w:tabs>
+          <w:tab w:val="left" w:pos="1134"/>
+        </w:tabs>
+        <w:spacing w:after="0"/>
+        <w:ind w:firstLine="709"/>
+        <w:jc w:val="both"/>
+        <w:rPr>
+          <w:rFonts w:ascii="Courier New" w:hAnsi="Courier New" w:cs="Courier New"/>
+          <w:sz w:val="20"/>
+          <w:szCs w:val="20"/>
+          <w:lang w:val="en-US"/>
+        </w:rPr>
+      </w:pPr>
+      <w:r>
+        <w:rPr>
+          <w:rFonts w:ascii="Courier New" w:hAnsi="Courier New" w:cs="Courier New"/>
+          <w:sz w:val="20"/>
+          <w:szCs w:val="20"/>
+          <w:lang w:val="en-US"/>
+        </w:rPr>
+        <w:t>{</w:t>
+      </w:r>
+    </w:p>
+    <w:p>
+      <w:pPr>
+        <w:tabs>
+          <w:tab w:val="left" w:pos="1134"/>
+        </w:tabs>
+        <w:spacing w:after="0"/>
+        <w:ind w:firstLine="709"/>
+        <w:jc w:val="both"/>
+        <w:rPr>
+          <w:rFonts w:ascii="Courier New" w:hAnsi="Courier New" w:cs="Courier New"/>
+          <w:sz w:val="20"/>
+          <w:szCs w:val="20"/>
+          <w:lang w:val="en-US"/>
+        </w:rPr>
+      </w:pPr>
+      <w:r>
+        <w:rPr>
+          <w:rFonts w:ascii="Courier New" w:hAnsi="Courier New" w:cs="Courier New"/>
+          <w:sz w:val="20"/>
+          <w:szCs w:val="20"/>
+          <w:lang w:val="en-US"/>
+        </w:rPr>
+        <w:t>"</w:t>
+      </w:r>
+      <w:proofErr w:type="spellStart"/>
+      <w:r>
+        <w:rPr>
+          <w:rFonts w:ascii="Courier New" w:hAnsi="Courier New" w:cs="Courier New"/>
+          <w:sz w:val="20"/>
+          <w:szCs w:val="20"/>
+          <w:lang w:val="en-US"/>
+        </w:rPr>
+        <w:t>full_name</w:t>
+      </w:r>
+      <w:proofErr w:type="spellEnd"/>
+      <w:r>
+        <w:rPr>
+          <w:rFonts w:ascii="Courier New" w:hAnsi="Courier New" w:cs="Courier New"/>
+          <w:sz w:val="20"/>
+          <w:szCs w:val="20"/>
+          <w:lang w:val="en-US"/>
+        </w:rPr>
+        <w:t>": "</w:t>
+      </w:r>
+      <w:proofErr w:type="spellStart"/>
+      <w:r>
+        <w:rPr>
+          <w:rFonts w:ascii="Courier New" w:hAnsi="Courier New" w:cs="Courier New"/>
+          <w:sz w:val="20"/>
+          <w:szCs w:val="20"/>
+          <w:lang w:val="en-US"/>
+        </w:rPr>
+        <w:t>Олександр</w:t>
+      </w:r>
+      <w:proofErr w:type="spellEnd"/>
+      <w:r>
+        <w:rPr>
+          <w:rFonts w:ascii="Courier New" w:hAnsi="Courier New" w:cs="Courier New"/>
+          <w:sz w:val="20"/>
+          <w:szCs w:val="20"/>
+          <w:lang w:val="en-US"/>
+        </w:rPr>
+        <w:t xml:space="preserve"> Петренко",</w:t>
+      </w:r>
+    </w:p>
+    <w:p>
+      <w:pPr>
+        <w:tabs>
+          <w:tab w:val="left" w:pos="1134"/>
+        </w:tabs>
+        <w:spacing w:after="0"/>
+        <w:ind w:firstLine="709"/>
+        <w:jc w:val="both"/>
+        <w:rPr>
+          <w:rFonts w:ascii="Courier New" w:hAnsi="Courier New" w:cs="Courier New"/>
+          <w:sz w:val="20"/>
+          <w:szCs w:val="20"/>
+          <w:lang w:val="en-US"/>
+        </w:rPr>
+      </w:pPr>
+      <w:r>
+        <w:rPr>
+          <w:rFonts w:ascii="Courier New" w:hAnsi="Courier New" w:cs="Courier New"/>
+          <w:sz w:val="20"/>
+          <w:szCs w:val="20"/>
+          <w:lang w:val="en-US"/>
+        </w:rPr>
+        <w:t>"</w:t>
+      </w:r>
+      <w:proofErr w:type="spellStart"/>
+      <w:r>
+        <w:rPr>
+          <w:rFonts w:ascii="Courier New" w:hAnsi="Courier New" w:cs="Courier New"/>
+          <w:sz w:val="20"/>
+          <w:szCs w:val="20"/>
+          <w:lang w:val="en-US"/>
+        </w:rPr>
+        <w:t>phone</w:t>
+      </w:r>
+      <w:proofErr w:type="spellEnd"/>
+      <w:r>
+        <w:rPr>
+          <w:rFonts w:ascii="Courier New" w:hAnsi="Courier New" w:cs="Courier New"/>
+          <w:sz w:val="20"/>
+          <w:szCs w:val="20"/>
+          <w:lang w:val="en-US"/>
+        </w:rPr>
+        <w:t>": "+380671112233",</w:t>
+      </w:r>
+    </w:p>
+    <w:p>
+      <w:pPr>
+        <w:tabs>
+          <w:tab w:val="left" w:pos="1134"/>
+        </w:tabs>
+        <w:spacing w:after="0"/>
+        <w:ind w:firstLine="709"/>
+        <w:jc w:val="both"/>
+        <w:rPr>
+          <w:rFonts w:ascii="Courier New" w:hAnsi="Courier New" w:cs="Courier New"/>
+          <w:sz w:val="20"/>
+          <w:szCs w:val="20"/>
+          <w:lang w:val="en-US"/>
+        </w:rPr>
+      </w:pPr>
+      <w:r>
+        <w:rPr>
+          <w:rFonts w:ascii="Courier New" w:hAnsi="Courier New" w:cs="Courier New"/>
+          <w:sz w:val="20"/>
+          <w:szCs w:val="20"/>
+          <w:lang w:val="en-US"/>
+        </w:rPr>
+        <w:t>"</w:t>
+      </w:r>
+      <w:proofErr w:type="spellStart"/>
+      <w:r>
+        <w:rPr>
+          <w:rFonts w:ascii="Courier New" w:hAnsi="Courier New" w:cs="Courier New"/>
+          <w:sz w:val="20"/>
+          <w:szCs w:val="20"/>
+          <w:lang w:val="en-US"/>
+        </w:rPr>
+        <w:t>verification_code</w:t>
+      </w:r>
+      <w:proofErr w:type="spellEnd"/>
+      <w:r>
+        <w:rPr>
+          <w:rFonts w:ascii="Courier New" w:hAnsi="Courier New" w:cs="Courier New"/>
+          <w:sz w:val="20"/>
+          <w:szCs w:val="20"/>
+          <w:lang w:val="en-US"/>
+        </w:rPr>
+        <w:t>": "7788"</w:t>
+      </w:r>
+    </w:p>
+    <w:p>
+      <w:pPr>
+        <w:tabs>
+          <w:tab w:val="left" w:pos="1134"/>
+        </w:tabs>
+        <w:spacing w:after="0"/>
+        <w:ind w:firstLine="709"/>
+        <w:jc w:val="both"/>
+        <w:rPr>
+          <w:rFonts w:ascii="Courier New" w:hAnsi="Courier New" w:cs="Courier New"/>
+          <w:sz w:val="20"/>
+          <w:szCs w:val="20"/>
+          <w:lang w:val="en-US"/>
+        </w:rPr>
+      </w:pPr>
+      <w:r>
+        <w:rPr>
+          <w:rFonts w:ascii="Courier New" w:hAnsi="Courier New" w:cs="Courier New"/>
+          <w:sz w:val="20"/>
+          <w:szCs w:val="20"/>
+          <w:lang w:val="en-US"/>
+        </w:rPr>
+        <w:t>}</w:t>
+      </w:r>
+    </w:p>
+    <w:p>
+      <w:pPr>
+        <w:tabs>
+          <w:tab w:val="left" w:pos="1134"/>
+        </w:tabs>
+        <w:spacing w:after="0"/>
+        <w:jc w:val="center"/>
+        <w:rPr>
+          <w:rFonts w:ascii="Times New Roman" w:hAnsi="Times New Roman" w:cs="Times New Roman"/>
+          <w:sz w:val="28"/>
+          <w:szCs w:val="28"/>
+        </w:rPr>
+      </w:pPr>
+      <w:r>
+        <w:rPr>
+          <w:rFonts w:ascii="Times New Roman" w:hAnsi="Times New Roman" w:cs="Times New Roman"/>
+          <w:sz w:val="28"/>
+          <w:szCs w:val="28"/>
+        </w:rPr>
+        <w:lastRenderedPageBreak/>
+        <w:drawing>
+          <wp:inline distT="0" distB="0" distL="0" distR="0" wp14:anchorId="450F686A" wp14:editId="7A54DC8B">
+            <wp:extent cx="5940425" cy="2809875"/>
+            <wp:effectExtent l="0" t="0" r="3175" b="9525"/>
+            <wp:docPr id="2" name="Рисунок 2"/>
+            <wp:cNvGraphicFramePr>
+              <a:graphicFrameLocks xmlns:a="http://schemas.openxmlformats.org/drawingml/2006/main" noChangeAspect="1"/>
+            </wp:cNvGraphicFramePr>
+            <a:graphic xmlns:a="http://schemas.openxmlformats.org/drawingml/2006/main">
+              <a:graphicData uri="http://schemas.openxmlformats.org/drawingml/2006/picture">
+                <pic:pic xmlns:pic="http://schemas.openxmlformats.org/drawingml/2006/picture">
+                  <pic:nvPicPr>
+                    <pic:cNvPr id="1" name=""/>
+                    <pic:cNvPicPr/>
+                  </pic:nvPicPr>
+                  <pic:blipFill>
+                    <a:blip r:embed="rId6"/>
+                    <a:stretch>
+                      <a:fillRect/>
+                    </a:stretch>
+                  </pic:blipFill>
+                  <pic:spPr>
+                    <a:xfrm>
+                      <a:off x="0" y="0"/>
+                      <a:ext cx="5940425" cy="2809875"/>
+                    </a:xfrm>
+                    <a:prstGeom prst="rect">
+                      <a:avLst/>
+                    </a:prstGeom>
+                  </pic:spPr>
+                </pic:pic>
+              </a:graphicData>
+            </a:graphic>
+          </wp:inline>
+        </w:drawing>
+      </w:r>
+    </w:p>
+    <w:p>
+      <w:pPr>
+        <w:tabs>
+          <w:tab w:val="left" w:pos="1134"/>
+        </w:tabs>
+        <w:spacing w:after="0"/>
+        <w:ind w:firstLine="709"/>
+        <w:jc w:val="both"/>
+        <w:rPr>
+          <w:rFonts w:ascii="Times New Roman" w:hAnsi="Times New Roman" w:cs="Times New Roman"/>
+          <w:sz w:val="28"/>
+          <w:szCs w:val="28"/>
+        </w:rPr>
+      </w:pPr>
+    </w:p>
+    <w:p>
+      <w:pPr>
+        <w:tabs>
+          <w:tab w:val="left" w:pos="1134"/>
+        </w:tabs>
+        <w:spacing w:after="0"/>
+        <w:ind w:firstLine="709"/>
+        <w:jc w:val="both"/>
+        <w:rPr>
+          <w:rFonts w:ascii="Times New Roman" w:hAnsi="Times New Roman" w:cs="Times New Roman"/>
+          <w:sz w:val="28"/>
+          <w:szCs w:val="28"/>
+          <w:lang w:val="en-US"/>
+        </w:rPr>
+      </w:pPr>
+      <w:r>
+        <w:rPr>
+          <w:rFonts w:ascii="Times New Roman" w:hAnsi="Times New Roman" w:cs="Times New Roman"/>
+          <w:sz w:val="28"/>
+          <w:szCs w:val="28"/>
+          <w:lang w:val="en-US"/>
+        </w:rPr>
+        <w:t>GET https://localhost:7257/api/books</w:t>
+      </w:r>
+    </w:p>
+    <w:p>
+      <w:pPr>
+        <w:tabs>
+          <w:tab w:val="left" w:pos="1134"/>
+        </w:tabs>
+        <w:spacing w:after="0"/>
+        <w:ind w:firstLine="709"/>
+        <w:jc w:val="both"/>
+        <w:rPr>
+          <w:rFonts w:ascii="Times New Roman" w:hAnsi="Times New Roman" w:cs="Times New Roman"/>
+          <w:sz w:val="28"/>
+          <w:szCs w:val="28"/>
+        </w:rPr>
+      </w:pPr>
+      <w:r>
+        <w:rPr>
+          <w:rFonts w:ascii="Times New Roman" w:hAnsi="Times New Roman" w:cs="Times New Roman"/>
+          <w:sz w:val="28"/>
+          <w:szCs w:val="28"/>
+          <w:lang w:val="en-US"/>
+        </w:rPr>
+        <w:t>Author</w:t>
+      </w:r>
+      <w:r>
+        <w:rPr>
+          <w:rFonts w:ascii="Times New Roman" w:hAnsi="Times New Roman" w:cs="Times New Roman"/>
+          <w:sz w:val="28"/>
+          <w:szCs w:val="28"/>
+        </w:rPr>
+        <w:t xml:space="preserve"> </w:t>
+      </w:r>
+      <w:r>
+        <w:rPr>
+          <w:rFonts w:ascii="Times New Roman" w:hAnsi="Times New Roman" w:cs="Times New Roman"/>
+          <w:sz w:val="28"/>
+          <w:szCs w:val="28"/>
+        </w:rPr>
+        <w:t>"</w:t>
+      </w:r>
+      <w:proofErr w:type="spellStart"/>
+      <w:r>
+        <w:rPr>
+          <w:rFonts w:ascii="Times New Roman" w:hAnsi="Times New Roman" w:cs="Times New Roman"/>
+          <w:sz w:val="28"/>
+          <w:szCs w:val="28"/>
+        </w:rPr>
+        <w:t>Хе</w:t>
+      </w:r>
+      <w:proofErr w:type="spellEnd"/>
+      <w:r>
+        <w:rPr>
+          <w:rFonts w:ascii="Times New Roman" w:hAnsi="Times New Roman" w:cs="Times New Roman"/>
+          <w:sz w:val="28"/>
+          <w:szCs w:val="28"/>
+        </w:rPr>
+        <w:t>"</w:t>
+      </w:r>
+    </w:p>
+    <w:p>
+      <w:pPr>
+        <w:tabs>
+          <w:tab w:val="left" w:pos="1134"/>
+        </w:tabs>
+        <w:spacing w:after="0"/>
+        <w:jc w:val="center"/>
+        <w:rPr>
+          <w:rFonts w:ascii="Times New Roman" w:hAnsi="Times New Roman" w:cs="Times New Roman"/>
+          <w:sz w:val="28"/>
+          <w:szCs w:val="28"/>
+        </w:rPr>
+      </w:pPr>
+      <w:r>
+        <w:rPr>
+          <w:rFonts w:ascii="Times New Roman" w:hAnsi="Times New Roman" w:cs="Times New Roman"/>
+          <w:sz w:val="28"/>
+          <w:szCs w:val="28"/>
+        </w:rPr>
+        <w:drawing>
+          <wp:inline distT="0" distB="0" distL="0" distR="0" wp14:anchorId="0F78CDBB" wp14:editId="03AAAAA4">
+            <wp:extent cx="5940425" cy="3056890"/>
+            <wp:effectExtent l="0" t="0" r="3175" b="0"/>
+            <wp:docPr id="3" name="Рисунок 3"/>
+            <wp:cNvGraphicFramePr>
+              <a:graphicFrameLocks xmlns:a="http://schemas.openxmlformats.org/drawingml/2006/main" noChangeAspect="1"/>
+            </wp:cNvGraphicFramePr>
+            <a:graphic xmlns:a="http://schemas.openxmlformats.org/drawingml/2006/main">
+              <a:graphicData uri="http://schemas.openxmlformats.org/drawingml/2006/picture">
+                <pic:pic xmlns:pic="http://schemas.openxmlformats.org/drawingml/2006/picture">
+                  <pic:nvPicPr>
+                    <pic:cNvPr id="1" name=""/>
+                    <pic:cNvPicPr/>
+                  </pic:nvPicPr>
+                  <pic:blipFill>
+                    <a:blip r:embed="rId7"/>
+                    <a:stretch>
+                      <a:fillRect/>
+                    </a:stretch>
+                  </pic:blipFill>
+                  <pic:spPr>
+                    <a:xfrm>
+                      <a:off x="0" y="0"/>
+                      <a:ext cx="5940425" cy="3056890"/>
+                    </a:xfrm>
+                    <a:prstGeom prst="rect">
+                      <a:avLst/>
+                    </a:prstGeom>
+                  </pic:spPr>
+                </pic:pic>
+              </a:graphicData>
+            </a:graphic>
+          </wp:inline>
+        </w:drawing>
+      </w:r>
+    </w:p>
+    <w:p>
+      <w:pPr>
+        <w:tabs>
+          <w:tab w:val="left" w:pos="1134"/>
+        </w:tabs>
+        <w:spacing w:after="0"/>
+        <w:ind w:firstLine="709"/>
+        <w:jc w:val="both"/>
+        <w:rPr>
+          <w:rFonts w:ascii="Times New Roman" w:hAnsi="Times New Roman" w:cs="Times New Roman"/>
+          <w:sz w:val="28"/>
+          <w:szCs w:val="28"/>
+          <w:lang w:val="en-US"/>
+        </w:rPr>
+      </w:pPr>
+    </w:p>
+    <w:p>
+      <w:pPr>
+        <w:tabs>
+          <w:tab w:val="left" w:pos="1134"/>
+        </w:tabs>
+        <w:spacing w:after="0"/>
+        <w:ind w:firstLine="709"/>
+        <w:jc w:val="both"/>
+        <w:rPr>
+          <w:rFonts w:ascii="Times New Roman" w:hAnsi="Times New Roman" w:cs="Times New Roman"/>
+          <w:sz w:val="28"/>
+          <w:szCs w:val="28"/>
+          <w:lang w:val="en-US"/>
+        </w:rPr>
+      </w:pPr>
+      <w:r>
+        <w:rPr>
+          <w:rFonts w:ascii="Times New Roman" w:hAnsi="Times New Roman" w:cs="Times New Roman"/>
+          <w:sz w:val="28"/>
+          <w:szCs w:val="28"/>
+          <w:lang w:val="en-US"/>
+        </w:rPr>
+        <w:t>POST https://localhost:7257/api/orders</w:t>
+      </w:r>
+    </w:p>
+    <w:p>
+      <w:pPr>
+        <w:tabs>
+          <w:tab w:val="left" w:pos="1134"/>
+        </w:tabs>
+        <w:spacing w:after="0"/>
+        <w:ind w:firstLine="709"/>
+        <w:jc w:val="both"/>
+        <w:rPr>
+          <w:rFonts w:ascii="Times New Roman" w:hAnsi="Times New Roman" w:cs="Times New Roman"/>
+          <w:sz w:val="28"/>
+          <w:szCs w:val="28"/>
+          <w:lang w:val="en-US"/>
+        </w:rPr>
+      </w:pPr>
+      <w:proofErr w:type="spellStart"/>
+      <w:r>
+        <w:rPr>
+          <w:rFonts w:ascii="Times New Roman" w:hAnsi="Times New Roman" w:cs="Times New Roman"/>
+          <w:sz w:val="28"/>
+          <w:szCs w:val="28"/>
+        </w:rPr>
+        <w:t>Тіло</w:t>
+      </w:r>
+      <w:proofErr w:type="spellEnd"/>
+      <w:r>
+        <w:rPr>
+          <w:rFonts w:ascii="Times New Roman" w:hAnsi="Times New Roman" w:cs="Times New Roman"/>
+          <w:sz w:val="28"/>
+          <w:szCs w:val="28"/>
+          <w:lang w:val="en-US"/>
+        </w:rPr>
+        <w:t xml:space="preserve"> </w:t>
+      </w:r>
+      <w:proofErr w:type="spellStart"/>
+      <w:r>
+        <w:rPr>
+          <w:rFonts w:ascii="Times New Roman" w:hAnsi="Times New Roman" w:cs="Times New Roman"/>
+          <w:sz w:val="28"/>
+          <w:szCs w:val="28"/>
+        </w:rPr>
+        <w:t>запиту</w:t>
+      </w:r>
+      <w:proofErr w:type="spellEnd"/>
+    </w:p>
+    <w:p>
+      <w:pPr>
+        <w:tabs>
+          <w:tab w:val="left" w:pos="1134"/>
+        </w:tabs>
+        <w:spacing w:after="0"/>
+        <w:ind w:firstLine="709"/>
+        <w:jc w:val="both"/>
+        <w:rPr>
+          <w:rFonts w:ascii="Courier New" w:hAnsi="Courier New" w:cs="Courier New"/>
+          <w:sz w:val="20"/>
+          <w:szCs w:val="20"/>
+          <w:lang w:val="en-US"/>
+        </w:rPr>
+      </w:pPr>
+      <w:r>
+        <w:rPr>
+          <w:rFonts w:ascii="Courier New" w:hAnsi="Courier New" w:cs="Courier New"/>
+          <w:sz w:val="20"/>
+          <w:szCs w:val="20"/>
+          <w:lang w:val="en-US"/>
+        </w:rPr>
+        <w:t>{</w:t>
+      </w:r>
+    </w:p>
+    <w:p>
+      <w:pPr>
+        <w:tabs>
+          <w:tab w:val="left" w:pos="1134"/>
+        </w:tabs>
+        <w:spacing w:after="0"/>
+        <w:ind w:firstLine="709"/>
+        <w:jc w:val="both"/>
+        <w:rPr>
+          <w:rFonts w:ascii="Courier New" w:hAnsi="Courier New" w:cs="Courier New"/>
+          <w:sz w:val="20"/>
+          <w:szCs w:val="20"/>
+          <w:lang w:val="en-US"/>
+        </w:rPr>
+      </w:pPr>
+      <w:r>
+        <w:rPr>
+          <w:rFonts w:ascii="Courier New" w:hAnsi="Courier New" w:cs="Courier New"/>
+          <w:sz w:val="20"/>
+          <w:szCs w:val="20"/>
+          <w:lang w:val="en-US"/>
+        </w:rPr>
+        <w:t>"</w:t>
+      </w:r>
+      <w:proofErr w:type="spellStart"/>
+      <w:r>
+        <w:rPr>
+          <w:rFonts w:ascii="Courier New" w:hAnsi="Courier New" w:cs="Courier New"/>
+          <w:sz w:val="20"/>
+          <w:szCs w:val="20"/>
+          <w:lang w:val="en-US"/>
+        </w:rPr>
+        <w:t>user_id</w:t>
+      </w:r>
+      <w:proofErr w:type="spellEnd"/>
+      <w:r>
+        <w:rPr>
+          <w:rFonts w:ascii="Courier New" w:hAnsi="Courier New" w:cs="Courier New"/>
+          <w:sz w:val="20"/>
+          <w:szCs w:val="20"/>
+          <w:lang w:val="en-US"/>
+        </w:rPr>
+        <w:t xml:space="preserve">": </w:t>
+      </w:r>
+      <w:proofErr w:type="gramStart"/>
+      <w:r>
+        <w:rPr>
+          <w:rFonts w:ascii="Courier New" w:hAnsi="Courier New" w:cs="Courier New"/>
+          <w:sz w:val="20"/>
+          <w:szCs w:val="20"/>
+          <w:lang w:val="en-US"/>
+        </w:rPr>
+        <w:t>1</w:t>
+      </w:r>
+      <w:proofErr w:type="gramEnd"/>
+      <w:r>
+        <w:rPr>
+          <w:rFonts w:ascii="Courier New" w:hAnsi="Courier New" w:cs="Courier New"/>
+          <w:sz w:val="20"/>
+          <w:szCs w:val="20"/>
+          <w:lang w:val="en-US"/>
+        </w:rPr>
+        <w:t>,</w:t>
+      </w:r>
+    </w:p>
+    <w:p>
+      <w:pPr>
+        <w:tabs>
+          <w:tab w:val="left" w:pos="1134"/>
+        </w:tabs>
+        <w:spacing w:after="0"/>
+        <w:ind w:firstLine="709"/>
+        <w:jc w:val="both"/>
+        <w:rPr>
+          <w:rFonts w:ascii="Courier New" w:hAnsi="Courier New" w:cs="Courier New"/>
+          <w:sz w:val="20"/>
+          <w:szCs w:val="20"/>
+          <w:lang w:val="en-US"/>
+        </w:rPr>
+      </w:pPr>
+      <w:r>
+        <w:rPr>
+          <w:rFonts w:ascii="Courier New" w:hAnsi="Courier New" w:cs="Courier New"/>
+          <w:sz w:val="20"/>
+          <w:szCs w:val="20"/>
+          <w:lang w:val="en-US"/>
+        </w:rPr>
+        <w:t>"</w:t>
+      </w:r>
+      <w:proofErr w:type="spellStart"/>
+      <w:r>
+        <w:rPr>
+          <w:rFonts w:ascii="Courier New" w:hAnsi="Courier New" w:cs="Courier New"/>
+          <w:sz w:val="20"/>
+          <w:szCs w:val="20"/>
+          <w:lang w:val="en-US"/>
+        </w:rPr>
+        <w:t>book_id</w:t>
+      </w:r>
+      <w:proofErr w:type="spellEnd"/>
+      <w:r>
+        <w:rPr>
+          <w:rFonts w:ascii="Courier New" w:hAnsi="Courier New" w:cs="Courier New"/>
+          <w:sz w:val="20"/>
+          <w:szCs w:val="20"/>
+          <w:lang w:val="en-US"/>
+        </w:rPr>
+        <w:t xml:space="preserve">": </w:t>
+      </w:r>
+      <w:proofErr w:type="gramStart"/>
+      <w:r>
+        <w:rPr>
+          <w:rFonts w:ascii="Courier New" w:hAnsi="Courier New" w:cs="Courier New"/>
+          <w:sz w:val="20"/>
+          <w:szCs w:val="20"/>
+          <w:lang w:val="en-US"/>
+        </w:rPr>
+        <w:t>1</w:t>
+      </w:r>
+      <w:proofErr w:type="gramEnd"/>
+      <w:r>
+        <w:rPr>
+          <w:rFonts w:ascii="Courier New" w:hAnsi="Courier New" w:cs="Courier New"/>
+          <w:sz w:val="20"/>
+          <w:szCs w:val="20"/>
+          <w:lang w:val="en-US"/>
+        </w:rPr>
+        <w:t>,</w:t>
+      </w:r>
+    </w:p>
+    <w:p>
+      <w:pPr>
+        <w:tabs>
+          <w:tab w:val="left" w:pos="1134"/>
+        </w:tabs>
+        <w:spacing w:after="0"/>
+        <w:ind w:firstLine="709"/>
+        <w:jc w:val="both"/>
+        <w:rPr>
+          <w:rFonts w:ascii="Courier New" w:hAnsi="Courier New" w:cs="Courier New"/>
+          <w:sz w:val="20"/>
+          <w:szCs w:val="20"/>
+          <w:lang w:val="en-US"/>
+        </w:rPr>
+      </w:pPr>
+      <w:r>
+        <w:rPr>
+          <w:rFonts w:ascii="Courier New" w:hAnsi="Courier New" w:cs="Courier New"/>
+          <w:sz w:val="20"/>
+          <w:szCs w:val="20"/>
+          <w:lang w:val="en-US"/>
+        </w:rPr>
+        <w:t>"</w:t>
+      </w:r>
+      <w:proofErr w:type="spellStart"/>
+      <w:r>
+        <w:rPr>
+          <w:rFonts w:ascii="Courier New" w:hAnsi="Courier New" w:cs="Courier New"/>
+          <w:sz w:val="20"/>
+          <w:szCs w:val="20"/>
+          <w:lang w:val="en-US"/>
+        </w:rPr>
+        <w:t>duration_days</w:t>
+      </w:r>
+      <w:proofErr w:type="spellEnd"/>
+      <w:r>
+        <w:rPr>
+          <w:rFonts w:ascii="Courier New" w:hAnsi="Courier New" w:cs="Courier New"/>
+          <w:sz w:val="20"/>
+          <w:szCs w:val="20"/>
+          <w:lang w:val="en-US"/>
+        </w:rPr>
+        <w:t>": 14</w:t>
+      </w:r>
+    </w:p>
+    <w:p>
+      <w:pPr>
+        <w:tabs>
+          <w:tab w:val="left" w:pos="1134"/>
+        </w:tabs>
+        <w:spacing w:after="0"/>
+        <w:ind w:firstLine="709"/>
+        <w:jc w:val="both"/>
+        <w:rPr>
+          <w:rFonts w:ascii="Courier New" w:hAnsi="Courier New" w:cs="Courier New"/>
+          <w:sz w:val="20"/>
+          <w:szCs w:val="20"/>
+          <w:lang w:val="en-US"/>
+        </w:rPr>
+      </w:pPr>
+      <w:r>
+        <w:rPr>
+          <w:rFonts w:ascii="Courier New" w:hAnsi="Courier New" w:cs="Courier New"/>
+          <w:sz w:val="20"/>
+          <w:szCs w:val="20"/>
+          <w:lang w:val="en-US"/>
+        </w:rPr>
+        <w:t>}</w:t>
+      </w:r>
+    </w:p>
+    <w:p>
+      <w:pPr>
+        <w:tabs>
+          <w:tab w:val="left" w:pos="1134"/>
+        </w:tabs>
+        <w:spacing w:after="0"/>
+        <w:jc w:val="center"/>
+        <w:rPr>
+          <w:rFonts w:ascii="Times New Roman" w:hAnsi="Times New Roman" w:cs="Times New Roman"/>
+          <w:sz w:val="28"/>
+          <w:szCs w:val="28"/>
+        </w:rPr>
+      </w:pPr>
+      <w:r>
+        <w:rPr>
+          <w:rFonts w:ascii="Times New Roman" w:hAnsi="Times New Roman" w:cs="Times New Roman"/>
+          <w:sz w:val="28"/>
+          <w:szCs w:val="28"/>
+        </w:rPr>
+        <w:lastRenderedPageBreak/>
+        <w:drawing>
+          <wp:inline distT="0" distB="0" distL="0" distR="0" wp14:anchorId="3A919E37" wp14:editId="3367D53D">
+            <wp:extent cx="5940425" cy="3209290"/>
+            <wp:effectExtent l="0" t="0" r="3175" b="0"/>
+            <wp:docPr id="4" name="Рисунок 4"/>
+            <wp:cNvGraphicFramePr>
+              <a:graphicFrameLocks xmlns:a="http://schemas.openxmlformats.org/drawingml/2006/main" noChangeAspect="1"/>
+            </wp:cNvGraphicFramePr>
+            <a:graphic xmlns:a="http://schemas.openxmlformats.org/drawingml/2006/main">
+              <a:graphicData uri="http://schemas.openxmlformats.org/drawingml/2006/picture">
+                <pic:pic xmlns:pic="http://schemas.openxmlformats.org/drawingml/2006/picture">
+                  <pic:nvPicPr>
+                    <pic:cNvPr id="1" name=""/>
+                    <pic:cNvPicPr/>
+                  </pic:nvPicPr>
+                  <pic:blipFill>
+                    <a:blip r:embed="rId8"/>
+                    <a:stretch>
+                      <a:fillRect/>
+                    </a:stretch>
+                  </pic:blipFill>
+                  <pic:spPr>
+                    <a:xfrm>
+                      <a:off x="0" y="0"/>
+                      <a:ext cx="5940425" cy="3209290"/>
+                    </a:xfrm>
+                    <a:prstGeom prst="rect">
+                      <a:avLst/>
+                    </a:prstGeom>
+                  </pic:spPr>
+                </pic:pic>
+              </a:graphicData>
+            </a:graphic>
+          </wp:inline>
+        </w:drawing>
+      </w:r>
+    </w:p>
+    <w:p>
+      <w:pPr>
+        <w:tabs>
+          <w:tab w:val="left" w:pos="1134"/>
+        </w:tabs>
+        <w:spacing w:after="0"/>
+        <w:ind w:firstLine="709"/>
+        <w:jc w:val="both"/>
+        <w:rPr>
+          <w:rFonts w:ascii="Times New Roman" w:hAnsi="Times New Roman" w:cs="Times New Roman"/>
+          <w:sz w:val="28"/>
+          <w:szCs w:val="28"/>
+          <w:lang w:val="en-US"/>
+        </w:rPr>
+      </w:pPr>
+    </w:p>
+    <w:p>
+      <w:pPr>
+        <w:tabs>
+          <w:tab w:val="left" w:pos="1134"/>
+        </w:tabs>
+        <w:spacing w:after="0"/>
+        <w:ind w:firstLine="709"/>
+        <w:jc w:val="both"/>
+        <w:rPr>
+          <w:rFonts w:ascii="Times New Roman" w:hAnsi="Times New Roman" w:cs="Times New Roman"/>
+          <w:sz w:val="28"/>
+          <w:szCs w:val="28"/>
+          <w:lang w:val="en-US"/>
+        </w:rPr>
+      </w:pPr>
+      <w:r>
+        <w:rPr>
+          <w:rFonts w:ascii="Times New Roman" w:hAnsi="Times New Roman" w:cs="Times New Roman"/>
+          <w:sz w:val="28"/>
+          <w:szCs w:val="28"/>
+          <w:lang w:val="en-US"/>
+        </w:rPr>
+        <w:t>PATCH https://localhost:7257/api/orders/1</w:t>
+      </w:r>
+    </w:p>
+    <w:p>
+      <w:pPr>
+        <w:tabs>
+          <w:tab w:val="left" w:pos="1134"/>
+        </w:tabs>
+        <w:spacing w:after="0"/>
+        <w:ind w:firstLine="709"/>
+        <w:jc w:val="both"/>
+        <w:rPr>
+          <w:rFonts w:ascii="Times New Roman" w:hAnsi="Times New Roman" w:cs="Times New Roman"/>
+          <w:sz w:val="28"/>
+          <w:szCs w:val="28"/>
+        </w:rPr>
+      </w:pPr>
+      <w:proofErr w:type="spellStart"/>
+      <w:r>
+        <w:rPr>
+          <w:rFonts w:ascii="Times New Roman" w:hAnsi="Times New Roman" w:cs="Times New Roman"/>
+          <w:sz w:val="28"/>
+          <w:szCs w:val="28"/>
+        </w:rPr>
+        <w:t>Тіло</w:t>
+      </w:r>
+      <w:proofErr w:type="spellEnd"/>
+      <w:r>
+        <w:rPr>
+          <w:rFonts w:ascii="Times New Roman" w:hAnsi="Times New Roman" w:cs="Times New Roman"/>
+          <w:sz w:val="28"/>
+          <w:szCs w:val="28"/>
+        </w:rPr>
+        <w:t xml:space="preserve"> </w:t>
+      </w:r>
+      <w:proofErr w:type="spellStart"/>
+      <w:r>
+        <w:rPr>
+          <w:rFonts w:ascii="Times New Roman" w:hAnsi="Times New Roman" w:cs="Times New Roman"/>
+          <w:sz w:val="28"/>
+          <w:szCs w:val="28"/>
+        </w:rPr>
+        <w:t>запиту</w:t>
+      </w:r>
+      <w:proofErr w:type="spellEnd"/>
+    </w:p>
+    <w:p>
+      <w:pPr>
+        <w:tabs>
+          <w:tab w:val="left" w:pos="1134"/>
+        </w:tabs>
+        <w:spacing w:after="0"/>
+        <w:ind w:firstLine="709"/>
+        <w:jc w:val="both"/>
+        <w:rPr>
+          <w:rFonts w:ascii="Times New Roman" w:hAnsi="Times New Roman" w:cs="Times New Roman"/>
+          <w:sz w:val="28"/>
+          <w:szCs w:val="28"/>
+          <w:lang w:val="uk-UA"/>
+        </w:rPr>
+      </w:pPr>
+      <w:r>
+        <w:rPr>
+          <w:rFonts w:ascii="Times New Roman" w:hAnsi="Times New Roman" w:cs="Times New Roman"/>
+          <w:sz w:val="28"/>
+          <w:szCs w:val="28"/>
+        </w:rPr>
+        <w:t>{</w:t>
+      </w:r>
+    </w:p>
+    <w:p>
+      <w:pPr>
+        <w:tabs>
+          <w:tab w:val="left" w:pos="1134"/>
+        </w:tabs>
+        <w:spacing w:after="0"/>
+        <w:ind w:firstLine="709"/>
+        <w:jc w:val="both"/>
+        <w:rPr>
+          <w:rFonts w:ascii="Times New Roman" w:hAnsi="Times New Roman" w:cs="Times New Roman"/>
+          <w:sz w:val="28"/>
+          <w:szCs w:val="28"/>
+        </w:rPr>
+      </w:pPr>
+      <w:r>
+        <w:rPr>
+          <w:rFonts w:ascii="Times New Roman" w:hAnsi="Times New Roman" w:cs="Times New Roman"/>
+          <w:sz w:val="28"/>
+          <w:szCs w:val="28"/>
+        </w:rPr>
+        <w:t>"</w:t>
+      </w:r>
+      <w:proofErr w:type="spellStart"/>
+      <w:r>
+        <w:rPr>
+          <w:rFonts w:ascii="Times New Roman" w:hAnsi="Times New Roman" w:cs="Times New Roman"/>
+          <w:sz w:val="28"/>
+          <w:szCs w:val="28"/>
+        </w:rPr>
+        <w:t>status</w:t>
+      </w:r>
+      <w:proofErr w:type="spellEnd"/>
+      <w:r>
+        <w:rPr>
+          <w:rFonts w:ascii="Times New Roman" w:hAnsi="Times New Roman" w:cs="Times New Roman"/>
+          <w:sz w:val="28"/>
+          <w:szCs w:val="28"/>
+        </w:rPr>
+        <w:t>": "</w:t>
+      </w:r>
+      <w:proofErr w:type="spellStart"/>
+      <w:r>
+        <w:rPr>
+          <w:rFonts w:ascii="Times New Roman" w:hAnsi="Times New Roman" w:cs="Times New Roman"/>
+          <w:sz w:val="28"/>
+          <w:szCs w:val="28"/>
+        </w:rPr>
+        <w:t>returned</w:t>
+      </w:r>
+      <w:proofErr w:type="spellEnd"/>
+      <w:r>
+        <w:rPr>
+          <w:rFonts w:ascii="Times New Roman" w:hAnsi="Times New Roman" w:cs="Times New Roman"/>
+          <w:sz w:val="28"/>
+          <w:szCs w:val="28"/>
+        </w:rPr>
+        <w:t>"</w:t>
+      </w:r>
+    </w:p>
+    <w:p>
+      <w:pPr>
+        <w:tabs>
+          <w:tab w:val="left" w:pos="1134"/>
+        </w:tabs>
+        <w:spacing w:after="0"/>
+        <w:ind w:firstLine="709"/>
+        <w:jc w:val="both"/>
+        <w:rPr>
+          <w:rFonts w:ascii="Times New Roman" w:hAnsi="Times New Roman" w:cs="Times New Roman"/>
+          <w:sz w:val="28"/>
+          <w:szCs w:val="28"/>
+        </w:rPr>
+      </w:pPr>
+      <w:r>
+        <w:rPr>
+          <w:rFonts w:ascii="Times New Roman" w:hAnsi="Times New Roman" w:cs="Times New Roman"/>
+          <w:sz w:val="28"/>
+          <w:szCs w:val="28"/>
+        </w:rPr>
+        <w:t>}</w:t>
+      </w:r>
+    </w:p>
+    <w:p>
+      <w:pPr>
+        <w:tabs>
+          <w:tab w:val="left" w:pos="1134"/>
+        </w:tabs>
+        <w:spacing w:after="0"/>
+        <w:jc w:val="center"/>
+        <w:rPr>
+          <w:rFonts w:ascii="Times New Roman" w:hAnsi="Times New Roman" w:cs="Times New Roman"/>
+          <w:sz w:val="28"/>
+          <w:szCs w:val="28"/>
+        </w:rPr>
+      </w:pPr>
+      <w:r>
+        <w:rPr>
+          <w:rFonts w:ascii="Times New Roman" w:hAnsi="Times New Roman" w:cs="Times New Roman"/>
+          <w:sz w:val="28"/>
+          <w:szCs w:val="28"/>
+        </w:rPr>
+        <w:drawing>
+          <wp:inline distT="0" distB="0" distL="0" distR="0" wp14:anchorId="4938B00C" wp14:editId="79BF0698">
+            <wp:extent cx="5940425" cy="3143885"/>
+            <wp:effectExtent l="0" t="0" r="3175" b="0"/>
+            <wp:docPr id="5" name="Рисунок 5"/>
+            <wp:cNvGraphicFramePr>
+              <a:graphicFrameLocks xmlns:a="http://schemas.openxmlformats.org/drawingml/2006/main" noChangeAspect="1"/>
+            </wp:cNvGraphicFramePr>
+            <a:graphic xmlns:a="http://schemas.openxmlformats.org/drawingml/2006/main">
+              <a:graphicData uri="http://schemas.openxmlformats.org/drawingml/2006/picture">
+                <pic:pic xmlns:pic="http://schemas.openxmlformats.org/drawingml/2006/picture">
+                  <pic:nvPicPr>
+                    <pic:cNvPr id="1" name=""/>
+                    <pic:cNvPicPr/>
+                  </pic:nvPicPr>
+                  <pic:blipFill>
+                    <a:blip r:embed="rId9"/>
+                    <a:stretch>
+                      <a:fillRect/>
+                    </a:stretch>
+                  </pic:blipFill>
+                  <pic:spPr>
+                    <a:xfrm>
+                      <a:off x="0" y="0"/>
+                      <a:ext cx="5940425" cy="3143885"/>
+                    </a:xfrm>
+                    <a:prstGeom prst="rect">
+                      <a:avLst/>
+                    </a:prstGeom>
+                  </pic:spPr>
+                </pic:pic>
+              </a:graphicData>
+            </a:graphic>
+          </wp:inline>
+        </w:drawing>
+      </w:r>
+    </w:p>
+    <w:p>
+      <w:pPr>
+        <w:tabs>
+          <w:tab w:val="left" w:pos="1134"/>
+        </w:tabs>
+        <w:spacing w:after="0"/>
+        <w:ind w:firstLine="709"/>
+        <w:jc w:val="both"/>
+        <w:rPr>
+          <w:rFonts w:ascii="Times New Roman" w:hAnsi="Times New Roman" w:cs="Times New Roman"/>
+          <w:sz w:val="28"/>
+          <w:szCs w:val="28"/>
+        </w:rPr>
+      </w:pPr>
+      <w:r>
+        <w:rPr>
+          <w:rFonts w:ascii="Times New Roman" w:hAnsi="Times New Roman" w:cs="Times New Roman"/>
+          <w:sz w:val="28"/>
+          <w:szCs w:val="28"/>
+        </w:rPr>
+        <w:br w:type="page"/>
+      </w:r>
+    </w:p>
+    <w:p>
+      <w:pPr>
+        <w:spacing w:after="0"/>
+        <w:ind w:firstLine="709"/>
+        <w:jc w:val="both"/>
+        <w:rPr>
+          <w:rFonts w:ascii="Times New Roman" w:hAnsi="Times New Roman" w:cs="Times New Roman"/>
           <w:b/>
           <w:i/>
           <w:sz w:val="28"/>
@@ -2977,7 +10245,7 @@
           <w:szCs w:val="28"/>
           <w:lang w:val="uk-UA"/>
         </w:rPr>
-        <w:t>п</w:t>
+        <w:t>у</w:t>
       </w:r>
       <w:r>
         <w:rPr>
@@ -2986,7 +10254,7 @@
           <w:szCs w:val="28"/>
           <w:lang w:val="uk-UA"/>
         </w:rPr>
-        <w:t xml:space="preserve">ід час виконання лабораторної роботи було сформовано інженерну специфікацію нефункціональних вимог для системи автоматизації гібридної бібліотеки шляхом визначення дванадцяти ключових атрибутів якості. Використовуючи структурну модель стимул-реакція, для кожного атрибута було чітко визначено джерело, тригерну подію, залучений програмний артефакт, очікувану поведінку та точну метрику вимірювання результату. Такий підхід дозволив формалізувати технічні критерії продуктивності, безпеки, </w:t>
+        <w:t xml:space="preserve"> ході виконання лабораторної роботи було досліджено та практично застосовано архітектурний </w:t>
       </w:r>
       <w:proofErr w:type="spellStart"/>
       <w:r>
@@ -2996,7 +10264,7 @@
           <w:szCs w:val="28"/>
           <w:lang w:val="uk-UA"/>
         </w:rPr>
-        <w:t>відмовостійкості</w:t>
+        <w:t>патерн</w:t>
       </w:r>
       <w:proofErr w:type="spellEnd"/>
       <w:r>
@@ -3006,7 +10274,7 @@
           <w:szCs w:val="28"/>
           <w:lang w:val="uk-UA"/>
         </w:rPr>
-        <w:t xml:space="preserve"> та масштабованості бази даних і </w:t>
+        <w:t xml:space="preserve"> </w:t>
       </w:r>
       <w:proofErr w:type="spellStart"/>
       <w:r>
@@ -3016,7 +10284,7 @@
           <w:szCs w:val="28"/>
           <w:lang w:val="uk-UA"/>
         </w:rPr>
-        <w:t>вебпорталу</w:t>
+        <w:t>Layered</w:t>
       </w:r>
       <w:proofErr w:type="spellEnd"/>
       <w:r>
@@ -3026,7 +10294,7 @@
           <w:szCs w:val="28"/>
           <w:lang w:val="uk-UA"/>
         </w:rPr>
-        <w:t xml:space="preserve">. </w:t>
+        <w:t xml:space="preserve"> </w:t>
       </w:r>
       <w:proofErr w:type="spellStart"/>
       <w:r>
@@ -3036,7 +10304,7 @@
           <w:szCs w:val="28"/>
           <w:lang w:val="uk-UA"/>
         </w:rPr>
-        <w:t>Пріоритезація</w:t>
+        <w:t>Architecture</w:t>
       </w:r>
       <w:proofErr w:type="spellEnd"/>
       <w:r>
@@ -3046,7 +10314,27 @@
           <w:szCs w:val="28"/>
           <w:lang w:val="uk-UA"/>
         </w:rPr>
-        <w:t xml:space="preserve"> цих метрик забезпечила створення фундаментальної бази для прийняття подальших архітектурних рішень щодо вибору хмарної серверної інфраструктури, методів шифрування персональних даних та алгоритмів контролю транзакцій при одночасному обслуговуванні фізичного й електронного книжкового фонду.</w:t>
+        <w:t xml:space="preserve"> для розробки REST API системи автоматизації роботи </w:t>
+      </w:r>
+      <w:proofErr w:type="spellStart"/>
+      <w:r>
+        <w:rPr>
+          <w:rFonts w:ascii="Times New Roman" w:hAnsi="Times New Roman" w:cs="Times New Roman"/>
+          <w:sz w:val="28"/>
+          <w:szCs w:val="28"/>
+          <w:lang w:val="uk-UA"/>
+        </w:rPr>
+        <w:t>бібліотекаря</w:t>
+      </w:r>
+      <w:proofErr w:type="spellEnd"/>
+      <w:r>
+        <w:rPr>
+          <w:rFonts w:ascii="Times New Roman" w:hAnsi="Times New Roman" w:cs="Times New Roman"/>
+          <w:sz w:val="28"/>
+          <w:szCs w:val="28"/>
+          <w:lang w:val="uk-UA"/>
+        </w:rPr>
+        <w:t>. Чітке розділення системи на рівні представлення, бізнес-логіки та роботи з даними дозволило написати масштабований код та успішно впровадити атрибути якості щодо продуктивності, надійності, безпеки та ремонтопридатності. Успішна імплементація п'яти ключових сценаріїв підтвердила дієздатність обраної архітектури та забезпечила повну відповідність розробленого програмного інтерфейсу визначеним технічним вимогам.</w:t>
       </w:r>
     </w:p>
     <w:p>
